--- a/proposta-surcin/04-proposta-comercial.docx
+++ b/proposta-surcin/04-proposta-comercial.docx
@@ -144,7 +144,7 @@
         <w:rPr>
           <w:i w:val="0"/>
         </w:rPr>
-        <w:t>O trabalho é dividido em etapas independentes. Cada etapa termina com uma entrega e uma decisão da cliente sobre seguir para a próxima. A implementação de automações não faz parte desta proposta: ela será orçada com base no que o mapeamento revelar.</w:t>
+        <w:t>O trabalho segue uma sequência simples: primeiro entender como a empresa funciona hoje, depois organizar quem faz o quê e, só então, redesenhar fluxos e planejar automações. A implementação das automações não faz parte desta proposta: ela será orçada com base no que o mapeamento revelar.</w:t>
       </w:r>
     </w:p>
     <w:tbl>
@@ -224,7 +224,7 @@
                 <w:b w:val="0"/>
                 <w:sz w:val="20"/>
               </w:rPr>
-              <w:t>0 · Reunião de descoberta</w:t>
+              <w:t>0 · Reunião inicial e diagnóstico preliminar</w:t>
             </w:r>
           </w:p>
         </w:tc>
@@ -239,7 +239,7 @@
                 <w:b w:val="0"/>
                 <w:sz w:val="20"/>
               </w:rPr>
-              <w:t>Conversa de 2h30 com a Thamires sobre toda a empresa</w:t>
+              <w:t>Conversa de 2h30 com a Thamires sobre toda a empresa; leitura apresentada nesta reunião</w:t>
             </w:r>
           </w:p>
         </w:tc>
@@ -254,7 +254,7 @@
                 <w:b w:val="0"/>
                 <w:sz w:val="20"/>
               </w:rPr>
-              <w:t>Concluída (12/10/2026)</w:t>
+              <w:t>Concluída, sem custo</w:t>
             </w:r>
           </w:p>
         </w:tc>
@@ -271,7 +271,7 @@
                 <w:b w:val="0"/>
                 <w:sz w:val="20"/>
               </w:rPr>
-              <w:t>1 · Diagnóstico e estrutura organizacional</w:t>
+              <w:t>1 · Mapeamento dos processos atuais</w:t>
             </w:r>
           </w:p>
         </w:tc>
@@ -286,7 +286,7 @@
                 <w:b w:val="0"/>
                 <w:sz w:val="20"/>
               </w:rPr>
-              <w:t>Entrevistas com a equipe, inventário de ferramentas, diagnóstico consolidado e organograma proposto</w:t>
+              <w:t>Entrevistas com a equipe, insumos e saídas de cada tarefa, gargalos e dependências entre pessoas e áreas</w:t>
             </w:r>
           </w:p>
         </w:tc>
@@ -318,7 +318,7 @@
                 <w:b w:val="0"/>
                 <w:sz w:val="20"/>
               </w:rPr>
-              <w:t>2 · Mapeamento detalhado de processos</w:t>
+              <w:t>2 · Estrutura organizacional</w:t>
             </w:r>
           </w:p>
         </w:tc>
@@ -333,7 +333,7 @@
                 <w:b w:val="0"/>
                 <w:sz w:val="20"/>
               </w:rPr>
-              <w:t>Fluxos atuais e otimizados dos processos prioritários, gargalos, dependências e backlog de automação</w:t>
+              <w:t>Organograma atual e proposto, áreas, papéis e matriz de responsabilidades</w:t>
             </w:r>
           </w:p>
         </w:tc>
@@ -365,7 +365,7 @@
                 <w:b w:val="0"/>
                 <w:sz w:val="20"/>
               </w:rPr>
-              <w:t>3 · Implementação</w:t>
+              <w:t>3 · Fluxos otimizados e plano de automação</w:t>
             </w:r>
           </w:p>
         </w:tc>
@@ -380,7 +380,7 @@
                 <w:b w:val="0"/>
                 <w:sz w:val="20"/>
               </w:rPr>
-              <w:t>Execução das melhorias e automações em pacotes</w:t>
+              <w:t>Redesenho dos processos prioritários e lista de automações com esforço estimado</w:t>
             </w:r>
           </w:p>
         </w:tc>
@@ -395,7 +395,7 @@
                 <w:b w:val="0"/>
                 <w:sz w:val="20"/>
               </w:rPr>
-              <w:t>Proposta futura, após a Etapa 2</w:t>
+              <w:t>Nesta proposta (opção Completa)</w:t>
             </w:r>
           </w:p>
         </w:tc>
@@ -412,7 +412,7 @@
                 <w:b w:val="0"/>
                 <w:sz w:val="20"/>
               </w:rPr>
-              <w:t>4 · Acompanhamento</w:t>
+              <w:t>4 · Implementação e acompanhamento</w:t>
             </w:r>
           </w:p>
         </w:tc>
@@ -427,7 +427,7 @@
                 <w:b w:val="0"/>
                 <w:sz w:val="20"/>
               </w:rPr>
-              <w:t>Ajustes e evolução mensal com franquia de horas</w:t>
+              <w:t>Execução das melhorias em pacotes e ajustes mensais</w:t>
             </w:r>
           </w:p>
         </w:tc>
@@ -442,7 +442,7 @@
                 <w:b w:val="0"/>
                 <w:sz w:val="20"/>
               </w:rPr>
-              <w:t>Opcional, após a Etapa 3</w:t>
+              <w:t>Proposta futura, após a Etapa 3</w:t>
             </w:r>
           </w:p>
         </w:tc>
@@ -454,127 +454,7 @@
         <w:pStyle w:val="Heading1"/>
       </w:pPr>
       <w:r>
-        <w:t>4. Escopo e entregáveis</w:t>
-      </w:r>
-    </w:p>
-    <w:p>
-      <w:pPr>
-        <w:pStyle w:val="Heading2"/>
-      </w:pPr>
-      <w:r>
-        <w:t>Etapa 1 · Diagnóstico e estrutura organizacional</w:t>
-      </w:r>
-    </w:p>
-    <w:p>
-      <w:pPr>
-        <w:pStyle w:val="ListBullet"/>
-      </w:pPr>
-      <w:r>
-        <w:t>Consolidação da reunião de descoberta (transcrição e gravação).</w:t>
-      </w:r>
-    </w:p>
-    <w:p>
-      <w:pPr>
-        <w:pStyle w:val="ListBullet"/>
-      </w:pPr>
-      <w:r>
-        <w:t>Entrevistas com os funcionários das quatro áreas (até 6 entrevistas de 45 a 60 min).</w:t>
-      </w:r>
-    </w:p>
-    <w:p>
-      <w:pPr>
-        <w:pStyle w:val="ListBullet"/>
-      </w:pPr>
-      <w:r>
-        <w:t>Inventário das ferramentas: finalidade, usuários, acessos e possibilidades de integração.</w:t>
-      </w:r>
-    </w:p>
-    <w:p>
-      <w:pPr>
-        <w:pStyle w:val="ListBullet"/>
-      </w:pPr>
-      <w:r>
-        <w:t>Relatório de diagnóstico: dores, causas, riscos e oportunidades priorizadas.</w:t>
-      </w:r>
-    </w:p>
-    <w:p>
-      <w:pPr>
-        <w:pStyle w:val="ListBullet"/>
-      </w:pPr>
-      <w:r>
-        <w:t>Estrutura organizacional: organograma atual e proposto, papéis por área e matriz de responsabilidades (RACI).</w:t>
-      </w:r>
-    </w:p>
-    <w:p>
-      <w:pPr>
-        <w:pStyle w:val="ListBullet"/>
-      </w:pPr>
-      <w:r>
-        <w:t>Inventário macro de processos e escolha dos processos prioritários para a Etapa 2.</w:t>
-      </w:r>
-    </w:p>
-    <w:p>
-      <w:pPr>
-        <w:pStyle w:val="ListBullet"/>
-      </w:pPr>
-      <w:r>
-        <w:t>Apresentação executiva dos resultados (1 reunião).</w:t>
-      </w:r>
-    </w:p>
-    <w:p>
-      <w:pPr>
-        <w:pStyle w:val="Heading2"/>
-      </w:pPr>
-      <w:r>
-        <w:t>Etapa 2 · Mapeamento detalhado de processos</w:t>
-      </w:r>
-    </w:p>
-    <w:p>
-      <w:pPr>
-        <w:pStyle w:val="ListBullet"/>
-      </w:pPr>
-      <w:r>
-        <w:t>Mapeamento de até 4 processos prioritários, escolhidos com a Thamires ao fim da Etapa 1.</w:t>
-      </w:r>
-    </w:p>
-    <w:p>
-      <w:pPr>
-        <w:pStyle w:val="ListBullet"/>
-      </w:pPr>
-      <w:r>
-        <w:t>Fluxos atuais (AS-IS) desenhados em raias e validados com quem executa.</w:t>
-      </w:r>
-    </w:p>
-    <w:p>
-      <w:pPr>
-        <w:pStyle w:val="ListBullet"/>
-      </w:pPr>
-      <w:r>
-        <w:t>Matriz de dependências entre pessoas e áreas e lista de gargalos.</w:t>
-      </w:r>
-    </w:p>
-    <w:p>
-      <w:pPr>
-        <w:pStyle w:val="ListBullet"/>
-      </w:pPr>
-      <w:r>
-        <w:t>Fluxos otimizados (TO-BE) para cada processo mapeado.</w:t>
-      </w:r>
-    </w:p>
-    <w:p>
-      <w:pPr>
-        <w:pStyle w:val="ListBullet"/>
-      </w:pPr>
-      <w:r>
-        <w:t>Backlog de oportunidades de automação, priorizado, com estimativa de esforço por pacote.</w:t>
-      </w:r>
-    </w:p>
-    <w:p>
-      <w:pPr>
-        <w:pStyle w:val="ListBullet"/>
-      </w:pPr>
-      <w:r>
-        <w:t>Apresentação executiva e proposta de implementação (Etapa 3) sem custo adicional.</w:t>
+        <w:t>4. Escopo e entregáveis: duas opções</w:t>
       </w:r>
     </w:p>
     <w:p>
@@ -582,9 +462,452 @@
         <w:rPr>
           <w:i w:val="0"/>
         </w:rPr>
-        <w:t>Processos adicionais podem ser incluídos na Etapa 2 com valor unitário (ver seção 7).</w:t>
+        <w:t>A Thamires escolhe o tamanho do escopo. A opção Essencial pode ser ampliada depois para a Completa por aditivo.</w:t>
       </w:r>
     </w:p>
+    <w:tbl>
+      <w:tblPr>
+        <w:tblStyle w:val="TableGrid"/>
+        <w:tblW w:type="auto" w:w="0"/>
+        <w:jc w:val="center"/>
+        <w:tblLook w:firstColumn="1" w:firstRow="1" w:lastColumn="0" w:lastRow="0" w:noHBand="0" w:noVBand="1" w:val="04A0"/>
+      </w:tblPr>
+      <w:tblGrid>
+        <w:gridCol w:w="3249"/>
+        <w:gridCol w:w="3249"/>
+        <w:gridCol w:w="3249"/>
+      </w:tblGrid>
+      <w:tr>
+        <w:tc>
+          <w:tcPr>
+            <w:tcW w:type="dxa" w:w="3118"/>
+            <w:shd w:val="clear" w:color="auto" w:fill="1F3A5F"/>
+          </w:tcPr>
+          <w:p>
+            <w:r/>
+            <w:r>
+              <w:rPr>
+                <w:b/>
+                <w:color w:val="FFFFFF"/>
+                <w:sz w:val="20"/>
+              </w:rPr>
+              <w:t>Entregável</w:t>
+            </w:r>
+          </w:p>
+        </w:tc>
+        <w:tc>
+          <w:tcPr>
+            <w:tcW w:type="dxa" w:w="2551"/>
+            <w:shd w:val="clear" w:color="auto" w:fill="1F3A5F"/>
+          </w:tcPr>
+          <w:p>
+            <w:r/>
+            <w:r>
+              <w:rPr>
+                <w:b/>
+                <w:color w:val="FFFFFF"/>
+                <w:sz w:val="20"/>
+              </w:rPr>
+              <w:t>Essencial</w:t>
+            </w:r>
+          </w:p>
+        </w:tc>
+        <w:tc>
+          <w:tcPr>
+            <w:tcW w:type="dxa" w:w="3402"/>
+            <w:shd w:val="clear" w:color="auto" w:fill="1F3A5F"/>
+          </w:tcPr>
+          <w:p>
+            <w:r/>
+            <w:r>
+              <w:rPr>
+                <w:b/>
+                <w:color w:val="FFFFFF"/>
+                <w:sz w:val="20"/>
+              </w:rPr>
+              <w:t>Completa (recomendada)</w:t>
+            </w:r>
+          </w:p>
+        </w:tc>
+      </w:tr>
+      <w:tr>
+        <w:tc>
+          <w:tcPr>
+            <w:tcW w:type="dxa" w:w="3118"/>
+          </w:tcPr>
+          <w:p>
+            <w:r/>
+            <w:r>
+              <w:rPr>
+                <w:b w:val="0"/>
+                <w:sz w:val="20"/>
+              </w:rPr>
+              <w:t>Entrevistas com a equipe (cerca de 1 h cada)</w:t>
+            </w:r>
+          </w:p>
+        </w:tc>
+        <w:tc>
+          <w:tcPr>
+            <w:tcW w:type="dxa" w:w="2551"/>
+          </w:tcPr>
+          <w:p>
+            <w:r/>
+            <w:r>
+              <w:rPr>
+                <w:b w:val="0"/>
+                <w:sz w:val="20"/>
+              </w:rPr>
+              <w:t>Até 4 pessoas</w:t>
+            </w:r>
+          </w:p>
+        </w:tc>
+        <w:tc>
+          <w:tcPr>
+            <w:tcW w:type="dxa" w:w="3402"/>
+          </w:tcPr>
+          <w:p>
+            <w:r/>
+            <w:r>
+              <w:rPr>
+                <w:b w:val="0"/>
+                <w:sz w:val="20"/>
+              </w:rPr>
+              <w:t>Até 5 pessoas</w:t>
+            </w:r>
+          </w:p>
+        </w:tc>
+      </w:tr>
+      <w:tr>
+        <w:tc>
+          <w:tcPr>
+            <w:tcW w:type="dxa" w:w="3118"/>
+          </w:tcPr>
+          <w:p>
+            <w:r/>
+            <w:r>
+              <w:rPr>
+                <w:b w:val="0"/>
+                <w:sz w:val="20"/>
+              </w:rPr>
+              <w:t>Processos atuais mapeados e validados</w:t>
+            </w:r>
+          </w:p>
+        </w:tc>
+        <w:tc>
+          <w:tcPr>
+            <w:tcW w:type="dxa" w:w="2551"/>
+          </w:tcPr>
+          <w:p>
+            <w:r/>
+            <w:r>
+              <w:rPr>
+                <w:b w:val="0"/>
+                <w:sz w:val="20"/>
+              </w:rPr>
+              <w:t>Até 5</w:t>
+            </w:r>
+          </w:p>
+        </w:tc>
+        <w:tc>
+          <w:tcPr>
+            <w:tcW w:type="dxa" w:w="3402"/>
+          </w:tcPr>
+          <w:p>
+            <w:r/>
+            <w:r>
+              <w:rPr>
+                <w:b w:val="0"/>
+                <w:sz w:val="20"/>
+              </w:rPr>
+              <w:t>Até 8</w:t>
+            </w:r>
+          </w:p>
+        </w:tc>
+      </w:tr>
+      <w:tr>
+        <w:tc>
+          <w:tcPr>
+            <w:tcW w:type="dxa" w:w="3118"/>
+          </w:tcPr>
+          <w:p>
+            <w:r/>
+            <w:r>
+              <w:rPr>
+                <w:b w:val="0"/>
+                <w:sz w:val="20"/>
+              </w:rPr>
+              <w:t>Gargalos e matriz de dependências</w:t>
+            </w:r>
+          </w:p>
+        </w:tc>
+        <w:tc>
+          <w:tcPr>
+            <w:tcW w:type="dxa" w:w="2551"/>
+          </w:tcPr>
+          <w:p>
+            <w:r/>
+            <w:r>
+              <w:rPr>
+                <w:b w:val="0"/>
+                <w:sz w:val="20"/>
+              </w:rPr>
+              <w:t>Sim</w:t>
+            </w:r>
+          </w:p>
+        </w:tc>
+        <w:tc>
+          <w:tcPr>
+            <w:tcW w:type="dxa" w:w="3402"/>
+          </w:tcPr>
+          <w:p>
+            <w:r/>
+            <w:r>
+              <w:rPr>
+                <w:b w:val="0"/>
+                <w:sz w:val="20"/>
+              </w:rPr>
+              <w:t>Sim</w:t>
+            </w:r>
+          </w:p>
+        </w:tc>
+      </w:tr>
+      <w:tr>
+        <w:tc>
+          <w:tcPr>
+            <w:tcW w:type="dxa" w:w="3118"/>
+          </w:tcPr>
+          <w:p>
+            <w:r/>
+            <w:r>
+              <w:rPr>
+                <w:b w:val="0"/>
+                <w:sz w:val="20"/>
+              </w:rPr>
+              <w:t>Inventário das ferramentas e uso real</w:t>
+            </w:r>
+          </w:p>
+        </w:tc>
+        <w:tc>
+          <w:tcPr>
+            <w:tcW w:type="dxa" w:w="2551"/>
+          </w:tcPr>
+          <w:p>
+            <w:r/>
+            <w:r>
+              <w:rPr>
+                <w:b w:val="0"/>
+                <w:sz w:val="20"/>
+              </w:rPr>
+              <w:t>Sim</w:t>
+            </w:r>
+          </w:p>
+        </w:tc>
+        <w:tc>
+          <w:tcPr>
+            <w:tcW w:type="dxa" w:w="3402"/>
+          </w:tcPr>
+          <w:p>
+            <w:r/>
+            <w:r>
+              <w:rPr>
+                <w:b w:val="0"/>
+                <w:sz w:val="20"/>
+              </w:rPr>
+              <w:t>Sim</w:t>
+            </w:r>
+          </w:p>
+        </w:tc>
+      </w:tr>
+      <w:tr>
+        <w:tc>
+          <w:tcPr>
+            <w:tcW w:type="dxa" w:w="3118"/>
+          </w:tcPr>
+          <w:p>
+            <w:r/>
+            <w:r>
+              <w:rPr>
+                <w:b w:val="0"/>
+                <w:sz w:val="20"/>
+              </w:rPr>
+              <w:t>Estrutura organizacional</w:t>
+            </w:r>
+          </w:p>
+        </w:tc>
+        <w:tc>
+          <w:tcPr>
+            <w:tcW w:type="dxa" w:w="2551"/>
+          </w:tcPr>
+          <w:p>
+            <w:r/>
+            <w:r>
+              <w:rPr>
+                <w:b w:val="0"/>
+                <w:sz w:val="20"/>
+              </w:rPr>
+              <w:t>Organograma e matriz de responsabilidades</w:t>
+            </w:r>
+          </w:p>
+        </w:tc>
+        <w:tc>
+          <w:tcPr>
+            <w:tcW w:type="dxa" w:w="3402"/>
+          </w:tcPr>
+          <w:p>
+            <w:r/>
+            <w:r>
+              <w:rPr>
+                <w:b w:val="0"/>
+                <w:sz w:val="20"/>
+              </w:rPr>
+              <w:t>Organograma atual e proposto, matriz de responsabilidades e descrição de papéis</w:t>
+            </w:r>
+          </w:p>
+        </w:tc>
+      </w:tr>
+      <w:tr>
+        <w:tc>
+          <w:tcPr>
+            <w:tcW w:type="dxa" w:w="3118"/>
+          </w:tcPr>
+          <w:p>
+            <w:r/>
+            <w:r>
+              <w:rPr>
+                <w:b w:val="0"/>
+                <w:sz w:val="20"/>
+              </w:rPr>
+              <w:t>Fluxos otimizados</w:t>
+            </w:r>
+          </w:p>
+        </w:tc>
+        <w:tc>
+          <w:tcPr>
+            <w:tcW w:type="dxa" w:w="2551"/>
+          </w:tcPr>
+          <w:p>
+            <w:r/>
+            <w:r>
+              <w:rPr>
+                <w:b w:val="0"/>
+                <w:sz w:val="20"/>
+              </w:rPr>
+              <w:t>Não</w:t>
+            </w:r>
+          </w:p>
+        </w:tc>
+        <w:tc>
+          <w:tcPr>
+            <w:tcW w:type="dxa" w:w="3402"/>
+          </w:tcPr>
+          <w:p>
+            <w:r/>
+            <w:r>
+              <w:rPr>
+                <w:b w:val="0"/>
+                <w:sz w:val="20"/>
+              </w:rPr>
+              <w:t>5 processos prioritários</w:t>
+            </w:r>
+          </w:p>
+        </w:tc>
+      </w:tr>
+      <w:tr>
+        <w:tc>
+          <w:tcPr>
+            <w:tcW w:type="dxa" w:w="3118"/>
+          </w:tcPr>
+          <w:p>
+            <w:r/>
+            <w:r>
+              <w:rPr>
+                <w:b w:val="0"/>
+                <w:sz w:val="20"/>
+              </w:rPr>
+              <w:t>Plano de automação</w:t>
+            </w:r>
+          </w:p>
+        </w:tc>
+        <w:tc>
+          <w:tcPr>
+            <w:tcW w:type="dxa" w:w="2551"/>
+          </w:tcPr>
+          <w:p>
+            <w:r/>
+            <w:r>
+              <w:rPr>
+                <w:b w:val="0"/>
+                <w:sz w:val="20"/>
+              </w:rPr>
+              <w:t>Lista priorizada, sem estimativa</w:t>
+            </w:r>
+          </w:p>
+        </w:tc>
+        <w:tc>
+          <w:tcPr>
+            <w:tcW w:type="dxa" w:w="3402"/>
+          </w:tcPr>
+          <w:p>
+            <w:r/>
+            <w:r>
+              <w:rPr>
+                <w:b w:val="0"/>
+                <w:sz w:val="20"/>
+              </w:rPr>
+              <w:t>Lista priorizada com esforço estimado, base para orçar a implementação</w:t>
+            </w:r>
+          </w:p>
+        </w:tc>
+      </w:tr>
+      <w:tr>
+        <w:tc>
+          <w:tcPr>
+            <w:tcW w:type="dxa" w:w="3118"/>
+          </w:tcPr>
+          <w:p>
+            <w:r/>
+            <w:r>
+              <w:rPr>
+                <w:b w:val="0"/>
+                <w:sz w:val="20"/>
+              </w:rPr>
+              <w:t>Relatório e apresentação executiva</w:t>
+            </w:r>
+          </w:p>
+        </w:tc>
+        <w:tc>
+          <w:tcPr>
+            <w:tcW w:type="dxa" w:w="2551"/>
+          </w:tcPr>
+          <w:p>
+            <w:r/>
+            <w:r>
+              <w:rPr>
+                <w:b w:val="0"/>
+                <w:sz w:val="20"/>
+              </w:rPr>
+              <w:t>Sim</w:t>
+            </w:r>
+          </w:p>
+        </w:tc>
+        <w:tc>
+          <w:tcPr>
+            <w:tcW w:type="dxa" w:w="3402"/>
+          </w:tcPr>
+          <w:p>
+            <w:r/>
+            <w:r>
+              <w:rPr>
+                <w:b w:val="0"/>
+                <w:sz w:val="20"/>
+              </w:rPr>
+              <w:t>Sim</w:t>
+            </w:r>
+          </w:p>
+        </w:tc>
+      </w:tr>
+    </w:tbl>
+    <w:p/>
     <w:p>
       <w:pPr>
         <w:pStyle w:val="Heading1"/>
@@ -654,7 +977,7 @@
         <w:rPr>
           <w:i w:val="0"/>
         </w:rPr>
-        <w:t>As horas abaixo foram estimadas antes de definir o preço e já incluem 20% de contingência.</w:t>
+        <w:t>As horas foram estimadas antes de definir o preço. Premissas: 2 h por entrevista (1 h de conversa e 1 h de preparação e registro), 2 h por processo mapeado, 2 h por processo redesenhado e 20% de contingência.</w:t>
       </w:r>
     </w:p>
     <w:tbl>
@@ -665,13 +988,14 @@
         <w:tblLook w:firstColumn="1" w:firstRow="1" w:lastColumn="0" w:lastRow="0" w:noHBand="0" w:noVBand="1" w:val="04A0"/>
       </w:tblPr>
       <w:tblGrid>
-        <w:gridCol w:w="4873"/>
-        <w:gridCol w:w="4873"/>
+        <w:gridCol w:w="3249"/>
+        <w:gridCol w:w="3249"/>
+        <w:gridCol w:w="3249"/>
       </w:tblGrid>
       <w:tr>
         <w:tc>
           <w:tcPr>
-            <w:tcW w:type="dxa" w:w="6803"/>
+            <w:tcW w:type="dxa" w:w="5102"/>
             <w:shd w:val="clear" w:color="auto" w:fill="1F3A5F"/>
           </w:tcPr>
           <w:p>
@@ -688,7 +1012,7 @@
         </w:tc>
         <w:tc>
           <w:tcPr>
-            <w:tcW w:type="dxa" w:w="2268"/>
+            <w:tcW w:type="dxa" w:w="1984"/>
             <w:shd w:val="clear" w:color="auto" w:fill="1F3A5F"/>
           </w:tcPr>
           <w:p>
@@ -699,7 +1023,24 @@
                 <w:color w:val="FFFFFF"/>
                 <w:sz w:val="20"/>
               </w:rPr>
-              <w:t>Horas</w:t>
+              <w:t>Essencial</w:t>
+            </w:r>
+          </w:p>
+        </w:tc>
+        <w:tc>
+          <w:tcPr>
+            <w:tcW w:type="dxa" w:w="1984"/>
+            <w:shd w:val="clear" w:color="auto" w:fill="1F3A5F"/>
+          </w:tcPr>
+          <w:p>
+            <w:r/>
+            <w:r>
+              <w:rPr>
+                <w:b/>
+                <w:color w:val="FFFFFF"/>
+                <w:sz w:val="20"/>
+              </w:rPr>
+              <w:t>Completa</w:t>
             </w:r>
           </w:p>
         </w:tc>
@@ -707,22 +1048,7 @@
       <w:tr>
         <w:tc>
           <w:tcPr>
-            <w:tcW w:type="dxa" w:w="6803"/>
-          </w:tcPr>
-          <w:p>
-            <w:r/>
-            <w:r>
-              <w:rPr>
-                <w:b/>
-                <w:sz w:val="20"/>
-              </w:rPr>
-              <w:t>Etapa 1 · Diagnóstico e estrutura</w:t>
-            </w:r>
-          </w:p>
-        </w:tc>
-        <w:tc>
-          <w:tcPr>
-            <w:tcW w:type="dxa" w:w="2268"/>
+            <w:tcW w:type="dxa" w:w="5102"/>
           </w:tcPr>
           <w:p>
             <w:r/>
@@ -731,14 +1057,13 @@
                 <w:b w:val="0"/>
                 <w:sz w:val="20"/>
               </w:rPr>
+              <w:t>Entrevistas com a equipe</w:t>
             </w:r>
           </w:p>
         </w:tc>
-      </w:tr>
-      <w:tr>
         <w:tc>
           <w:tcPr>
-            <w:tcW w:type="dxa" w:w="6803"/>
+            <w:tcW w:type="dxa" w:w="1984"/>
           </w:tcPr>
           <w:p>
             <w:r/>
@@ -747,13 +1072,107 @@
                 <w:b w:val="0"/>
                 <w:sz w:val="20"/>
               </w:rPr>
-              <w:t>Consolidação da reunião de descoberta</w:t>
+              <w:t>8</w:t>
             </w:r>
           </w:p>
         </w:tc>
         <w:tc>
           <w:tcPr>
-            <w:tcW w:type="dxa" w:w="2268"/>
+            <w:tcW w:type="dxa" w:w="1984"/>
+          </w:tcPr>
+          <w:p>
+            <w:r/>
+            <w:r>
+              <w:rPr>
+                <w:b w:val="0"/>
+                <w:sz w:val="20"/>
+              </w:rPr>
+              <w:t>10</w:t>
+            </w:r>
+          </w:p>
+        </w:tc>
+      </w:tr>
+      <w:tr>
+        <w:tc>
+          <w:tcPr>
+            <w:tcW w:type="dxa" w:w="5102"/>
+          </w:tcPr>
+          <w:p>
+            <w:r/>
+            <w:r>
+              <w:rPr>
+                <w:b w:val="0"/>
+                <w:sz w:val="20"/>
+              </w:rPr>
+              <w:t>Mapeamento dos processos atuais</w:t>
+            </w:r>
+          </w:p>
+        </w:tc>
+        <w:tc>
+          <w:tcPr>
+            <w:tcW w:type="dxa" w:w="1984"/>
+          </w:tcPr>
+          <w:p>
+            <w:r/>
+            <w:r>
+              <w:rPr>
+                <w:b w:val="0"/>
+                <w:sz w:val="20"/>
+              </w:rPr>
+              <w:t>10</w:t>
+            </w:r>
+          </w:p>
+        </w:tc>
+        <w:tc>
+          <w:tcPr>
+            <w:tcW w:type="dxa" w:w="1984"/>
+          </w:tcPr>
+          <w:p>
+            <w:r/>
+            <w:r>
+              <w:rPr>
+                <w:b w:val="0"/>
+                <w:sz w:val="20"/>
+              </w:rPr>
+              <w:t>16</w:t>
+            </w:r>
+          </w:p>
+        </w:tc>
+      </w:tr>
+      <w:tr>
+        <w:tc>
+          <w:tcPr>
+            <w:tcW w:type="dxa" w:w="5102"/>
+          </w:tcPr>
+          <w:p>
+            <w:r/>
+            <w:r>
+              <w:rPr>
+                <w:b w:val="0"/>
+                <w:sz w:val="20"/>
+              </w:rPr>
+              <w:t>Gargalos e dependências</w:t>
+            </w:r>
+          </w:p>
+        </w:tc>
+        <w:tc>
+          <w:tcPr>
+            <w:tcW w:type="dxa" w:w="1984"/>
+          </w:tcPr>
+          <w:p>
+            <w:r/>
+            <w:r>
+              <w:rPr>
+                <w:b w:val="0"/>
+                <w:sz w:val="20"/>
+              </w:rPr>
+              <w:t>3</w:t>
+            </w:r>
+          </w:p>
+        </w:tc>
+        <w:tc>
+          <w:tcPr>
+            <w:tcW w:type="dxa" w:w="1984"/>
           </w:tcPr>
           <w:p>
             <w:r/>
@@ -770,7 +1189,7 @@
       <w:tr>
         <w:tc>
           <w:tcPr>
-            <w:tcW w:type="dxa" w:w="6803"/>
+            <w:tcW w:type="dxa" w:w="5102"/>
           </w:tcPr>
           <w:p>
             <w:r/>
@@ -779,13 +1198,13 @@
                 <w:b w:val="0"/>
                 <w:sz w:val="20"/>
               </w:rPr>
-              <w:t>Preparação, entrevistas com a equipe e registro</w:t>
+              <w:t>Validação com a Thamires</w:t>
             </w:r>
           </w:p>
         </w:tc>
         <w:tc>
           <w:tcPr>
-            <w:tcW w:type="dxa" w:w="2268"/>
+            <w:tcW w:type="dxa" w:w="1984"/>
           </w:tcPr>
           <w:p>
             <w:r/>
@@ -794,15 +1213,13 @@
                 <w:b w:val="0"/>
                 <w:sz w:val="20"/>
               </w:rPr>
-              <w:t>8</w:t>
+              <w:t>2</w:t>
             </w:r>
           </w:p>
         </w:tc>
-      </w:tr>
-      <w:tr>
         <w:tc>
           <w:tcPr>
-            <w:tcW w:type="dxa" w:w="6803"/>
+            <w:tcW w:type="dxa" w:w="1984"/>
           </w:tcPr>
           <w:p>
             <w:r/>
@@ -811,13 +1228,171 @@
                 <w:b w:val="0"/>
                 <w:sz w:val="20"/>
               </w:rPr>
-              <w:t>Inventário de ferramentas e integrações</w:t>
+              <w:t>2,5</w:t>
+            </w:r>
+          </w:p>
+        </w:tc>
+      </w:tr>
+      <w:tr>
+        <w:tc>
+          <w:tcPr>
+            <w:tcW w:type="dxa" w:w="5102"/>
+          </w:tcPr>
+          <w:p>
+            <w:r/>
+            <w:r>
+              <w:rPr>
+                <w:b w:val="0"/>
+                <w:sz w:val="20"/>
+              </w:rPr>
+              <w:t>Estrutura organizacional</w:t>
             </w:r>
           </w:p>
         </w:tc>
         <w:tc>
           <w:tcPr>
-            <w:tcW w:type="dxa" w:w="2268"/>
+            <w:tcW w:type="dxa" w:w="1984"/>
+          </w:tcPr>
+          <w:p>
+            <w:r/>
+            <w:r>
+              <w:rPr>
+                <w:b w:val="0"/>
+                <w:sz w:val="20"/>
+              </w:rPr>
+              <w:t>6</w:t>
+            </w:r>
+          </w:p>
+        </w:tc>
+        <w:tc>
+          <w:tcPr>
+            <w:tcW w:type="dxa" w:w="1984"/>
+          </w:tcPr>
+          <w:p>
+            <w:r/>
+            <w:r>
+              <w:rPr>
+                <w:b w:val="0"/>
+                <w:sz w:val="20"/>
+              </w:rPr>
+              <w:t>14</w:t>
+            </w:r>
+          </w:p>
+        </w:tc>
+      </w:tr>
+      <w:tr>
+        <w:tc>
+          <w:tcPr>
+            <w:tcW w:type="dxa" w:w="5102"/>
+          </w:tcPr>
+          <w:p>
+            <w:r/>
+            <w:r>
+              <w:rPr>
+                <w:b w:val="0"/>
+                <w:sz w:val="20"/>
+              </w:rPr>
+              <w:t>Fluxos otimizados</w:t>
+            </w:r>
+          </w:p>
+        </w:tc>
+        <w:tc>
+          <w:tcPr>
+            <w:tcW w:type="dxa" w:w="1984"/>
+          </w:tcPr>
+          <w:p>
+            <w:r/>
+            <w:r>
+              <w:rPr>
+                <w:b w:val="0"/>
+                <w:sz w:val="20"/>
+              </w:rPr>
+              <w:t>-</w:t>
+            </w:r>
+          </w:p>
+        </w:tc>
+        <w:tc>
+          <w:tcPr>
+            <w:tcW w:type="dxa" w:w="1984"/>
+          </w:tcPr>
+          <w:p>
+            <w:r/>
+            <w:r>
+              <w:rPr>
+                <w:b w:val="0"/>
+                <w:sz w:val="20"/>
+              </w:rPr>
+              <w:t>10</w:t>
+            </w:r>
+          </w:p>
+        </w:tc>
+      </w:tr>
+      <w:tr>
+        <w:tc>
+          <w:tcPr>
+            <w:tcW w:type="dxa" w:w="5102"/>
+          </w:tcPr>
+          <w:p>
+            <w:r/>
+            <w:r>
+              <w:rPr>
+                <w:b w:val="0"/>
+                <w:sz w:val="20"/>
+              </w:rPr>
+              <w:t>Plano de automação</w:t>
+            </w:r>
+          </w:p>
+        </w:tc>
+        <w:tc>
+          <w:tcPr>
+            <w:tcW w:type="dxa" w:w="1984"/>
+          </w:tcPr>
+          <w:p>
+            <w:r/>
+            <w:r>
+              <w:rPr>
+                <w:b w:val="0"/>
+                <w:sz w:val="20"/>
+              </w:rPr>
+              <w:t>2</w:t>
+            </w:r>
+          </w:p>
+        </w:tc>
+        <w:tc>
+          <w:tcPr>
+            <w:tcW w:type="dxa" w:w="1984"/>
+          </w:tcPr>
+          <w:p>
+            <w:r/>
+            <w:r>
+              <w:rPr>
+                <w:b w:val="0"/>
+                <w:sz w:val="20"/>
+              </w:rPr>
+              <w:t>5</w:t>
+            </w:r>
+          </w:p>
+        </w:tc>
+      </w:tr>
+      <w:tr>
+        <w:tc>
+          <w:tcPr>
+            <w:tcW w:type="dxa" w:w="5102"/>
+          </w:tcPr>
+          <w:p>
+            <w:r/>
+            <w:r>
+              <w:rPr>
+                <w:b w:val="0"/>
+                <w:sz w:val="20"/>
+              </w:rPr>
+              <w:t>Relatório e apresentação executiva</w:t>
+            </w:r>
+          </w:p>
+        </w:tc>
+        <w:tc>
+          <w:tcPr>
+            <w:tcW w:type="dxa" w:w="1984"/>
           </w:tcPr>
           <w:p>
             <w:r/>
@@ -830,26 +1405,9 @@
             </w:r>
           </w:p>
         </w:tc>
-      </w:tr>
-      <w:tr>
         <w:tc>
           <w:tcPr>
-            <w:tcW w:type="dxa" w:w="6803"/>
-          </w:tcPr>
-          <w:p>
-            <w:r/>
-            <w:r>
-              <w:rPr>
-                <w:b w:val="0"/>
-                <w:sz w:val="20"/>
-              </w:rPr>
-              <w:t>Estrutura organizacional (organogramas, papéis, RACI)</w:t>
-            </w:r>
-          </w:p>
-        </w:tc>
-        <w:tc>
-          <w:tcPr>
-            <w:tcW w:type="dxa" w:w="2268"/>
+            <w:tcW w:type="dxa" w:w="1984"/>
           </w:tcPr>
           <w:p>
             <w:r/>
@@ -866,103 +1424,7 @@
       <w:tr>
         <w:tc>
           <w:tcPr>
-            <w:tcW w:type="dxa" w:w="6803"/>
-          </w:tcPr>
-          <w:p>
-            <w:r/>
-            <w:r>
-              <w:rPr>
-                <w:b w:val="0"/>
-                <w:sz w:val="20"/>
-              </w:rPr>
-              <w:t>Inventário macro de processos e priorização</w:t>
-            </w:r>
-          </w:p>
-        </w:tc>
-        <w:tc>
-          <w:tcPr>
-            <w:tcW w:type="dxa" w:w="2268"/>
-          </w:tcPr>
-          <w:p>
-            <w:r/>
-            <w:r>
-              <w:rPr>
-                <w:b w:val="0"/>
-                <w:sz w:val="20"/>
-              </w:rPr>
-              <w:t>2</w:t>
-            </w:r>
-          </w:p>
-        </w:tc>
-      </w:tr>
-      <w:tr>
-        <w:tc>
-          <w:tcPr>
-            <w:tcW w:type="dxa" w:w="6803"/>
-          </w:tcPr>
-          <w:p>
-            <w:r/>
-            <w:r>
-              <w:rPr>
-                <w:b w:val="0"/>
-                <w:sz w:val="20"/>
-              </w:rPr>
-              <w:t>Relatório e apresentação executiva</w:t>
-            </w:r>
-          </w:p>
-        </w:tc>
-        <w:tc>
-          <w:tcPr>
-            <w:tcW w:type="dxa" w:w="2268"/>
-          </w:tcPr>
-          <w:p>
-            <w:r/>
-            <w:r>
-              <w:rPr>
-                <w:b w:val="0"/>
-                <w:sz w:val="20"/>
-              </w:rPr>
-              <w:t>4</w:t>
-            </w:r>
-          </w:p>
-        </w:tc>
-      </w:tr>
-      <w:tr>
-        <w:tc>
-          <w:tcPr>
-            <w:tcW w:type="dxa" w:w="6803"/>
-          </w:tcPr>
-          <w:p>
-            <w:r/>
-            <w:r>
-              <w:rPr>
-                <w:b w:val="0"/>
-                <w:sz w:val="20"/>
-              </w:rPr>
-              <w:t>Reuniões de alinhamento e validação com a Thamires</w:t>
-            </w:r>
-          </w:p>
-        </w:tc>
-        <w:tc>
-          <w:tcPr>
-            <w:tcW w:type="dxa" w:w="2268"/>
-          </w:tcPr>
-          <w:p>
-            <w:r/>
-            <w:r>
-              <w:rPr>
-                <w:b w:val="0"/>
-                <w:sz w:val="20"/>
-              </w:rPr>
-              <w:t>2</w:t>
-            </w:r>
-          </w:p>
-        </w:tc>
-      </w:tr>
-      <w:tr>
-        <w:tc>
-          <w:tcPr>
-            <w:tcW w:type="dxa" w:w="6803"/>
+            <w:tcW w:type="dxa" w:w="5102"/>
           </w:tcPr>
           <w:p>
             <w:r/>
@@ -977,7 +1439,7 @@
         </w:tc>
         <w:tc>
           <w:tcPr>
-            <w:tcW w:type="dxa" w:w="2268"/>
+            <w:tcW w:type="dxa" w:w="1984"/>
           </w:tcPr>
           <w:p>
             <w:r/>
@@ -986,7 +1448,22 @@
                 <w:b w:val="0"/>
                 <w:sz w:val="20"/>
               </w:rPr>
-              <w:t>6</w:t>
+              <w:t>7</w:t>
+            </w:r>
+          </w:p>
+        </w:tc>
+        <w:tc>
+          <w:tcPr>
+            <w:tcW w:type="dxa" w:w="1984"/>
+          </w:tcPr>
+          <w:p>
+            <w:r/>
+            <w:r>
+              <w:rPr>
+                <w:b w:val="0"/>
+                <w:sz w:val="20"/>
+              </w:rPr>
+              <w:t>13,5</w:t>
             </w:r>
           </w:p>
         </w:tc>
@@ -994,7 +1471,7 @@
       <w:tr>
         <w:tc>
           <w:tcPr>
-            <w:tcW w:type="dxa" w:w="6803"/>
+            <w:tcW w:type="dxa" w:w="5102"/>
           </w:tcPr>
           <w:p>
             <w:r/>
@@ -1003,13 +1480,13 @@
                 <w:b/>
                 <w:sz w:val="20"/>
               </w:rPr>
-              <w:t>Subtotal Etapa 1</w:t>
+              <w:t>Total</w:t>
             </w:r>
           </w:p>
         </w:tc>
         <w:tc>
           <w:tcPr>
-            <w:tcW w:type="dxa" w:w="2268"/>
+            <w:tcW w:type="dxa" w:w="1984"/>
           </w:tcPr>
           <w:p>
             <w:r/>
@@ -1018,15 +1495,13 @@
                 <w:b/>
                 <w:sz w:val="20"/>
               </w:rPr>
-              <w:t>35 h</w:t>
+              <w:t>~41 h</w:t>
             </w:r>
           </w:p>
         </w:tc>
-      </w:tr>
-      <w:tr>
         <w:tc>
           <w:tcPr>
-            <w:tcW w:type="dxa" w:w="6803"/>
+            <w:tcW w:type="dxa" w:w="1984"/>
           </w:tcPr>
           <w:p>
             <w:r/>
@@ -1035,341 +1510,7 @@
                 <w:b/>
                 <w:sz w:val="20"/>
               </w:rPr>
-              <w:t>Etapa 2 · Mapeamento de 4 processos</w:t>
-            </w:r>
-          </w:p>
-        </w:tc>
-        <w:tc>
-          <w:tcPr>
-            <w:tcW w:type="dxa" w:w="2268"/>
-          </w:tcPr>
-          <w:p>
-            <w:r/>
-            <w:r>
-              <w:rPr>
-                <w:b w:val="0"/>
-                <w:sz w:val="20"/>
-              </w:rPr>
-            </w:r>
-          </w:p>
-        </w:tc>
-      </w:tr>
-      <w:tr>
-        <w:tc>
-          <w:tcPr>
-            <w:tcW w:type="dxa" w:w="6803"/>
-          </w:tcPr>
-          <w:p>
-            <w:r/>
-            <w:r>
-              <w:rPr>
-                <w:b w:val="0"/>
-                <w:sz w:val="20"/>
-              </w:rPr>
-              <w:t>Levantamento com executores (4 × 1,5 h)</w:t>
-            </w:r>
-          </w:p>
-        </w:tc>
-        <w:tc>
-          <w:tcPr>
-            <w:tcW w:type="dxa" w:w="2268"/>
-          </w:tcPr>
-          <w:p>
-            <w:r/>
-            <w:r>
-              <w:rPr>
-                <w:b w:val="0"/>
-                <w:sz w:val="20"/>
-              </w:rPr>
-              <w:t>6</w:t>
-            </w:r>
-          </w:p>
-        </w:tc>
-      </w:tr>
-      <w:tr>
-        <w:tc>
-          <w:tcPr>
-            <w:tcW w:type="dxa" w:w="6803"/>
-          </w:tcPr>
-          <w:p>
-            <w:r/>
-            <w:r>
-              <w:rPr>
-                <w:b w:val="0"/>
-                <w:sz w:val="20"/>
-              </w:rPr>
-              <w:t>Desenho dos fluxos atuais (4 × 2 h)</w:t>
-            </w:r>
-          </w:p>
-        </w:tc>
-        <w:tc>
-          <w:tcPr>
-            <w:tcW w:type="dxa" w:w="2268"/>
-          </w:tcPr>
-          <w:p>
-            <w:r/>
-            <w:r>
-              <w:rPr>
-                <w:b w:val="0"/>
-                <w:sz w:val="20"/>
-              </w:rPr>
-              <w:t>8</w:t>
-            </w:r>
-          </w:p>
-        </w:tc>
-      </w:tr>
-      <w:tr>
-        <w:tc>
-          <w:tcPr>
-            <w:tcW w:type="dxa" w:w="6803"/>
-          </w:tcPr>
-          <w:p>
-            <w:r/>
-            <w:r>
-              <w:rPr>
-                <w:b w:val="0"/>
-                <w:sz w:val="20"/>
-              </w:rPr>
-              <w:t>Validação com a equipe</w:t>
-            </w:r>
-          </w:p>
-        </w:tc>
-        <w:tc>
-          <w:tcPr>
-            <w:tcW w:type="dxa" w:w="2268"/>
-          </w:tcPr>
-          <w:p>
-            <w:r/>
-            <w:r>
-              <w:rPr>
-                <w:b w:val="0"/>
-                <w:sz w:val="20"/>
-              </w:rPr>
-              <w:t>2</w:t>
-            </w:r>
-          </w:p>
-        </w:tc>
-      </w:tr>
-      <w:tr>
-        <w:tc>
-          <w:tcPr>
-            <w:tcW w:type="dxa" w:w="6803"/>
-          </w:tcPr>
-          <w:p>
-            <w:r/>
-            <w:r>
-              <w:rPr>
-                <w:b w:val="0"/>
-                <w:sz w:val="20"/>
-              </w:rPr>
-              <w:t>Matriz de dependências e gargalos</w:t>
-            </w:r>
-          </w:p>
-        </w:tc>
-        <w:tc>
-          <w:tcPr>
-            <w:tcW w:type="dxa" w:w="2268"/>
-          </w:tcPr>
-          <w:p>
-            <w:r/>
-            <w:r>
-              <w:rPr>
-                <w:b w:val="0"/>
-                <w:sz w:val="20"/>
-              </w:rPr>
-              <w:t>3</w:t>
-            </w:r>
-          </w:p>
-        </w:tc>
-      </w:tr>
-      <w:tr>
-        <w:tc>
-          <w:tcPr>
-            <w:tcW w:type="dxa" w:w="6803"/>
-          </w:tcPr>
-          <w:p>
-            <w:r/>
-            <w:r>
-              <w:rPr>
-                <w:b w:val="0"/>
-                <w:sz w:val="20"/>
-              </w:rPr>
-              <w:t>Fluxos otimizados (4 × 1,5 h)</w:t>
-            </w:r>
-          </w:p>
-        </w:tc>
-        <w:tc>
-          <w:tcPr>
-            <w:tcW w:type="dxa" w:w="2268"/>
-          </w:tcPr>
-          <w:p>
-            <w:r/>
-            <w:r>
-              <w:rPr>
-                <w:b w:val="0"/>
-                <w:sz w:val="20"/>
-              </w:rPr>
-              <w:t>6</w:t>
-            </w:r>
-          </w:p>
-        </w:tc>
-      </w:tr>
-      <w:tr>
-        <w:tc>
-          <w:tcPr>
-            <w:tcW w:type="dxa" w:w="6803"/>
-          </w:tcPr>
-          <w:p>
-            <w:r/>
-            <w:r>
-              <w:rPr>
-                <w:b w:val="0"/>
-                <w:sz w:val="20"/>
-              </w:rPr>
-              <w:t>Backlog de automação e estimativas</w:t>
-            </w:r>
-          </w:p>
-        </w:tc>
-        <w:tc>
-          <w:tcPr>
-            <w:tcW w:type="dxa" w:w="2268"/>
-          </w:tcPr>
-          <w:p>
-            <w:r/>
-            <w:r>
-              <w:rPr>
-                <w:b w:val="0"/>
-                <w:sz w:val="20"/>
-              </w:rPr>
-              <w:t>3</w:t>
-            </w:r>
-          </w:p>
-        </w:tc>
-      </w:tr>
-      <w:tr>
-        <w:tc>
-          <w:tcPr>
-            <w:tcW w:type="dxa" w:w="6803"/>
-          </w:tcPr>
-          <w:p>
-            <w:r/>
-            <w:r>
-              <w:rPr>
-                <w:b w:val="0"/>
-                <w:sz w:val="20"/>
-              </w:rPr>
-              <w:t>Relatório e apresentação executiva</w:t>
-            </w:r>
-          </w:p>
-        </w:tc>
-        <w:tc>
-          <w:tcPr>
-            <w:tcW w:type="dxa" w:w="2268"/>
-          </w:tcPr>
-          <w:p>
-            <w:r/>
-            <w:r>
-              <w:rPr>
-                <w:b w:val="0"/>
-                <w:sz w:val="20"/>
-              </w:rPr>
-              <w:t>4</w:t>
-            </w:r>
-          </w:p>
-        </w:tc>
-      </w:tr>
-      <w:tr>
-        <w:tc>
-          <w:tcPr>
-            <w:tcW w:type="dxa" w:w="6803"/>
-          </w:tcPr>
-          <w:p>
-            <w:r/>
-            <w:r>
-              <w:rPr>
-                <w:b w:val="0"/>
-                <w:sz w:val="20"/>
-              </w:rPr>
-              <w:t>Contingência (20%)</w:t>
-            </w:r>
-          </w:p>
-        </w:tc>
-        <w:tc>
-          <w:tcPr>
-            <w:tcW w:type="dxa" w:w="2268"/>
-          </w:tcPr>
-          <w:p>
-            <w:r/>
-            <w:r>
-              <w:rPr>
-                <w:b w:val="0"/>
-                <w:sz w:val="20"/>
-              </w:rPr>
-              <w:t>6</w:t>
-            </w:r>
-          </w:p>
-        </w:tc>
-      </w:tr>
-      <w:tr>
-        <w:tc>
-          <w:tcPr>
-            <w:tcW w:type="dxa" w:w="6803"/>
-          </w:tcPr>
-          <w:p>
-            <w:r/>
-            <w:r>
-              <w:rPr>
-                <w:b/>
-                <w:sz w:val="20"/>
-              </w:rPr>
-              <w:t>Subtotal Etapa 2</w:t>
-            </w:r>
-          </w:p>
-        </w:tc>
-        <w:tc>
-          <w:tcPr>
-            <w:tcW w:type="dxa" w:w="2268"/>
-          </w:tcPr>
-          <w:p>
-            <w:r/>
-            <w:r>
-              <w:rPr>
-                <w:b/>
-                <w:sz w:val="20"/>
-              </w:rPr>
-              <w:t>38 h</w:t>
-            </w:r>
-          </w:p>
-        </w:tc>
-      </w:tr>
-      <w:tr>
-        <w:tc>
-          <w:tcPr>
-            <w:tcW w:type="dxa" w:w="6803"/>
-          </w:tcPr>
-          <w:p>
-            <w:r/>
-            <w:r>
-              <w:rPr>
-                <w:b/>
-                <w:sz w:val="20"/>
-              </w:rPr>
-              <w:t>Total Etapas 1 e 2</w:t>
-            </w:r>
-          </w:p>
-        </w:tc>
-        <w:tc>
-          <w:tcPr>
-            <w:tcW w:type="dxa" w:w="2268"/>
-          </w:tcPr>
-          <w:p>
-            <w:r/>
-            <w:r>
-              <w:rPr>
-                <w:b/>
-                <w:sz w:val="20"/>
-              </w:rPr>
-              <w:t>73 h</w:t>
+              <w:t>~81 h</w:t>
             </w:r>
           </w:p>
         </w:tc>
@@ -1399,7 +1540,7 @@
       <w:tr>
         <w:tc>
           <w:tcPr>
-            <w:tcW w:type="dxa" w:w="3685"/>
+            <w:tcW w:type="dxa" w:w="3402"/>
             <w:shd w:val="clear" w:color="auto" w:fill="1F3A5F"/>
           </w:tcPr>
           <w:p>
@@ -1410,13 +1551,13 @@
                 <w:color w:val="FFFFFF"/>
                 <w:sz w:val="20"/>
               </w:rPr>
-              <w:t>Item</w:t>
+              <w:t>Opção</w:t>
             </w:r>
           </w:p>
         </w:tc>
         <w:tc>
           <w:tcPr>
-            <w:tcW w:type="dxa" w:w="2551"/>
+            <w:tcW w:type="dxa" w:w="2268"/>
             <w:shd w:val="clear" w:color="auto" w:fill="1F3A5F"/>
           </w:tcPr>
           <w:p>
@@ -1433,7 +1574,7 @@
         </w:tc>
         <w:tc>
           <w:tcPr>
-            <w:tcW w:type="dxa" w:w="2835"/>
+            <w:tcW w:type="dxa" w:w="3402"/>
             <w:shd w:val="clear" w:color="auto" w:fill="1F3A5F"/>
           </w:tcPr>
           <w:p>
@@ -1452,37 +1593,37 @@
       <w:tr>
         <w:tc>
           <w:tcPr>
-            <w:tcW w:type="dxa" w:w="3685"/>
+            <w:tcW w:type="dxa" w:w="3402"/>
           </w:tcPr>
           <w:p>
             <w:r/>
             <w:r>
               <w:rPr>
-                <w:b w:val="0"/>
+                <w:b/>
                 <w:sz w:val="20"/>
               </w:rPr>
-              <w:t>Etapa 1 · Diagnóstico e estrutura organizacional</w:t>
+              <w:t>Essencial</w:t>
             </w:r>
           </w:p>
         </w:tc>
         <w:tc>
           <w:tcPr>
-            <w:tcW w:type="dxa" w:w="2551"/>
+            <w:tcW w:type="dxa" w:w="2268"/>
           </w:tcPr>
           <w:p>
             <w:r/>
             <w:r>
               <w:rPr>
-                <w:b w:val="0"/>
+                <w:b/>
                 <w:sz w:val="20"/>
               </w:rPr>
-              <w:t>R$ 6.300</w:t>
+              <w:t>R$ 7.800</w:t>
             </w:r>
           </w:p>
         </w:tc>
         <w:tc>
           <w:tcPr>
-            <w:tcW w:type="dxa" w:w="2835"/>
+            <w:tcW w:type="dxa" w:w="3402"/>
           </w:tcPr>
           <w:p>
             <w:r/>
@@ -1499,7 +1640,37 @@
       <w:tr>
         <w:tc>
           <w:tcPr>
-            <w:tcW w:type="dxa" w:w="3685"/>
+            <w:tcW w:type="dxa" w:w="3402"/>
+          </w:tcPr>
+          <w:p>
+            <w:r/>
+            <w:r>
+              <w:rPr>
+                <w:b/>
+                <w:sz w:val="20"/>
+              </w:rPr>
+              <w:t>Completa (recomendada)</w:t>
+            </w:r>
+          </w:p>
+        </w:tc>
+        <w:tc>
+          <w:tcPr>
+            <w:tcW w:type="dxa" w:w="2268"/>
+          </w:tcPr>
+          <w:p>
+            <w:r/>
+            <w:r>
+              <w:rPr>
+                <w:b/>
+                <w:sz w:val="20"/>
+              </w:rPr>
+              <w:t>R$ 14.800</w:t>
+            </w:r>
+          </w:p>
+        </w:tc>
+        <w:tc>
+          <w:tcPr>
+            <w:tcW w:type="dxa" w:w="3402"/>
           </w:tcPr>
           <w:p>
             <w:r/>
@@ -1508,37 +1679,7 @@
                 <w:b w:val="0"/>
                 <w:sz w:val="20"/>
               </w:rPr>
-              <w:t>Etapa 2 · Mapeamento de até 4 processos</w:t>
-            </w:r>
-          </w:p>
-        </w:tc>
-        <w:tc>
-          <w:tcPr>
-            <w:tcW w:type="dxa" w:w="2551"/>
-          </w:tcPr>
-          <w:p>
-            <w:r/>
-            <w:r>
-              <w:rPr>
-                <w:b w:val="0"/>
-                <w:sz w:val="20"/>
-              </w:rPr>
-              <w:t>R$ 6.800</w:t>
-            </w:r>
-          </w:p>
-        </w:tc>
-        <w:tc>
-          <w:tcPr>
-            <w:tcW w:type="dxa" w:w="2835"/>
-          </w:tcPr>
-          <w:p>
-            <w:r/>
-            <w:r>
-              <w:rPr>
-                <w:b w:val="0"/>
-                <w:sz w:val="20"/>
-              </w:rPr>
-              <w:t>50% no início, 50% na entrega</w:t>
+              <w:t>30% no aceite, 35% na entrega do mapeamento, 35% na entrega final</w:t>
             </w:r>
           </w:p>
         </w:tc>
@@ -1546,101 +1687,7 @@
       <w:tr>
         <w:tc>
           <w:tcPr>
-            <w:tcW w:type="dxa" w:w="3685"/>
-          </w:tcPr>
-          <w:p>
-            <w:r/>
-            <w:r>
-              <w:rPr>
-                <w:b/>
-                <w:sz w:val="20"/>
-              </w:rPr>
-              <w:t>Etapas 1 e 2 contratadas juntas</w:t>
-            </w:r>
-          </w:p>
-        </w:tc>
-        <w:tc>
-          <w:tcPr>
-            <w:tcW w:type="dxa" w:w="2551"/>
-          </w:tcPr>
-          <w:p>
-            <w:r/>
-            <w:r>
-              <w:rPr>
-                <w:b/>
-                <w:sz w:val="20"/>
-              </w:rPr>
-              <w:t>R$ 11.900 (economia de R$ 1.200)</w:t>
-            </w:r>
-          </w:p>
-        </w:tc>
-        <w:tc>
-          <w:tcPr>
-            <w:tcW w:type="dxa" w:w="2835"/>
-          </w:tcPr>
-          <w:p>
-            <w:r/>
-            <w:r>
-              <w:rPr>
-                <w:b w:val="0"/>
-                <w:sz w:val="20"/>
-              </w:rPr>
-              <w:t>4 parcelas: aceite, entrega da Etapa 1, início e entrega da Etapa 2</w:t>
-            </w:r>
-          </w:p>
-        </w:tc>
-      </w:tr>
-      <w:tr>
-        <w:tc>
-          <w:tcPr>
-            <w:tcW w:type="dxa" w:w="3685"/>
-          </w:tcPr>
-          <w:p>
-            <w:r/>
-            <w:r>
-              <w:rPr>
-                <w:b w:val="0"/>
-                <w:sz w:val="20"/>
-              </w:rPr>
-              <w:t>Processo adicional na Etapa 2</w:t>
-            </w:r>
-          </w:p>
-        </w:tc>
-        <w:tc>
-          <w:tcPr>
-            <w:tcW w:type="dxa" w:w="2551"/>
-          </w:tcPr>
-          <w:p>
-            <w:r/>
-            <w:r>
-              <w:rPr>
-                <w:b w:val="0"/>
-                <w:sz w:val="20"/>
-              </w:rPr>
-              <w:t>R$ 1.250 por processo</w:t>
-            </w:r>
-          </w:p>
-        </w:tc>
-        <w:tc>
-          <w:tcPr>
-            <w:tcW w:type="dxa" w:w="2835"/>
-          </w:tcPr>
-          <w:p>
-            <w:r/>
-            <w:r>
-              <w:rPr>
-                <w:b w:val="0"/>
-                <w:sz w:val="20"/>
-              </w:rPr>
-              <w:t>Junto com a parcela de entrega da Etapa 2</w:t>
-            </w:r>
-          </w:p>
-        </w:tc>
-      </w:tr>
-      <w:tr>
-        <w:tc>
-          <w:tcPr>
-            <w:tcW w:type="dxa" w:w="3685"/>
+            <w:tcW w:type="dxa" w:w="3402"/>
           </w:tcPr>
           <w:p>
             <w:r/>
@@ -1655,7 +1702,7 @@
         </w:tc>
         <w:tc>
           <w:tcPr>
-            <w:tcW w:type="dxa" w:w="2551"/>
+            <w:tcW w:type="dxa" w:w="2268"/>
           </w:tcPr>
           <w:p>
             <w:r/>
@@ -1670,7 +1717,7 @@
         </w:tc>
         <w:tc>
           <w:tcPr>
-            <w:tcW w:type="dxa" w:w="2835"/>
+            <w:tcW w:type="dxa" w:w="3402"/>
           </w:tcPr>
           <w:p>
             <w:r/>
@@ -1691,7 +1738,15 @@
         <w:rPr>
           <w:i w:val="0"/>
         </w:rPr>
-        <w:t>Referência para a etapa seguinte (não contratada agora): a implementação será orçada em pacotes de preço fechado, de acordo com o backlog da Etapa 2. Como ordem de grandeza, pacotes pequenos ficam entre R$ 1.500 e R$ 2.800 e pacotes médios entre R$ 3.500 e R$ 6.500. O acompanhamento mensal, se desejado, parte de R$ 900 por mês com franquia de 4 horas.</w:t>
+        <w:t>A reunião inicial de 2h30 e a preparação desta proposta não são cobradas.</w:t>
+      </w:r>
+    </w:p>
+    <w:p>
+      <w:r>
+        <w:rPr>
+          <w:i w:val="0"/>
+        </w:rPr>
+        <w:t>Referência para a etapa seguinte (não contratada agora): a implementação será orçada em pacotes de preço fechado, de acordo com o plano de automação. Como ordem de grandeza, pacotes pequenos ficam entre R$ 1.500 e R$ 2.800 e pacotes médios entre R$ 3.500 e R$ 6.500. O acompanhamento mensal, se desejado, parte de R$ 900 por mês com franquia de 4 horas.</w:t>
       </w:r>
     </w:p>
     <w:p>
@@ -1715,7 +1770,7 @@
         <w:rPr>
           <w:i w:val="0"/>
         </w:rPr>
-        <w:t>O consultor dedica cerca de 10 horas por semana ao projeto, fora do horário comercial. Os prazos contam a partir do aceite e dependem da disponibilidade da equipe para entrevistas e validações.</w:t>
+        <w:t>O consultor dedica cerca de 10 horas por semana ao projeto, fora do horário comercial. Os prazos contam a partir do aceite e dependem da disponibilidade da equipe para entrevistas e validações. Essencial: 4 a 5 semanas. Completa: 8 a 9 semanas.</w:t>
       </w:r>
     </w:p>
     <w:tbl>
@@ -1733,7 +1788,7 @@
       <w:tr>
         <w:tc>
           <w:tcPr>
-            <w:tcW w:type="dxa" w:w="1020"/>
+            <w:tcW w:type="dxa" w:w="1701"/>
             <w:shd w:val="clear" w:color="auto" w:fill="1F3A5F"/>
           </w:tcPr>
           <w:p>
@@ -1744,13 +1799,13 @@
                 <w:color w:val="FFFFFF"/>
                 <w:sz w:val="20"/>
               </w:rPr>
-              <w:t>Semana</w:t>
+              <w:t>Semana (Completa)</w:t>
             </w:r>
           </w:p>
         </w:tc>
         <w:tc>
           <w:tcPr>
-            <w:tcW w:type="dxa" w:w="5216"/>
+            <w:tcW w:type="dxa" w:w="4535"/>
             <w:shd w:val="clear" w:color="auto" w:fill="1F3A5F"/>
           </w:tcPr>
           <w:p>
@@ -1786,7 +1841,7 @@
       <w:tr>
         <w:tc>
           <w:tcPr>
-            <w:tcW w:type="dxa" w:w="1020"/>
+            <w:tcW w:type="dxa" w:w="1701"/>
           </w:tcPr>
           <w:p>
             <w:r/>
@@ -1801,7 +1856,7 @@
         </w:tc>
         <w:tc>
           <w:tcPr>
-            <w:tcW w:type="dxa" w:w="5216"/>
+            <w:tcW w:type="dxa" w:w="4535"/>
           </w:tcPr>
           <w:p>
             <w:r/>
@@ -1810,7 +1865,7 @@
                 <w:b w:val="0"/>
                 <w:sz w:val="20"/>
               </w:rPr>
-              <w:t>Consolidação da reunião, agendamento e início das entrevistas</w:t>
+              <w:t>Kick-off, agendamento e início das entrevistas</w:t>
             </w:r>
           </w:p>
         </w:tc>
@@ -1833,7 +1888,7 @@
       <w:tr>
         <w:tc>
           <w:tcPr>
-            <w:tcW w:type="dxa" w:w="1020"/>
+            <w:tcW w:type="dxa" w:w="1701"/>
           </w:tcPr>
           <w:p>
             <w:r/>
@@ -1842,13 +1897,13 @@
                 <w:b w:val="0"/>
                 <w:sz w:val="20"/>
               </w:rPr>
-              <w:t>2</w:t>
+              <w:t>2 e 3</w:t>
             </w:r>
           </w:p>
         </w:tc>
         <w:tc>
           <w:tcPr>
-            <w:tcW w:type="dxa" w:w="5216"/>
+            <w:tcW w:type="dxa" w:w="4535"/>
           </w:tcPr>
           <w:p>
             <w:r/>
@@ -1857,7 +1912,7 @@
                 <w:b w:val="0"/>
                 <w:sz w:val="20"/>
               </w:rPr>
-              <w:t>Entrevistas com a equipe e inventário de ferramentas</w:t>
+              <w:t>Entrevistas, inventário de ferramentas e mapeamento dos processos atuais</w:t>
             </w:r>
           </w:p>
         </w:tc>
@@ -1879,7 +1934,7 @@
       <w:tr>
         <w:tc>
           <w:tcPr>
-            <w:tcW w:type="dxa" w:w="1020"/>
+            <w:tcW w:type="dxa" w:w="1701"/>
           </w:tcPr>
           <w:p>
             <w:r/>
@@ -1888,13 +1943,13 @@
                 <w:b w:val="0"/>
                 <w:sz w:val="20"/>
               </w:rPr>
-              <w:t>3</w:t>
+              <w:t>4</w:t>
             </w:r>
           </w:p>
         </w:tc>
         <w:tc>
           <w:tcPr>
-            <w:tcW w:type="dxa" w:w="5216"/>
+            <w:tcW w:type="dxa" w:w="4535"/>
           </w:tcPr>
           <w:p>
             <w:r/>
@@ -1903,7 +1958,54 @@
                 <w:b w:val="0"/>
                 <w:sz w:val="20"/>
               </w:rPr>
-              <w:t>Diagnóstico, estrutura organizacional e inventário de processos</w:t>
+              <w:t>Validação dos fluxos, gargalos e dependências</w:t>
+            </w:r>
+          </w:p>
+        </w:tc>
+        <w:tc>
+          <w:tcPr>
+            <w:tcW w:type="dxa" w:w="2835"/>
+          </w:tcPr>
+          <w:p>
+            <w:r/>
+            <w:r>
+              <w:rPr>
+                <w:b w:val="0"/>
+                <w:sz w:val="20"/>
+              </w:rPr>
+              <w:t>Entrega do mapeamento</w:t>
+            </w:r>
+          </w:p>
+        </w:tc>
+      </w:tr>
+      <w:tr>
+        <w:tc>
+          <w:tcPr>
+            <w:tcW w:type="dxa" w:w="1701"/>
+          </w:tcPr>
+          <w:p>
+            <w:r/>
+            <w:r>
+              <w:rPr>
+                <w:b w:val="0"/>
+                <w:sz w:val="20"/>
+              </w:rPr>
+              <w:t>5 e 6</w:t>
+            </w:r>
+          </w:p>
+        </w:tc>
+        <w:tc>
+          <w:tcPr>
+            <w:tcW w:type="dxa" w:w="4535"/>
+          </w:tcPr>
+          <w:p>
+            <w:r/>
+            <w:r>
+              <w:rPr>
+                <w:b w:val="0"/>
+                <w:sz w:val="20"/>
+              </w:rPr>
+              <w:t>Estrutura organizacional: organogramas, papéis e matriz de responsabilidades</w:t>
             </w:r>
           </w:p>
         </w:tc>
@@ -1925,7 +2027,7 @@
       <w:tr>
         <w:tc>
           <w:tcPr>
-            <w:tcW w:type="dxa" w:w="1020"/>
+            <w:tcW w:type="dxa" w:w="1701"/>
           </w:tcPr>
           <w:p>
             <w:r/>
@@ -1934,13 +2036,13 @@
                 <w:b w:val="0"/>
                 <w:sz w:val="20"/>
               </w:rPr>
-              <w:t>4</w:t>
+              <w:t>7 e 8</w:t>
             </w:r>
           </w:p>
         </w:tc>
         <w:tc>
           <w:tcPr>
-            <w:tcW w:type="dxa" w:w="5216"/>
+            <w:tcW w:type="dxa" w:w="4535"/>
           </w:tcPr>
           <w:p>
             <w:r/>
@@ -1949,54 +2051,7 @@
                 <w:b w:val="0"/>
                 <w:sz w:val="20"/>
               </w:rPr>
-              <w:t>Relatório e apresentação da Etapa 1</w:t>
-            </w:r>
-          </w:p>
-        </w:tc>
-        <w:tc>
-          <w:tcPr>
-            <w:tcW w:type="dxa" w:w="2835"/>
-          </w:tcPr>
-          <w:p>
-            <w:r/>
-            <w:r>
-              <w:rPr>
-                <w:b w:val="0"/>
-                <w:sz w:val="20"/>
-              </w:rPr>
-              <w:t>Entrega da Etapa 1 e escolha dos processos</w:t>
-            </w:r>
-          </w:p>
-        </w:tc>
-      </w:tr>
-      <w:tr>
-        <w:tc>
-          <w:tcPr>
-            <w:tcW w:type="dxa" w:w="1020"/>
-          </w:tcPr>
-          <w:p>
-            <w:r/>
-            <w:r>
-              <w:rPr>
-                <w:b w:val="0"/>
-                <w:sz w:val="20"/>
-              </w:rPr>
-              <w:t>5</w:t>
-            </w:r>
-          </w:p>
-        </w:tc>
-        <w:tc>
-          <w:tcPr>
-            <w:tcW w:type="dxa" w:w="5216"/>
-          </w:tcPr>
-          <w:p>
-            <w:r/>
-            <w:r>
-              <w:rPr>
-                <w:b w:val="0"/>
-                <w:sz w:val="20"/>
-              </w:rPr>
-              <w:t>Levantamento e desenho dos fluxos atuais</w:t>
+              <w:t>Fluxos otimizados e plano de automação com esforço estimado</w:t>
             </w:r>
           </w:p>
         </w:tc>
@@ -2018,7 +2073,7 @@
       <w:tr>
         <w:tc>
           <w:tcPr>
-            <w:tcW w:type="dxa" w:w="1020"/>
+            <w:tcW w:type="dxa" w:w="1701"/>
           </w:tcPr>
           <w:p>
             <w:r/>
@@ -2027,13 +2082,13 @@
                 <w:b w:val="0"/>
                 <w:sz w:val="20"/>
               </w:rPr>
-              <w:t>6</w:t>
+              <w:t>9</w:t>
             </w:r>
           </w:p>
         </w:tc>
         <w:tc>
           <w:tcPr>
-            <w:tcW w:type="dxa" w:w="5216"/>
+            <w:tcW w:type="dxa" w:w="4535"/>
           </w:tcPr>
           <w:p>
             <w:r/>
@@ -2042,7 +2097,7 @@
                 <w:b w:val="0"/>
                 <w:sz w:val="20"/>
               </w:rPr>
-              <w:t>Validação, gargalos e dependências</w:t>
+              <w:t>Relatório final e apresentação executiva</w:t>
             </w:r>
           </w:p>
         </w:tc>
@@ -2057,105 +2112,21 @@
                 <w:b w:val="0"/>
                 <w:sz w:val="20"/>
               </w:rPr>
-            </w:r>
-          </w:p>
-        </w:tc>
-      </w:tr>
-      <w:tr>
-        <w:tc>
-          <w:tcPr>
-            <w:tcW w:type="dxa" w:w="1020"/>
-          </w:tcPr>
-          <w:p>
-            <w:r/>
-            <w:r>
-              <w:rPr>
-                <w:b w:val="0"/>
-                <w:sz w:val="20"/>
-              </w:rPr>
-              <w:t>7</w:t>
-            </w:r>
-          </w:p>
-        </w:tc>
-        <w:tc>
-          <w:tcPr>
-            <w:tcW w:type="dxa" w:w="5216"/>
-          </w:tcPr>
-          <w:p>
-            <w:r/>
-            <w:r>
-              <w:rPr>
-                <w:b w:val="0"/>
-                <w:sz w:val="20"/>
-              </w:rPr>
-              <w:t>Fluxos otimizados e backlog de automação</w:t>
-            </w:r>
-          </w:p>
-        </w:tc>
-        <w:tc>
-          <w:tcPr>
-            <w:tcW w:type="dxa" w:w="2835"/>
-          </w:tcPr>
-          <w:p>
-            <w:r/>
-            <w:r>
-              <w:rPr>
-                <w:b w:val="0"/>
-                <w:sz w:val="20"/>
-              </w:rPr>
-            </w:r>
-          </w:p>
-        </w:tc>
-      </w:tr>
-      <w:tr>
-        <w:tc>
-          <w:tcPr>
-            <w:tcW w:type="dxa" w:w="1020"/>
-          </w:tcPr>
-          <w:p>
-            <w:r/>
-            <w:r>
-              <w:rPr>
-                <w:b w:val="0"/>
-                <w:sz w:val="20"/>
-              </w:rPr>
-              <w:t>8</w:t>
-            </w:r>
-          </w:p>
-        </w:tc>
-        <w:tc>
-          <w:tcPr>
-            <w:tcW w:type="dxa" w:w="5216"/>
-          </w:tcPr>
-          <w:p>
-            <w:r/>
-            <w:r>
-              <w:rPr>
-                <w:b w:val="0"/>
-                <w:sz w:val="20"/>
-              </w:rPr>
-              <w:t>Relatório e apresentação da Etapa 2</w:t>
-            </w:r>
-          </w:p>
-        </w:tc>
-        <w:tc>
-          <w:tcPr>
-            <w:tcW w:type="dxa" w:w="2835"/>
-          </w:tcPr>
-          <w:p>
-            <w:r/>
-            <w:r>
-              <w:rPr>
-                <w:b w:val="0"/>
-                <w:sz w:val="20"/>
-              </w:rPr>
-              <w:t>Entrega da Etapa 2 e proposta de implementação</w:t>
+              <w:t>Entrega final e proposta de implementação</w:t>
             </w:r>
           </w:p>
         </w:tc>
       </w:tr>
     </w:tbl>
     <w:p/>
+    <w:p>
+      <w:r>
+        <w:rPr>
+          <w:i w:val="0"/>
+        </w:rPr>
+        <w:t>Na opção Essencial, as semanas 1 a 4 se mantêm e a semana 5 concentra estrutura organizacional, plano de automação e apresentação.</w:t>
+      </w:r>
+    </w:p>
     <w:p>
       <w:pPr>
         <w:pStyle w:val="Heading1"/>
@@ -2225,7 +2196,7 @@
         <w:pStyle w:val="ListBullet"/>
       </w:pPr>
       <w:r>
-        <w:t>Indicar um ponto focal e liberar a equipe para entrevistas de 45 a 60 minutos.</w:t>
+        <w:t>Indicar um ponto focal e liberar a equipe para entrevistas de cerca de 1 hora, de preferência antes das 10h, no almoço ou após 19h30.</w:t>
       </w:r>
     </w:p>
     <w:p>
@@ -2241,7 +2212,7 @@
         <w:pStyle w:val="ListBullet"/>
       </w:pPr>
       <w:r>
-        <w:t>Validar fluxos e entregas em até 5 dias úteis após o envio.</w:t>
+        <w:t>Responder dúvidas em até 2 dias úteis e validar entregas em até 5 dias úteis após o envio.</w:t>
       </w:r>
     </w:p>
     <w:p>
@@ -2297,7 +2268,7 @@
         <w:pStyle w:val="ListBullet"/>
       </w:pPr>
       <w:r>
-        <w:t>A cliente pode encerrar o projeto ao fim de qualquer etapa, pagando apenas as etapas iniciadas.</w:t>
+        <w:t>Pausas de mais de 10 dias por parte da cliente reagendam o cronograma.</w:t>
       </w:r>
     </w:p>
     <w:p>
@@ -2329,7 +2300,7 @@
         <w:pStyle w:val="ListNumber"/>
       </w:pPr>
       <w:r>
-        <w:t>Aceite da proposta (Etapa 1 ou Etapas 1 e 2).</w:t>
+        <w:t>Escolha da opção (Essencial ou Completa) e aceite da proposta.</w:t>
       </w:r>
     </w:p>
     <w:p>

--- a/proposta-surcin/04-proposta-comercial.docx
+++ b/proposta-surcin/04-proposta-comercial.docx
@@ -18,7 +18,7 @@
           <w:color w:val="595959"/>
           <w:sz w:val="26"/>
         </w:rPr>
-        <w:t>Organização, estrutura e processos · Surcin Consultoria</w:t>
+        <w:t>Organização, estrutura e processos · Surcin</w:t>
       </w:r>
     </w:p>
     <w:p>
@@ -28,7 +28,7 @@
           <w:color w:val="595959"/>
           <w:sz w:val="18"/>
         </w:rPr>
-        <w:t>Versão preliminar · 13/10/2026 · uso interno até revisão do Renato</w:t>
+        <w:t>Versão 2 · 13/10/2026 · atualizada com a transcrição da reunião · uso interno até revisão do Renato</w:t>
       </w:r>
     </w:p>
     <w:tbl>
@@ -52,7 +52,7 @@
               <w:rPr>
                 <w:sz w:val="20"/>
               </w:rPr>
-              <w:t>Valores e prazos calculados com taxa de referência de R$ 180/h e capacidade de 10 h/semana do consultor, com 20% de contingência. Ambos aguardam confirmação do Renato antes do envio.</w:t>
+              <w:t>Valores calculados com taxa de referência de cerca de R$ 180/h e capacidade de 10 h/semana do consultor, com 20% de contingência. Aguardam confirmação do Renato antes do envio.</w:t>
             </w:r>
           </w:p>
         </w:tc>
@@ -64,7 +64,7 @@
         <w:pStyle w:val="Heading1"/>
       </w:pPr>
       <w:r>
-        <w:t>1. Contexto</w:t>
+        <w:t>1. O que entendemos</w:t>
       </w:r>
     </w:p>
     <w:p>
@@ -72,7 +72,7 @@
         <w:rPr>
           <w:i w:val="0"/>
         </w:rPr>
-        <w:t>A Surcin Consultoria, liderada pela Thamires, deseja organizar e automatizar os processos do escritório, que hoje se dividem em Departamento Pessoal, Financeiro, Contabilidade e Vendas, com apoio de ferramentas como Conta Azul, Domínio, Veri, Jusbrasil, OneDrive, Trello e NetsApp.</w:t>
+        <w:t>A Surcin oferece contabilidade, financeiro (BPO) e jurídico para empresários, com cerca de 40 clientes de contabilidade, um grupo de clientes de financeiro e uma equipe enxuta: Júlia na entrada e no atendimento, Vitória no financeiro, Tamara no Departamento Pessoal e Alana no jurídico.</w:t>
       </w:r>
     </w:p>
     <w:p>
@@ -80,15 +80,7 @@
         <w:rPr>
           <w:i w:val="0"/>
         </w:rPr>
-        <w:t>Na reunião de descoberta de 12/10/2026, a Thamires apresentou a empresa em detalhe. Essa conversa já é a primeira parte do diagnóstico. O próximo passo é ouvir a equipe que executa as tarefas e entender os insumos de cada rotina, para então propor estrutura, fluxos e automações com segurança.</w:t>
-      </w:r>
-    </w:p>
-    <w:p>
-      <w:r>
-        <w:rPr>
-          <w:i/>
-        </w:rPr>
-        <w:t>[PREENCHER com 2 ou 3 dores citadas pela Thamires, nas palavras dela, a partir da transcrição.]</w:t>
+        <w:t>A empresa já tem processos desenhados, padrão de pastas e rotinas no Trello. O que falta é eficiência e autonomia: hoje tudo passa pela Thamires, a contabilidade está sem responsável técnico e um erro de configuração em agosto custou multa e um cliente. O objetivo é escalar com a mesma equipe, liberar tempo da Thamires até a prova de 13/12 e entrar em 2027 pronta para contratar e voltar a vender.</w:t>
       </w:r>
     </w:p>
     <w:p>
@@ -104,7 +96,7 @@
         <w:pStyle w:val="ListBullet"/>
       </w:pPr>
       <w:r>
-        <w:t>Dar clareza sobre quem faz o quê: estrutura organizacional, papéis e responsabilidades.</w:t>
+        <w:t>Tirar a Thamires do centro da operação: papéis claros, revisões com critério e dúvidas resolvidas sem ela.</w:t>
       </w:r>
     </w:p>
     <w:p>
@@ -112,7 +104,7 @@
         <w:pStyle w:val="ListBullet"/>
       </w:pPr>
       <w:r>
-        <w:t>Tornar visíveis os fluxos de trabalho, seus gargalos e as dependências entre pessoas e áreas.</w:t>
+        <w:t>Tornar visíveis os fluxos, gargalos e dependências entre as pessoas.</w:t>
       </w:r>
     </w:p>
     <w:p>
@@ -120,7 +112,7 @@
         <w:pStyle w:val="ListBullet"/>
       </w:pPr>
       <w:r>
-        <w:t>Propor fluxos otimizados e uma lista priorizada de automações, com esforço e ganho estimados.</w:t>
+        <w:t>Redesenhar os processos que mais pesam (fiscal, fechamento financeiro, implantação de clientes, triagem).</w:t>
       </w:r>
     </w:p>
     <w:p>
@@ -128,7 +120,15 @@
         <w:pStyle w:val="ListBullet"/>
       </w:pPr>
       <w:r>
-        <w:t>Preparar a implementação de forma segura, por pacotes, com escopo e preço definidos antes.</w:t>
+        <w:t>Entregar um plano de automação priorizado, com esforço e custo, pronto para orçar a implementação.</w:t>
+      </w:r>
+    </w:p>
+    <w:p>
+      <w:pPr>
+        <w:pStyle w:val="ListBullet"/>
+      </w:pPr>
+      <w:r>
+        <w:t>Preparar a estrutura para receber um(a) contador(a) em 2027 e para um programa de remuneração variável.</w:t>
       </w:r>
     </w:p>
     <w:p>
@@ -137,14 +137,6 @@
       </w:pPr>
       <w:r>
         <w:t>3. Abordagem em etapas</w:t>
-      </w:r>
-    </w:p>
-    <w:p>
-      <w:r>
-        <w:rPr>
-          <w:i w:val="0"/>
-        </w:rPr>
-        <w:t>O trabalho segue uma sequência simples: primeiro entender como a empresa funciona hoje, depois organizar quem faz o quê e, só então, redesenhar fluxos e planejar automações. A implementação das automações não faz parte desta proposta: ela será orçada com base no que o mapeamento revelar.</w:t>
       </w:r>
     </w:p>
     <w:tbl>
@@ -239,7 +231,7 @@
                 <w:b w:val="0"/>
                 <w:sz w:val="20"/>
               </w:rPr>
-              <w:t>Conversa de 2h30 com a Thamires sobre toda a empresa; leitura apresentada nesta reunião</w:t>
+              <w:t>Reunião de 12/10/2026 e esta leitura</w:t>
             </w:r>
           </w:p>
         </w:tc>
@@ -286,7 +278,7 @@
                 <w:b w:val="0"/>
                 <w:sz w:val="20"/>
               </w:rPr>
-              <w:t>Entrevistas com a equipe, insumos e saídas de cada tarefa, gargalos e dependências entre pessoas e áreas</w:t>
+              <w:t>Coleta dos passo a passos existentes, entrevistas com a equipe, fluxos atuais, gargalos e dependências</w:t>
             </w:r>
           </w:p>
         </w:tc>
@@ -333,7 +325,7 @@
                 <w:b w:val="0"/>
                 <w:sz w:val="20"/>
               </w:rPr>
-              <w:t>Organograma atual e proposto, áreas, papéis e matriz de responsabilidades</w:t>
+              <w:t>Organograma atual e proposto, papéis, responsabilidades e indicadores por função</w:t>
             </w:r>
           </w:p>
         </w:tc>
@@ -380,7 +372,7 @@
                 <w:b w:val="0"/>
                 <w:sz w:val="20"/>
               </w:rPr>
-              <w:t>Redesenho dos processos prioritários e lista de automações com esforço estimado</w:t>
+              <w:t>Redesenho dos processos prioritários e lista de automações com esforço e custo</w:t>
             </w:r>
           </w:p>
         </w:tc>
@@ -442,7 +434,7 @@
                 <w:b w:val="0"/>
                 <w:sz w:val="20"/>
               </w:rPr>
-              <w:t>Proposta futura, após a Etapa 3</w:t>
+              <w:t>Proposta futura, a partir de 2027 ou antes, se fizer sentido</w:t>
             </w:r>
           </w:p>
         </w:tc>
@@ -455,14 +447,6 @@
       </w:pPr>
       <w:r>
         <w:t>4. Escopo e entregáveis: duas opções</w:t>
-      </w:r>
-    </w:p>
-    <w:p>
-      <w:r>
-        <w:rPr>
-          <w:i w:val="0"/>
-        </w:rPr>
-        <w:t>A Thamires escolhe o tamanho do escopo. A opção Essencial pode ser ampliada depois para a Completa por aditivo.</w:t>
       </w:r>
     </w:p>
     <w:tbl>
@@ -542,7 +526,7 @@
                 <w:b w:val="0"/>
                 <w:sz w:val="20"/>
               </w:rPr>
-              <w:t>Entrevistas com a equipe (cerca de 1 h cada)</w:t>
+              <w:t>Entrevistas (cerca de 1 h cada)</w:t>
             </w:r>
           </w:p>
         </w:tc>
@@ -557,7 +541,7 @@
                 <w:b w:val="0"/>
                 <w:sz w:val="20"/>
               </w:rPr>
-              <w:t>Até 4 pessoas</w:t>
+              <w:t>Até 4 pessoas: Thamires, Júlia, Vitória, Tamara</w:t>
             </w:r>
           </w:p>
         </w:tc>
@@ -572,7 +556,7 @@
                 <w:b w:val="0"/>
                 <w:sz w:val="20"/>
               </w:rPr>
-              <w:t>Até 5 pessoas</w:t>
+              <w:t>Até 5 pessoas (inclui Alana ou outra pessoa indicada)</w:t>
             </w:r>
           </w:p>
         </w:tc>
@@ -619,7 +603,7 @@
                 <w:b w:val="0"/>
                 <w:sz w:val="20"/>
               </w:rPr>
-              <w:t>Até 8</w:t>
+              <w:t>Até 8, entre os 11 identificados</w:t>
             </w:r>
           </w:p>
         </w:tc>
@@ -683,7 +667,7 @@
                 <w:b w:val="0"/>
                 <w:sz w:val="20"/>
               </w:rPr>
-              <w:t>Inventário das ferramentas e uso real</w:t>
+              <w:t>Inventário das ferramentas e recursos não usados</w:t>
             </w:r>
           </w:p>
         </w:tc>
@@ -760,7 +744,7 @@
                 <w:b w:val="0"/>
                 <w:sz w:val="20"/>
               </w:rPr>
-              <w:t>Organograma atual e proposto, matriz de responsabilidades e descrição de papéis</w:t>
+              <w:t>Organograma atual e proposto, descrição de papéis e indicadores por função</w:t>
             </w:r>
           </w:p>
         </w:tc>
@@ -854,7 +838,7 @@
                 <w:b w:val="0"/>
                 <w:sz w:val="20"/>
               </w:rPr>
-              <w:t>Lista priorizada com esforço estimado, base para orçar a implementação</w:t>
+              <w:t>Lista priorizada com esforço e custo recorrente estimados</w:t>
             </w:r>
           </w:p>
         </w:tc>
@@ -909,6 +893,14 @@
     </w:tbl>
     <w:p/>
     <w:p>
+      <w:r>
+        <w:rPr>
+          <w:i w:val="0"/>
+        </w:rPr>
+        <w:t>Processos candidatos: fiscal mensal, conciliação e fechamento financeiro, implantação de novos clientes, atendimento e triagem, emissão de notas, pagamentos, folha, comercial, abertura de empresa e acompanhamento jurídico. A escolha final é feita com a Thamires na primeira semana.</w:t>
+      </w:r>
+    </w:p>
+    <w:p>
       <w:pPr>
         <w:pStyle w:val="Heading1"/>
       </w:pPr>
@@ -929,7 +921,31 @@
         <w:pStyle w:val="ListBullet"/>
       </w:pPr>
       <w:r>
-        <w:t>Migração de dados entre sistemas.</w:t>
+        <w:t>Correção da configuração do Domínio (exige o suporte do sistema ou um especialista).</w:t>
+      </w:r>
+    </w:p>
+    <w:p>
+      <w:pPr>
+        <w:pStyle w:val="ListBullet"/>
+      </w:pPr>
+      <w:r>
+        <w:t>Migração das contas para o novo domínio de e-mail da Surcin.</w:t>
+      </w:r>
+    </w:p>
+    <w:p>
+      <w:pPr>
+        <w:pStyle w:val="ListBullet"/>
+      </w:pPr>
+      <w:r>
+        <w:t>Desenho do programa de remuneração variável (pesos, metas e valores); a estrutura entrega a base de papéis e indicadores.</w:t>
+      </w:r>
+    </w:p>
+    <w:p>
+      <w:pPr>
+        <w:pStyle w:val="ListBullet"/>
+      </w:pPr>
+      <w:r>
+        <w:t>Recrutamento e seleção, inclusive do(a) contador(a).</w:t>
       </w:r>
     </w:p>
     <w:p>
@@ -953,15 +969,7 @@
         <w:pStyle w:val="ListBullet"/>
       </w:pPr>
       <w:r>
-        <w:t>Consultoria contábil, fiscal, trabalhista ou jurídica sobre o conteúdo das obrigações.</w:t>
-      </w:r>
-    </w:p>
-    <w:p>
-      <w:pPr>
-        <w:pStyle w:val="ListBullet"/>
-      </w:pPr>
-      <w:r>
-        <w:t>Recrutamento, avaliação de desempenho ou definição de salários.</w:t>
+        <w:t>Serviços contábeis, fiscais, trabalhistas ou jurídicos.</w:t>
       </w:r>
     </w:p>
     <w:p>
@@ -977,7 +985,7 @@
         <w:rPr>
           <w:i w:val="0"/>
         </w:rPr>
-        <w:t>As horas foram estimadas antes de definir o preço. Premissas: 2 h por entrevista (1 h de conversa e 1 h de preparação e registro), 2 h por processo mapeado, 2 h por processo redesenhado e 20% de contingência.</w:t>
+        <w:t>Premissas: 2 h por entrevista (1 h de conversa e 1 h de preparação e registro), 2 h por processo mapeado, 2 h por processo redesenhado e 20% de contingência. A documentação existente compensa o tempo de leitura dos materiais.</w:t>
       </w:r>
     </w:p>
     <w:tbl>
@@ -1738,7 +1746,7 @@
         <w:rPr>
           <w:i w:val="0"/>
         </w:rPr>
-        <w:t>A reunião inicial de 2h30 e a preparação desta proposta não são cobradas.</w:t>
+        <w:t>A reunião inicial de 12/10/2026 e a preparação desta proposta não são cobradas.</w:t>
       </w:r>
     </w:p>
     <w:p>
@@ -1746,7 +1754,15 @@
         <w:rPr>
           <w:i w:val="0"/>
         </w:rPr>
-        <w:t>Referência para a etapa seguinte (não contratada agora): a implementação será orçada em pacotes de preço fechado, de acordo com o plano de automação. Como ordem de grandeza, pacotes pequenos ficam entre R$ 1.500 e R$ 2.800 e pacotes médios entre R$ 3.500 e R$ 6.500. O acompanhamento mensal, se desejado, parte de R$ 900 por mês com franquia de 4 horas.</w:t>
+        <w:t>Referência para a etapa seguinte (não contratada agora): a implementação será orçada em pacotes de preço fechado. Como ordem de grandeza, pacotes pequenos ficam entre R$ 1.500 e R$ 2.800 e médios entre R$ 3.500 e R$ 6.500. O acompanhamento mensal, se desejado, parte de R$ 900 por mês com 4 horas.</w:t>
+      </w:r>
+    </w:p>
+    <w:p>
+      <w:pPr>
+        <w:pStyle w:val="Heading1"/>
+      </w:pPr>
+      <w:r>
+        <w:t>8. Cronograma (opção Completa, com aceite até 16/10/2026)</w:t>
       </w:r>
     </w:p>
     <w:p>
@@ -1754,23 +1770,7 @@
         <w:rPr>
           <w:i w:val="0"/>
         </w:rPr>
-        <w:t>Despesas de deslocamento, se houver encontros presenciais, e custos de ferramentas são repassados à parte, mediante aprovação.</w:t>
-      </w:r>
-    </w:p>
-    <w:p>
-      <w:pPr>
-        <w:pStyle w:val="Heading1"/>
-      </w:pPr>
-      <w:r>
-        <w:t>8. Cronograma</w:t>
-      </w:r>
-    </w:p>
-    <w:p>
-      <w:r>
-        <w:rPr>
-          <w:i w:val="0"/>
-        </w:rPr>
-        <w:t>O consultor dedica cerca de 10 horas por semana ao projeto, fora do horário comercial. Os prazos contam a partir do aceite e dependem da disponibilidade da equipe para entrevistas e validações. Essencial: 4 a 5 semanas. Completa: 8 a 9 semanas.</w:t>
+        <w:t>Cerca de 10 horas por semana do consultor, fora do horário comercial. O calendário respeita as férias da Vitória (retorno em 28/10), a semana de fechamentos no início de cada mês e a prova da Thamires em 13/12.</w:t>
       </w:r>
     </w:p>
     <w:tbl>
@@ -1788,7 +1788,7 @@
       <w:tr>
         <w:tc>
           <w:tcPr>
-            <w:tcW w:type="dxa" w:w="1701"/>
+            <w:tcW w:type="dxa" w:w="1587"/>
             <w:shd w:val="clear" w:color="auto" w:fill="1F3A5F"/>
           </w:tcPr>
           <w:p>
@@ -1799,13 +1799,13 @@
                 <w:color w:val="FFFFFF"/>
                 <w:sz w:val="20"/>
               </w:rPr>
-              <w:t>Semana (Completa)</w:t>
+              <w:t>Semana</w:t>
             </w:r>
           </w:p>
         </w:tc>
         <w:tc>
           <w:tcPr>
-            <w:tcW w:type="dxa" w:w="4535"/>
+            <w:tcW w:type="dxa" w:w="5102"/>
             <w:shd w:val="clear" w:color="auto" w:fill="1F3A5F"/>
           </w:tcPr>
           <w:p>
@@ -1822,7 +1822,7 @@
         </w:tc>
         <w:tc>
           <w:tcPr>
-            <w:tcW w:type="dxa" w:w="2835"/>
+            <w:tcW w:type="dxa" w:w="2381"/>
             <w:shd w:val="clear" w:color="auto" w:fill="1F3A5F"/>
           </w:tcPr>
           <w:p>
@@ -1833,7 +1833,7 @@
                 <w:color w:val="FFFFFF"/>
                 <w:sz w:val="20"/>
               </w:rPr>
-              <w:t>Marco</w:t>
+              <w:t>Participação da Surcin</w:t>
             </w:r>
           </w:p>
         </w:tc>
@@ -1841,7 +1841,7 @@
       <w:tr>
         <w:tc>
           <w:tcPr>
-            <w:tcW w:type="dxa" w:w="1701"/>
+            <w:tcW w:type="dxa" w:w="1587"/>
           </w:tcPr>
           <w:p>
             <w:r/>
@@ -1850,13 +1850,13 @@
                 <w:b w:val="0"/>
                 <w:sz w:val="20"/>
               </w:rPr>
-              <w:t>1</w:t>
+              <w:t>19 a 25/10</w:t>
             </w:r>
           </w:p>
         </w:tc>
         <w:tc>
           <w:tcPr>
-            <w:tcW w:type="dxa" w:w="4535"/>
+            <w:tcW w:type="dxa" w:w="5102"/>
           </w:tcPr>
           <w:p>
             <w:r/>
@@ -1865,13 +1865,13 @@
                 <w:b w:val="0"/>
                 <w:sz w:val="20"/>
               </w:rPr>
-              <w:t>Kick-off, agendamento e início das entrevistas</w:t>
+              <w:t>Kick-off, coleta dos passo a passos e do Trello, escolha dos processos, entrevistas com Thamires e Júlia</w:t>
             </w:r>
           </w:p>
         </w:tc>
         <w:tc>
           <w:tcPr>
-            <w:tcW w:type="dxa" w:w="2835"/>
+            <w:tcW w:type="dxa" w:w="2381"/>
           </w:tcPr>
           <w:p>
             <w:r/>
@@ -1880,7 +1880,7 @@
                 <w:b w:val="0"/>
                 <w:sz w:val="20"/>
               </w:rPr>
-              <w:t>Kick-off com a Thamires</w:t>
+              <w:t>Thamires 2 h, Júlia 1 h</w:t>
             </w:r>
           </w:p>
         </w:tc>
@@ -1888,7 +1888,7 @@
       <w:tr>
         <w:tc>
           <w:tcPr>
-            <w:tcW w:type="dxa" w:w="1701"/>
+            <w:tcW w:type="dxa" w:w="1587"/>
           </w:tcPr>
           <w:p>
             <w:r/>
@@ -1897,13 +1897,13 @@
                 <w:b w:val="0"/>
                 <w:sz w:val="20"/>
               </w:rPr>
-              <w:t>2 e 3</w:t>
+              <w:t>26/10 a 01/11</w:t>
             </w:r>
           </w:p>
         </w:tc>
         <w:tc>
           <w:tcPr>
-            <w:tcW w:type="dxa" w:w="4535"/>
+            <w:tcW w:type="dxa" w:w="5102"/>
           </w:tcPr>
           <w:p>
             <w:r/>
@@ -1912,13 +1912,13 @@
                 <w:b w:val="0"/>
                 <w:sz w:val="20"/>
               </w:rPr>
-              <w:t>Entrevistas, inventário de ferramentas e mapeamento dos processos atuais</w:t>
+              <w:t>Entrevistas com Tamara e Vitória (após o retorno), desenho dos fluxos atuais</w:t>
             </w:r>
           </w:p>
         </w:tc>
         <w:tc>
           <w:tcPr>
-            <w:tcW w:type="dxa" w:w="2835"/>
+            <w:tcW w:type="dxa" w:w="2381"/>
           </w:tcPr>
           <w:p>
             <w:r/>
@@ -1927,6 +1927,7 @@
                 <w:b w:val="0"/>
                 <w:sz w:val="20"/>
               </w:rPr>
+              <w:t>Tamara 1 h, Vitória 1 h</w:t>
             </w:r>
           </w:p>
         </w:tc>
@@ -1934,7 +1935,7 @@
       <w:tr>
         <w:tc>
           <w:tcPr>
-            <w:tcW w:type="dxa" w:w="1701"/>
+            <w:tcW w:type="dxa" w:w="1587"/>
           </w:tcPr>
           <w:p>
             <w:r/>
@@ -1943,13 +1944,13 @@
                 <w:b w:val="0"/>
                 <w:sz w:val="20"/>
               </w:rPr>
-              <w:t>4</w:t>
+              <w:t>02 a 08/11</w:t>
             </w:r>
           </w:p>
         </w:tc>
         <w:tc>
           <w:tcPr>
-            <w:tcW w:type="dxa" w:w="4535"/>
+            <w:tcW w:type="dxa" w:w="5102"/>
           </w:tcPr>
           <w:p>
             <w:r/>
@@ -1958,13 +1959,13 @@
                 <w:b w:val="0"/>
                 <w:sz w:val="20"/>
               </w:rPr>
-              <w:t>Validação dos fluxos, gargalos e dependências</w:t>
+              <w:t>Desenho dos fluxos atuais (sem reuniões: semana de fechamentos)</w:t>
             </w:r>
           </w:p>
         </w:tc>
         <w:tc>
           <w:tcPr>
-            <w:tcW w:type="dxa" w:w="2835"/>
+            <w:tcW w:type="dxa" w:w="2381"/>
           </w:tcPr>
           <w:p>
             <w:r/>
@@ -1973,7 +1974,7 @@
                 <w:b w:val="0"/>
                 <w:sz w:val="20"/>
               </w:rPr>
-              <w:t>Entrega do mapeamento</w:t>
+              <w:t>Nenhuma</w:t>
             </w:r>
           </w:p>
         </w:tc>
@@ -1981,7 +1982,7 @@
       <w:tr>
         <w:tc>
           <w:tcPr>
-            <w:tcW w:type="dxa" w:w="1701"/>
+            <w:tcW w:type="dxa" w:w="1587"/>
           </w:tcPr>
           <w:p>
             <w:r/>
@@ -1990,13 +1991,13 @@
                 <w:b w:val="0"/>
                 <w:sz w:val="20"/>
               </w:rPr>
-              <w:t>5 e 6</w:t>
+              <w:t>09 a 15/11</w:t>
             </w:r>
           </w:p>
         </w:tc>
         <w:tc>
           <w:tcPr>
-            <w:tcW w:type="dxa" w:w="4535"/>
+            <w:tcW w:type="dxa" w:w="5102"/>
           </w:tcPr>
           <w:p>
             <w:r/>
@@ -2005,13 +2006,13 @@
                 <w:b w:val="0"/>
                 <w:sz w:val="20"/>
               </w:rPr>
-              <w:t>Estrutura organizacional: organogramas, papéis e matriz de responsabilidades</w:t>
+              <w:t>Validação, gargalos e dependências; entrega do mapeamento</w:t>
             </w:r>
           </w:p>
         </w:tc>
         <w:tc>
           <w:tcPr>
-            <w:tcW w:type="dxa" w:w="2835"/>
+            <w:tcW w:type="dxa" w:w="2381"/>
           </w:tcPr>
           <w:p>
             <w:r/>
@@ -2020,6 +2021,7 @@
                 <w:b w:val="0"/>
                 <w:sz w:val="20"/>
               </w:rPr>
+              <w:t>Equipe 1 h, Thamires 1 h</w:t>
             </w:r>
           </w:p>
         </w:tc>
@@ -2027,7 +2029,7 @@
       <w:tr>
         <w:tc>
           <w:tcPr>
-            <w:tcW w:type="dxa" w:w="1701"/>
+            <w:tcW w:type="dxa" w:w="1587"/>
           </w:tcPr>
           <w:p>
             <w:r/>
@@ -2036,13 +2038,13 @@
                 <w:b w:val="0"/>
                 <w:sz w:val="20"/>
               </w:rPr>
-              <w:t>7 e 8</w:t>
+              <w:t>16 a 29/11</w:t>
             </w:r>
           </w:p>
         </w:tc>
         <w:tc>
           <w:tcPr>
-            <w:tcW w:type="dxa" w:w="4535"/>
+            <w:tcW w:type="dxa" w:w="5102"/>
           </w:tcPr>
           <w:p>
             <w:r/>
@@ -2051,13 +2053,13 @@
                 <w:b w:val="0"/>
                 <w:sz w:val="20"/>
               </w:rPr>
-              <w:t>Fluxos otimizados e plano de automação com esforço estimado</w:t>
+              <w:t>Estrutura organizacional: organogramas, papéis, indicadores</w:t>
             </w:r>
           </w:p>
         </w:tc>
         <w:tc>
           <w:tcPr>
-            <w:tcW w:type="dxa" w:w="2835"/>
+            <w:tcW w:type="dxa" w:w="2381"/>
           </w:tcPr>
           <w:p>
             <w:r/>
@@ -2066,6 +2068,7 @@
                 <w:b w:val="0"/>
                 <w:sz w:val="20"/>
               </w:rPr>
+              <w:t>Thamires 1 h</w:t>
             </w:r>
           </w:p>
         </w:tc>
@@ -2073,7 +2076,7 @@
       <w:tr>
         <w:tc>
           <w:tcPr>
-            <w:tcW w:type="dxa" w:w="1701"/>
+            <w:tcW w:type="dxa" w:w="1587"/>
           </w:tcPr>
           <w:p>
             <w:r/>
@@ -2082,13 +2085,13 @@
                 <w:b w:val="0"/>
                 <w:sz w:val="20"/>
               </w:rPr>
-              <w:t>9</w:t>
+              <w:t>30/11 a 13/12</w:t>
             </w:r>
           </w:p>
         </w:tc>
         <w:tc>
           <w:tcPr>
-            <w:tcW w:type="dxa" w:w="4535"/>
+            <w:tcW w:type="dxa" w:w="5102"/>
           </w:tcPr>
           <w:p>
             <w:r/>
@@ -2097,13 +2100,13 @@
                 <w:b w:val="0"/>
                 <w:sz w:val="20"/>
               </w:rPr>
-              <w:t>Relatório final e apresentação executiva</w:t>
+              <w:t>Fluxos otimizados e plano de automação (trabalho do consultor; sem reuniões na semana da prova)</w:t>
             </w:r>
           </w:p>
         </w:tc>
         <w:tc>
           <w:tcPr>
-            <w:tcW w:type="dxa" w:w="2835"/>
+            <w:tcW w:type="dxa" w:w="2381"/>
           </w:tcPr>
           <w:p>
             <w:r/>
@@ -2112,7 +2115,54 @@
                 <w:b w:val="0"/>
                 <w:sz w:val="20"/>
               </w:rPr>
-              <w:t>Entrega final e proposta de implementação</w:t>
+              <w:t>Validação por escrito</w:t>
+            </w:r>
+          </w:p>
+        </w:tc>
+      </w:tr>
+      <w:tr>
+        <w:tc>
+          <w:tcPr>
+            <w:tcW w:type="dxa" w:w="1587"/>
+          </w:tcPr>
+          <w:p>
+            <w:r/>
+            <w:r>
+              <w:rPr>
+                <w:b w:val="0"/>
+                <w:sz w:val="20"/>
+              </w:rPr>
+              <w:t>14 a 18/12</w:t>
+            </w:r>
+          </w:p>
+        </w:tc>
+        <w:tc>
+          <w:tcPr>
+            <w:tcW w:type="dxa" w:w="5102"/>
+          </w:tcPr>
+          <w:p>
+            <w:r/>
+            <w:r>
+              <w:rPr>
+                <w:b w:val="0"/>
+                <w:sz w:val="20"/>
+              </w:rPr>
+              <w:t>Apresentação final e proposta de implementação</w:t>
+            </w:r>
+          </w:p>
+        </w:tc>
+        <w:tc>
+          <w:tcPr>
+            <w:tcW w:type="dxa" w:w="2381"/>
+          </w:tcPr>
+          <w:p>
+            <w:r/>
+            <w:r>
+              <w:rPr>
+                <w:b w:val="0"/>
+                <w:sz w:val="20"/>
+              </w:rPr>
+              <w:t>Thamires 2 h</w:t>
             </w:r>
           </w:p>
         </w:tc>
@@ -2124,7 +2174,7 @@
         <w:rPr>
           <w:i w:val="0"/>
         </w:rPr>
-        <w:t>Na opção Essencial, as semanas 1 a 4 se mantêm e a semana 5 concentra estrutura organizacional, plano de automação e apresentação.</w:t>
+        <w:t>Opção Essencial: de 19/10 a cerca de 22/11, com entrega única no fim.</w:t>
       </w:r>
     </w:p>
     <w:p>
@@ -2156,7 +2206,7 @@
         <w:pStyle w:val="ListBullet"/>
       </w:pPr>
       <w:r>
-        <w:t>Entregar os documentos descritos em cada etapa, em formato editável.</w:t>
+        <w:t>Entregar os documentos de cada etapa em formato editável, no OneDrive da Surcin.</w:t>
       </w:r>
     </w:p>
     <w:p>
@@ -2164,7 +2214,7 @@
         <w:pStyle w:val="ListBullet"/>
       </w:pPr>
       <w:r>
-        <w:t>Manter sigilo absoluto sobre dados da empresa e de seus clientes, com acordo de confidencialidade.</w:t>
+        <w:t>Manter sigilo sobre dados da empresa e de seus clientes, com acordo de confidencialidade.</w:t>
       </w:r>
     </w:p>
     <w:p>
@@ -2172,7 +2222,7 @@
         <w:pStyle w:val="ListBullet"/>
       </w:pPr>
       <w:r>
-        <w:t>Avisar com antecedência qualquer risco de atraso ou necessidade de mudança de escopo.</w:t>
+        <w:t>Avisar com antecedência qualquer risco de atraso ou mudança de escopo.</w:t>
       </w:r>
     </w:p>
     <w:p>
@@ -2196,7 +2246,7 @@
         <w:pStyle w:val="ListBullet"/>
       </w:pPr>
       <w:r>
-        <w:t>Indicar um ponto focal e liberar a equipe para entrevistas de cerca de 1 hora, de preferência antes das 10h, no almoço ou após 19h30.</w:t>
+        <w:t>Indicar a Júlia (ou outra pessoa) como ponto focal para acessos e agenda.</w:t>
       </w:r>
     </w:p>
     <w:p>
@@ -2204,7 +2254,7 @@
         <w:pStyle w:val="ListBullet"/>
       </w:pPr>
       <w:r>
-        <w:t>Disponibilizar exemplos de documentos, planilhas e acessos de consulta necessários, com dados protegidos quando possível.</w:t>
+        <w:t>Liberar acesso de leitura ao Trello, à pasta Geral do OneDrive e aos passo a passos.</w:t>
       </w:r>
     </w:p>
     <w:p>
@@ -2212,7 +2262,7 @@
         <w:pStyle w:val="ListBullet"/>
       </w:pPr>
       <w:r>
-        <w:t>Responder dúvidas em até 2 dias úteis e validar entregas em até 5 dias úteis após o envio.</w:t>
+        <w:t>Liberar a equipe para entrevistas de cerca de 1 hora, de preferência antes das 10h30, no almoço ou após as 19h30.</w:t>
       </w:r>
     </w:p>
     <w:p>
@@ -2220,7 +2270,7 @@
         <w:pStyle w:val="ListBullet"/>
       </w:pPr>
       <w:r>
-        <w:t>Tomar as decisões de priorização ao final de cada etapa.</w:t>
+        <w:t>Responder dúvidas em até 2 dias úteis e validar entregas em até 5 dias úteis.</w:t>
       </w:r>
     </w:p>
     <w:p>
@@ -2228,7 +2278,7 @@
         <w:pStyle w:val="ListBullet"/>
       </w:pPr>
       <w:r>
-        <w:t>Arcar com licenças e ferramentas que decidir adotar.</w:t>
+        <w:t>Tomar as decisões de priorização ao fim de cada etapa.</w:t>
       </w:r>
     </w:p>
     <w:p>
@@ -2244,7 +2294,7 @@
         <w:pStyle w:val="ListBullet"/>
       </w:pPr>
       <w:r>
-        <w:t>Reuniões em janelas fora do horário comercial do consultor: antes das 10h, no almoço ou após 19h30, preferencialmente online.</w:t>
+        <w:t>Reuniões preferencialmente online, nas janelas acima.</w:t>
       </w:r>
     </w:p>
     <w:p>
@@ -2252,7 +2302,7 @@
         <w:pStyle w:val="ListBullet"/>
       </w:pPr>
       <w:r>
-        <w:t>Atrasos causados por falta de retorno ou de acesso deslocam o cronograma pelo mesmo período.</w:t>
+        <w:t>Atrasos por falta de retorno ou de acesso deslocam o cronograma pelo mesmo período; pausas de mais de 10 dias reagendam o projeto.</w:t>
       </w:r>
     </w:p>
     <w:p>
@@ -2268,15 +2318,7 @@
         <w:pStyle w:val="ListBullet"/>
       </w:pPr>
       <w:r>
-        <w:t>Pausas de mais de 10 dias por parte da cliente reagendam o cronograma.</w:t>
-      </w:r>
-    </w:p>
-    <w:p>
-      <w:pPr>
-        <w:pStyle w:val="ListBullet"/>
-      </w:pPr>
-      <w:r>
-        <w:t>Os documentos produzidos passam a ser da cliente após a quitação da etapa correspondente.</w:t>
+        <w:t>Os documentos produzidos passam a ser da cliente após a quitação de cada parcela correspondente.</w:t>
       </w:r>
     </w:p>
     <w:p>
@@ -2300,7 +2342,7 @@
         <w:pStyle w:val="ListNumber"/>
       </w:pPr>
       <w:r>
-        <w:t>Escolha da opção (Essencial ou Completa) e aceite da proposta.</w:t>
+        <w:t>Escolha da opção (Essencial ou Completa) e aceite.</w:t>
       </w:r>
     </w:p>
     <w:p>
@@ -2316,7 +2358,7 @@
         <w:pStyle w:val="ListNumber"/>
       </w:pPr>
       <w:r>
-        <w:t>Agendamento do kick-off e das entrevistas com a equipe.</w:t>
+        <w:t>Kick-off na semana de 19/10 e agenda das entrevistas.</w:t>
       </w:r>
     </w:p>
     <w:p>
@@ -2325,7 +2367,7 @@
           <w:i w:val="0"/>
         </w:rPr>
         <w:br/>
-        <w:t>Renato [sobrenome] · Consultor · [e-mail] · [telefone]</w:t>
+        <w:t>Renato [sobrenome] · R2 Tech Consulting [confirmar marca] · [e-mail] · [telefone]</w:t>
       </w:r>
     </w:p>
     <w:sectPr>
@@ -2351,7 +2393,7 @@
         <w:color w:val="595959"/>
         <w:sz w:val="16"/>
       </w:rPr>
-      <w:t>Surcin Consultoria · Proposta de consultoria em organização e processos · Confidencial</w:t>
+      <w:t>Surcin · Proposta de consultoria em organização e processos · Confidencial</w:t>
     </w:r>
   </w:p>
 </w:ftr>

--- a/proposta-surcin/04-proposta-comercial.docx
+++ b/proposta-surcin/04-proposta-comercial.docx
@@ -18,7 +18,7 @@
           <w:color w:val="595959"/>
           <w:sz w:val="26"/>
         </w:rPr>
-        <w:t>Organização, estrutura e processos · Surcin</w:t>
+        <w:t>Organização, estrutura, processos e plano de automação · Surcin Assessoria Empresarial</w:t>
       </w:r>
     </w:p>
     <w:p>
@@ -28,7 +28,7 @@
           <w:color w:val="595959"/>
           <w:sz w:val="18"/>
         </w:rPr>
-        <w:t>Versão 2 · 13/10/2026 · atualizada com a transcrição da reunião · uso interno até revisão do Renato</w:t>
+        <w:t>Versão 3 · 13/10/2026 · reunião, briefing e anotações cruzados · uso interno até revisão do Renato</w:t>
       </w:r>
     </w:p>
     <w:tbl>
@@ -72,7 +72,7 @@
         <w:rPr>
           <w:i w:val="0"/>
         </w:rPr>
-        <w:t>A Surcin oferece contabilidade, financeiro (BPO) e jurídico para empresários, com cerca de 40 clientes de contabilidade, um grupo de clientes de financeiro e uma equipe enxuta: Júlia na entrada e no atendimento, Vitória no financeiro, Tamara no Departamento Pessoal e Alana no jurídico.</w:t>
+        <w:t>A Surcin oferece contabilidade, fiscal, DP, BPO financeiro, societário e jurídico empresarial, com cerca de 40 a 45 empresas na carteira fiscal, 13 a 15 clientes de BPO e uma equipe enxuta. A empresa já tem processos desenhados, padrão de pastas e rotinas no Trello, mas a Thamires continua sendo a fonte única de conhecimento, decisão e revisão, e os erros recentes vieram de parâmetros fiscais errados e de controles que dependem de atenção humana.</w:t>
       </w:r>
     </w:p>
     <w:p>
@@ -80,7 +80,7 @@
         <w:rPr>
           <w:i w:val="0"/>
         </w:rPr>
-        <w:t>A empresa já tem processos desenhados, padrão de pastas e rotinas no Trello. O que falta é eficiência e autonomia: hoje tudo passa pela Thamires, a contabilidade está sem responsável técnico e um erro de configuração em agosto custou multa e um cliente. O objetivo é escalar com a mesma equipe, liberar tempo da Thamires até a prova de 13/12 e entrar em 2027 pronta para contratar e voltar a vender.</w:t>
+        <w:t>O briefing enviado pela Surcin pede uma proposta modular, com entregas verificáveis, que gere ganhos ainda em outubro e novembro sem consumir o tempo de estudo da Thamires, e que não seja vendida como "colocar IA em todos os setores". Esta proposta segue esse caminho: primeiro processo, controle e estrutura; depois automação assistida, em módulos orçados um a um.</w:t>
       </w:r>
     </w:p>
     <w:p>
@@ -96,7 +96,7 @@
         <w:pStyle w:val="ListBullet"/>
       </w:pPr>
       <w:r>
-        <w:t>Tirar a Thamires do centro da operação: papéis claros, revisões com critério e dúvidas resolvidas sem ela.</w:t>
+        <w:t>Reduzir já os riscos mais caros (guia do cliente errado, tarefa concluída sem evidência, dúvidas repetidas) com controles que não exigem software.</w:t>
       </w:r>
     </w:p>
     <w:p>
@@ -104,7 +104,7 @@
         <w:pStyle w:val="ListBullet"/>
       </w:pPr>
       <w:r>
-        <w:t>Tornar visíveis os fluxos, gargalos e dependências entre as pessoas.</w:t>
+        <w:t>Tirar a Thamires do centro da operação: papéis claros, critérios de revisão e escalonamento só para exceções.</w:t>
       </w:r>
     </w:p>
     <w:p>
@@ -112,7 +112,7 @@
         <w:pStyle w:val="ListBullet"/>
       </w:pPr>
       <w:r>
-        <w:t>Redesenhar os processos que mais pesam (fiscal, fechamento financeiro, implantação de clientes, triagem).</w:t>
+        <w:t>Tornar visíveis os fluxos, gargalos e dependências entre pessoas, sistemas e a contabilidade terceirizada.</w:t>
       </w:r>
     </w:p>
     <w:p>
@@ -120,7 +120,7 @@
         <w:pStyle w:val="ListBullet"/>
       </w:pPr>
       <w:r>
-        <w:t>Entregar um plano de automação priorizado, com esforço e custo, pronto para orçar a implementação.</w:t>
+        <w:t>Entregar o plano de automação priorizado por valor, risco, esforço e dependência externa, com custo recorrente estimado.</w:t>
       </w:r>
     </w:p>
     <w:p>
@@ -128,7 +128,7 @@
         <w:pStyle w:val="ListBullet"/>
       </w:pPr>
       <w:r>
-        <w:t>Preparar a estrutura para receber um(a) contador(a) em 2027 e para um programa de remuneração variável.</w:t>
+        <w:t>Preparar a operação para a retomada comercial e para as decisões de contratação de janeiro de 2027.</w:t>
       </w:r>
     </w:p>
     <w:p>
@@ -136,7 +136,15 @@
         <w:pStyle w:val="Heading1"/>
       </w:pPr>
       <w:r>
-        <w:t>3. Abordagem em etapas</w:t>
+        <w:t>3. O que esta proposta cobre (e o que não cobre)</w:t>
+      </w:r>
+    </w:p>
+    <w:p>
+      <w:r>
+        <w:rPr>
+          <w:i w:val="0"/>
+        </w:rPr>
+        <w:t>O briefing pede que consultoria, implantação, desenvolvimento, integrações, licenças e manutenção fiquem separados.</w:t>
       </w:r>
     </w:p>
     <w:tbl>
@@ -147,14 +155,13 @@
         <w:tblLook w:firstColumn="1" w:firstRow="1" w:lastColumn="0" w:lastRow="0" w:noHBand="0" w:noVBand="1" w:val="04A0"/>
       </w:tblPr>
       <w:tblGrid>
-        <w:gridCol w:w="3249"/>
-        <w:gridCol w:w="3249"/>
-        <w:gridCol w:w="3249"/>
+        <w:gridCol w:w="4873"/>
+        <w:gridCol w:w="4873"/>
       </w:tblGrid>
       <w:tr>
         <w:tc>
           <w:tcPr>
-            <w:tcW w:type="dxa" w:w="2551"/>
+            <w:tcW w:type="dxa" w:w="5102"/>
             <w:shd w:val="clear" w:color="auto" w:fill="1F3A5F"/>
           </w:tcPr>
           <w:p>
@@ -165,13 +172,13 @@
                 <w:color w:val="FFFFFF"/>
                 <w:sz w:val="20"/>
               </w:rPr>
-              <w:t>Etapa</w:t>
+              <w:t>Frente</w:t>
             </w:r>
           </w:p>
         </w:tc>
         <w:tc>
           <w:tcPr>
-            <w:tcW w:type="dxa" w:w="4535"/>
+            <w:tcW w:type="dxa" w:w="3969"/>
             <w:shd w:val="clear" w:color="auto" w:fill="1F3A5F"/>
           </w:tcPr>
           <w:p>
@@ -182,24 +189,7 @@
                 <w:color w:val="FFFFFF"/>
                 <w:sz w:val="20"/>
               </w:rPr>
-              <w:t>O que é</w:t>
-            </w:r>
-          </w:p>
-        </w:tc>
-        <w:tc>
-          <w:tcPr>
-            <w:tcW w:type="dxa" w:w="1984"/>
-            <w:shd w:val="clear" w:color="auto" w:fill="1F3A5F"/>
-          </w:tcPr>
-          <w:p>
-            <w:r/>
-            <w:r>
-              <w:rPr>
-                <w:b/>
-                <w:color w:val="FFFFFF"/>
-                <w:sz w:val="20"/>
-              </w:rPr>
-              <w:t>Situação</w:t>
+              <w:t>Situação nesta proposta</w:t>
             </w:r>
           </w:p>
         </w:tc>
@@ -207,7 +197,7 @@
       <w:tr>
         <w:tc>
           <w:tcPr>
-            <w:tcW w:type="dxa" w:w="2551"/>
+            <w:tcW w:type="dxa" w:w="5102"/>
           </w:tcPr>
           <w:p>
             <w:r/>
@@ -216,13 +206,13 @@
                 <w:b w:val="0"/>
                 <w:sz w:val="20"/>
               </w:rPr>
-              <w:t>0 · Reunião inicial e diagnóstico preliminar</w:t>
+              <w:t>Consultoria: diagnóstico, mapeamento, estrutura, plano</w:t>
             </w:r>
           </w:p>
         </w:tc>
         <w:tc>
           <w:tcPr>
-            <w:tcW w:type="dxa" w:w="4535"/>
+            <w:tcW w:type="dxa" w:w="3969"/>
           </w:tcPr>
           <w:p>
             <w:r/>
@@ -231,13 +221,15 @@
                 <w:b w:val="0"/>
                 <w:sz w:val="20"/>
               </w:rPr>
-              <w:t>Reunião de 12/10/2026 e esta leitura</w:t>
+              <w:t>Incluída (Fase 1, preço fechado)</w:t>
             </w:r>
           </w:p>
         </w:tc>
+      </w:tr>
+      <w:tr>
         <w:tc>
           <w:tcPr>
-            <w:tcW w:type="dxa" w:w="1984"/>
+            <w:tcW w:type="dxa" w:w="5102"/>
           </w:tcPr>
           <w:p>
             <w:r/>
@@ -246,15 +238,13 @@
                 <w:b w:val="0"/>
                 <w:sz w:val="20"/>
               </w:rPr>
-              <w:t>Concluída, sem custo</w:t>
+              <w:t>Contenção imediata: 3 controles manuais</w:t>
             </w:r>
           </w:p>
         </w:tc>
-      </w:tr>
-      <w:tr>
         <w:tc>
           <w:tcPr>
-            <w:tcW w:type="dxa" w:w="2551"/>
+            <w:tcW w:type="dxa" w:w="3969"/>
           </w:tcPr>
           <w:p>
             <w:r/>
@@ -263,13 +253,15 @@
                 <w:b w:val="0"/>
                 <w:sz w:val="20"/>
               </w:rPr>
-              <w:t>1 · Mapeamento dos processos atuais</w:t>
+              <w:t>Incluída na opção Completa</w:t>
             </w:r>
           </w:p>
         </w:tc>
+      </w:tr>
+      <w:tr>
         <w:tc>
           <w:tcPr>
-            <w:tcW w:type="dxa" w:w="4535"/>
+            <w:tcW w:type="dxa" w:w="5102"/>
           </w:tcPr>
           <w:p>
             <w:r/>
@@ -278,13 +270,13 @@
                 <w:b w:val="0"/>
                 <w:sz w:val="20"/>
               </w:rPr>
-              <w:t>Coleta dos passo a passos existentes, entrevistas com a equipe, fluxos atuais, gargalos e dependências</w:t>
+              <w:t>Implantação e desenvolvimento: ambiente Claude, especialistas, validadores, painéis</w:t>
             </w:r>
           </w:p>
         </w:tc>
         <w:tc>
           <w:tcPr>
-            <w:tcW w:type="dxa" w:w="1984"/>
+            <w:tcW w:type="dxa" w:w="3969"/>
           </w:tcPr>
           <w:p>
             <w:r/>
@@ -293,7 +285,7 @@
                 <w:b w:val="0"/>
                 <w:sz w:val="20"/>
               </w:rPr>
-              <w:t>Nesta proposta</w:t>
+              <w:t>Fase 2, módulos orçados à parte após o plano</w:t>
             </w:r>
           </w:p>
         </w:tc>
@@ -301,7 +293,7 @@
       <w:tr>
         <w:tc>
           <w:tcPr>
-            <w:tcW w:type="dxa" w:w="2551"/>
+            <w:tcW w:type="dxa" w:w="5102"/>
           </w:tcPr>
           <w:p>
             <w:r/>
@@ -310,13 +302,13 @@
                 <w:b w:val="0"/>
                 <w:sz w:val="20"/>
               </w:rPr>
-              <w:t>2 · Estrutura organizacional</w:t>
+              <w:t>Integrações (Conta Azul, Domínio, Nestzap, OneDrive, Trello)</w:t>
             </w:r>
           </w:p>
         </w:tc>
         <w:tc>
           <w:tcPr>
-            <w:tcW w:type="dxa" w:w="4535"/>
+            <w:tcW w:type="dxa" w:w="3969"/>
           </w:tcPr>
           <w:p>
             <w:r/>
@@ -325,13 +317,15 @@
                 <w:b w:val="0"/>
                 <w:sz w:val="20"/>
               </w:rPr>
-              <w:t>Organograma atual e proposto, papéis, responsabilidades e indicadores por função</w:t>
+              <w:t>Fase 2, cada uma com prova de viabilidade antes de orçar</w:t>
             </w:r>
           </w:p>
         </w:tc>
+      </w:tr>
+      <w:tr>
         <w:tc>
           <w:tcPr>
-            <w:tcW w:type="dxa" w:w="1984"/>
+            <w:tcW w:type="dxa" w:w="5102"/>
           </w:tcPr>
           <w:p>
             <w:r/>
@@ -340,15 +334,13 @@
                 <w:b w:val="0"/>
                 <w:sz w:val="20"/>
               </w:rPr>
-              <w:t>Nesta proposta</w:t>
+              <w:t>Licenças e ferramentas</w:t>
             </w:r>
           </w:p>
         </w:tc>
-      </w:tr>
-      <w:tr>
         <w:tc>
           <w:tcPr>
-            <w:tcW w:type="dxa" w:w="2551"/>
+            <w:tcW w:type="dxa" w:w="3969"/>
           </w:tcPr>
           <w:p>
             <w:r/>
@@ -357,13 +349,15 @@
                 <w:b w:val="0"/>
                 <w:sz w:val="20"/>
               </w:rPr>
-              <w:t>3 · Fluxos otimizados e plano de automação</w:t>
+              <w:t>Por conta da Surcin; estimativa mensal entregue no plano</w:t>
             </w:r>
           </w:p>
         </w:tc>
+      </w:tr>
+      <w:tr>
         <w:tc>
           <w:tcPr>
-            <w:tcW w:type="dxa" w:w="4535"/>
+            <w:tcW w:type="dxa" w:w="5102"/>
           </w:tcPr>
           <w:p>
             <w:r/>
@@ -372,13 +366,13 @@
                 <w:b w:val="0"/>
                 <w:sz w:val="20"/>
               </w:rPr>
-              <w:t>Redesenho dos processos prioritários e lista de automações com esforço e custo</w:t>
+              <w:t>Manutenção e suporte</w:t>
             </w:r>
           </w:p>
         </w:tc>
         <w:tc>
           <w:tcPr>
-            <w:tcW w:type="dxa" w:w="1984"/>
+            <w:tcW w:type="dxa" w:w="3969"/>
           </w:tcPr>
           <w:p>
             <w:r/>
@@ -387,54 +381,7 @@
                 <w:b w:val="0"/>
                 <w:sz w:val="20"/>
               </w:rPr>
-              <w:t>Nesta proposta (opção Completa)</w:t>
-            </w:r>
-          </w:p>
-        </w:tc>
-      </w:tr>
-      <w:tr>
-        <w:tc>
-          <w:tcPr>
-            <w:tcW w:type="dxa" w:w="2551"/>
-          </w:tcPr>
-          <w:p>
-            <w:r/>
-            <w:r>
-              <w:rPr>
-                <w:b w:val="0"/>
-                <w:sz w:val="20"/>
-              </w:rPr>
-              <w:t>4 · Implementação e acompanhamento</w:t>
-            </w:r>
-          </w:p>
-        </w:tc>
-        <w:tc>
-          <w:tcPr>
-            <w:tcW w:type="dxa" w:w="4535"/>
-          </w:tcPr>
-          <w:p>
-            <w:r/>
-            <w:r>
-              <w:rPr>
-                <w:b w:val="0"/>
-                <w:sz w:val="20"/>
-              </w:rPr>
-              <w:t>Execução das melhorias em pacotes e ajustes mensais</w:t>
-            </w:r>
-          </w:p>
-        </w:tc>
-        <w:tc>
-          <w:tcPr>
-            <w:tcW w:type="dxa" w:w="1984"/>
-          </w:tcPr>
-          <w:p>
-            <w:r/>
-            <w:r>
-              <w:rPr>
-                <w:b w:val="0"/>
-                <w:sz w:val="20"/>
-              </w:rPr>
-              <w:t>Proposta futura, a partir de 2027 ou antes, se fizer sentido</w:t>
+              <w:t>Fase 3, mensalidade com franquia de horas, opcional</w:t>
             </w:r>
           </w:p>
         </w:tc>
@@ -446,7 +393,7 @@
         <w:pStyle w:val="Heading1"/>
       </w:pPr>
       <w:r>
-        <w:t>4. Escopo e entregáveis: duas opções</w:t>
+        <w:t>4. Fase 1 · Diagnóstico, estrutura e plano: duas opções</w:t>
       </w:r>
     </w:p>
     <w:tbl>
@@ -556,7 +503,7 @@
                 <w:b w:val="0"/>
                 <w:sz w:val="20"/>
               </w:rPr>
-              <w:t>Até 5 pessoas (inclui Alana ou outra pessoa indicada)</w:t>
+              <w:t>Até 5 pessoas (inclui Alana ou a contabilidade terceirizada)</w:t>
             </w:r>
           </w:p>
         </w:tc>
@@ -603,7 +550,7 @@
                 <w:b w:val="0"/>
                 <w:sz w:val="20"/>
               </w:rPr>
-              <w:t>Até 8, entre os 11 identificados</w:t>
+              <w:t>Até 8, entre os 12 identificados</w:t>
             </w:r>
           </w:p>
         </w:tc>
@@ -667,7 +614,7 @@
                 <w:b w:val="0"/>
                 <w:sz w:val="20"/>
               </w:rPr>
-              <w:t>Inventário das ferramentas e recursos não usados</w:t>
+              <w:t>Inventário de ferramentas, contas, licenças e acessos</w:t>
             </w:r>
           </w:p>
         </w:tc>
@@ -698,6 +645,53 @@
                 <w:sz w:val="20"/>
               </w:rPr>
               <w:t>Sim</w:t>
+            </w:r>
+          </w:p>
+        </w:tc>
+      </w:tr>
+      <w:tr>
+        <w:tc>
+          <w:tcPr>
+            <w:tcW w:type="dxa" w:w="3118"/>
+          </w:tcPr>
+          <w:p>
+            <w:r/>
+            <w:r>
+              <w:rPr>
+                <w:b w:val="0"/>
+                <w:sz w:val="20"/>
+              </w:rPr>
+              <w:t>Contenção imediata: 3 controles manuais implantados com a equipe</w:t>
+            </w:r>
+          </w:p>
+        </w:tc>
+        <w:tc>
+          <w:tcPr>
+            <w:tcW w:type="dxa" w:w="2551"/>
+          </w:tcPr>
+          <w:p>
+            <w:r/>
+            <w:r>
+              <w:rPr>
+                <w:b w:val="0"/>
+                <w:sz w:val="20"/>
+              </w:rPr>
+              <w:t>Não</w:t>
+            </w:r>
+          </w:p>
+        </w:tc>
+        <w:tc>
+          <w:tcPr>
+            <w:tcW w:type="dxa" w:w="3402"/>
+          </w:tcPr>
+          <w:p>
+            <w:r/>
+            <w:r>
+              <w:rPr>
+                <w:b w:val="0"/>
+                <w:sz w:val="20"/>
+              </w:rPr>
+              <w:t>Sim, até 15/11</w:t>
             </w:r>
           </w:p>
         </w:tc>
@@ -761,7 +755,7 @@
                 <w:b w:val="0"/>
                 <w:sz w:val="20"/>
               </w:rPr>
-              <w:t>Fluxos otimizados</w:t>
+              <w:t>Fluxos otimizados (atual e futuro)</w:t>
             </w:r>
           </w:p>
         </w:tc>
@@ -838,7 +832,7 @@
                 <w:b w:val="0"/>
                 <w:sz w:val="20"/>
               </w:rPr>
-              <w:t>Lista priorizada com esforço e custo recorrente estimados</w:t>
+              <w:t>Casos de uso priorizados por valor, risco, esforço e dependência, com módulos estimados e custo recorrente</w:t>
             </w:r>
           </w:p>
         </w:tc>
@@ -893,11 +887,61 @@
     </w:tbl>
     <w:p/>
     <w:p>
+      <w:pPr>
+        <w:pStyle w:val="Heading3"/>
+      </w:pPr>
+      <w:r>
+        <w:t>Contenção imediata (opção Completa)</w:t>
+      </w:r>
+    </w:p>
+    <w:p>
       <w:r>
         <w:rPr>
           <w:i w:val="0"/>
         </w:rPr>
-        <w:t>Processos candidatos: fiscal mensal, conciliação e fechamento financeiro, implantação de novos clientes, atendimento e triagem, emissão de notas, pagamentos, folha, comercial, abertura de empresa e acompanhamento jurídico. A escolha final é feita com a Thamires na primeira semana.</w:t>
+        <w:t>Três controles manuais, desenhados a partir dos erros reais citados no briefing, implantados com a equipe sem desenvolvimento e sem depender da Thamires no dia a dia:</w:t>
+      </w:r>
+    </w:p>
+    <w:p>
+      <w:pPr>
+        <w:pStyle w:val="ListBullet"/>
+      </w:pPr>
+      <w:r>
+        <w:rPr>
+          <w:b/>
+        </w:rPr>
+        <w:t xml:space="preserve">Conferência de guia antes do pagamento: </w:t>
+      </w:r>
+      <w:r>
+        <w:t>checagem de cliente, CNPJ, pasta, tributo, competência e valor, com padrão mínimo de nome de arquivo.</w:t>
+      </w:r>
+    </w:p>
+    <w:p>
+      <w:pPr>
+        <w:pStyle w:val="ListBullet"/>
+      </w:pPr>
+      <w:r>
+        <w:rPr>
+          <w:b/>
+        </w:rPr>
+        <w:t xml:space="preserve">Evidência para concluir tarefa: </w:t>
+      </w:r>
+      <w:r>
+        <w:t>nas rotinas críticas, o cartão do Trello só é concluído com o link do comprovante no OneDrive.</w:t>
+      </w:r>
+    </w:p>
+    <w:p>
+      <w:pPr>
+        <w:pStyle w:val="ListBullet"/>
+      </w:pPr>
+      <w:r>
+        <w:rPr>
+          <w:b/>
+        </w:rPr>
+        <w:t xml:space="preserve">Registro de escalonamentos: </w:t>
+      </w:r>
+      <w:r>
+        <w:t>toda dúvida levada à Thamires é registrada com motivo e solução, o que vira o indicador de dependência e a base do futuro especialista de dúvidas.</w:t>
       </w:r>
     </w:p>
     <w:p>
@@ -905,7 +949,612 @@
         <w:pStyle w:val="Heading1"/>
       </w:pPr>
       <w:r>
-        <w:t>5. Fora do escopo desta proposta</w:t>
+        <w:t>5. Fase 2 · Implantação em módulos (orçada depois do plano)</w:t>
+      </w:r>
+    </w:p>
+    <w:p>
+      <w:r>
+        <w:rPr>
+          <w:i w:val="0"/>
+        </w:rPr>
+        <w:t>Módulos citados no briefing, apresentados como ordem de grandeza para planejamento. O escopo, as horas e o preço de cada módulo só são fechados depois da Fase 1, com prova de viabilidade dos conectores envolvidos. Nenhum deles está contratado nesta proposta.</w:t>
+      </w:r>
+    </w:p>
+    <w:tbl>
+      <w:tblPr>
+        <w:tblStyle w:val="TableGrid"/>
+        <w:tblW w:type="auto" w:w="0"/>
+        <w:jc w:val="center"/>
+        <w:tblLook w:firstColumn="1" w:firstRow="1" w:lastColumn="0" w:lastRow="0" w:noHBand="0" w:noVBand="1" w:val="04A0"/>
+      </w:tblPr>
+      <w:tblGrid>
+        <w:gridCol w:w="2436"/>
+        <w:gridCol w:w="2436"/>
+        <w:gridCol w:w="2436"/>
+        <w:gridCol w:w="2436"/>
+      </w:tblGrid>
+      <w:tr>
+        <w:tc>
+          <w:tcPr>
+            <w:tcW w:type="dxa" w:w="2154"/>
+            <w:shd w:val="clear" w:color="auto" w:fill="1F3A5F"/>
+          </w:tcPr>
+          <w:p>
+            <w:r/>
+            <w:r>
+              <w:rPr>
+                <w:b/>
+                <w:color w:val="FFFFFF"/>
+                <w:sz w:val="20"/>
+              </w:rPr>
+              <w:t>Módulo</w:t>
+            </w:r>
+          </w:p>
+        </w:tc>
+        <w:tc>
+          <w:tcPr>
+            <w:tcW w:type="dxa" w:w="3515"/>
+            <w:shd w:val="clear" w:color="auto" w:fill="1F3A5F"/>
+          </w:tcPr>
+          <w:p>
+            <w:r/>
+            <w:r>
+              <w:rPr>
+                <w:b/>
+                <w:color w:val="FFFFFF"/>
+                <w:sz w:val="20"/>
+              </w:rPr>
+              <w:t>O que entrega</w:t>
+            </w:r>
+          </w:p>
+        </w:tc>
+        <w:tc>
+          <w:tcPr>
+            <w:tcW w:type="dxa" w:w="1134"/>
+            <w:shd w:val="clear" w:color="auto" w:fill="1F3A5F"/>
+          </w:tcPr>
+          <w:p>
+            <w:r/>
+            <w:r>
+              <w:rPr>
+                <w:b/>
+                <w:color w:val="FFFFFF"/>
+                <w:sz w:val="20"/>
+              </w:rPr>
+              <w:t>Porte provável</w:t>
+            </w:r>
+          </w:p>
+        </w:tc>
+        <w:tc>
+          <w:tcPr>
+            <w:tcW w:type="dxa" w:w="2268"/>
+            <w:shd w:val="clear" w:color="auto" w:fill="1F3A5F"/>
+          </w:tcPr>
+          <w:p>
+            <w:r/>
+            <w:r>
+              <w:rPr>
+                <w:b/>
+                <w:color w:val="FFFFFF"/>
+                <w:sz w:val="20"/>
+              </w:rPr>
+              <w:t>Dependências</w:t>
+            </w:r>
+          </w:p>
+        </w:tc>
+      </w:tr>
+      <w:tr>
+        <w:tc>
+          <w:tcPr>
+            <w:tcW w:type="dxa" w:w="2154"/>
+          </w:tcPr>
+          <w:p>
+            <w:r/>
+            <w:r>
+              <w:rPr>
+                <w:b w:val="0"/>
+                <w:sz w:val="20"/>
+              </w:rPr>
+              <w:t>Ambiente Surcin e Base Mestre de Clientes</w:t>
+            </w:r>
+          </w:p>
+        </w:tc>
+        <w:tc>
+          <w:tcPr>
+            <w:tcW w:type="dxa" w:w="3515"/>
+          </w:tcPr>
+          <w:p>
+            <w:r/>
+            <w:r>
+              <w:rPr>
+                <w:b w:val="0"/>
+                <w:sz w:val="20"/>
+              </w:rPr>
+              <w:t>Conta Claude da Surcin, permissões, Projects Diretoria, Financeiro e Fiscal, base mínima de clientes no OneDrive</w:t>
+            </w:r>
+          </w:p>
+        </w:tc>
+        <w:tc>
+          <w:tcPr>
+            <w:tcW w:type="dxa" w:w="1134"/>
+          </w:tcPr>
+          <w:p>
+            <w:r/>
+            <w:r>
+              <w:rPr>
+                <w:b w:val="0"/>
+                <w:sz w:val="20"/>
+              </w:rPr>
+              <w:t>M</w:t>
+            </w:r>
+          </w:p>
+        </w:tc>
+        <w:tc>
+          <w:tcPr>
+            <w:tcW w:type="dxa" w:w="2268"/>
+          </w:tcPr>
+          <w:p>
+            <w:r/>
+            <w:r>
+              <w:rPr>
+                <w:b w:val="0"/>
+                <w:sz w:val="20"/>
+              </w:rPr>
+              <w:t>Contas novas no domínio Surcin</w:t>
+            </w:r>
+          </w:p>
+        </w:tc>
+      </w:tr>
+      <w:tr>
+        <w:tc>
+          <w:tcPr>
+            <w:tcW w:type="dxa" w:w="2154"/>
+          </w:tcPr>
+          <w:p>
+            <w:r/>
+            <w:r>
+              <w:rPr>
+                <w:b w:val="0"/>
+                <w:sz w:val="20"/>
+              </w:rPr>
+              <w:t>Especialista de dúvidas (por setor)</w:t>
+            </w:r>
+          </w:p>
+        </w:tc>
+        <w:tc>
+          <w:tcPr>
+            <w:tcW w:type="dxa" w:w="3515"/>
+          </w:tcPr>
+          <w:p>
+            <w:r/>
+            <w:r>
+              <w:rPr>
+                <w:b w:val="0"/>
+                <w:sz w:val="20"/>
+              </w:rPr>
+              <w:t>Assistente que responde com os procedimentos oficiais e escala só exceções</w:t>
+            </w:r>
+          </w:p>
+        </w:tc>
+        <w:tc>
+          <w:tcPr>
+            <w:tcW w:type="dxa" w:w="1134"/>
+          </w:tcPr>
+          <w:p>
+            <w:r/>
+            <w:r>
+              <w:rPr>
+                <w:b w:val="0"/>
+                <w:sz w:val="20"/>
+              </w:rPr>
+              <w:t>M</w:t>
+            </w:r>
+          </w:p>
+        </w:tc>
+        <w:tc>
+          <w:tcPr>
+            <w:tcW w:type="dxa" w:w="2268"/>
+          </w:tcPr>
+          <w:p>
+            <w:r/>
+            <w:r>
+              <w:rPr>
+                <w:b w:val="0"/>
+                <w:sz w:val="20"/>
+              </w:rPr>
+              <w:t>Procedimentos atualizados na Fase 1</w:t>
+            </w:r>
+          </w:p>
+        </w:tc>
+      </w:tr>
+      <w:tr>
+        <w:tc>
+          <w:tcPr>
+            <w:tcW w:type="dxa" w:w="2154"/>
+          </w:tcPr>
+          <w:p>
+            <w:r/>
+            <w:r>
+              <w:rPr>
+                <w:b w:val="0"/>
+                <w:sz w:val="20"/>
+              </w:rPr>
+              <w:t>Validador de guias e documentos</w:t>
+            </w:r>
+          </w:p>
+        </w:tc>
+        <w:tc>
+          <w:tcPr>
+            <w:tcW w:type="dxa" w:w="3515"/>
+          </w:tcPr>
+          <w:p>
+            <w:r/>
+            <w:r>
+              <w:rPr>
+                <w:b w:val="0"/>
+                <w:sz w:val="20"/>
+              </w:rPr>
+              <w:t>Alerta quando cliente, CNPJ, competência, tributo ou valor divergem; pagamento sempre humano</w:t>
+            </w:r>
+          </w:p>
+        </w:tc>
+        <w:tc>
+          <w:tcPr>
+            <w:tcW w:type="dxa" w:w="1134"/>
+          </w:tcPr>
+          <w:p>
+            <w:r/>
+            <w:r>
+              <w:rPr>
+                <w:b w:val="0"/>
+                <w:sz w:val="20"/>
+              </w:rPr>
+              <w:t>M a G</w:t>
+            </w:r>
+          </w:p>
+        </w:tc>
+        <w:tc>
+          <w:tcPr>
+            <w:tcW w:type="dxa" w:w="2268"/>
+          </w:tcPr>
+          <w:p>
+            <w:r/>
+            <w:r>
+              <w:rPr>
+                <w:b w:val="0"/>
+                <w:sz w:val="20"/>
+              </w:rPr>
+              <w:t>Padrão de pastas; amostras reais anonimizadas</w:t>
+            </w:r>
+          </w:p>
+        </w:tc>
+      </w:tr>
+      <w:tr>
+        <w:tc>
+          <w:tcPr>
+            <w:tcW w:type="dxa" w:w="2154"/>
+          </w:tcPr>
+          <w:p>
+            <w:r/>
+            <w:r>
+              <w:rPr>
+                <w:b w:val="0"/>
+                <w:sz w:val="20"/>
+              </w:rPr>
+              <w:t>Fechamento financeiro interativo (piloto)</w:t>
+            </w:r>
+          </w:p>
+        </w:tc>
+        <w:tc>
+          <w:tcPr>
+            <w:tcW w:type="dxa" w:w="3515"/>
+          </w:tcPr>
+          <w:p>
+            <w:r/>
+            <w:r>
+              <w:rPr>
+                <w:b w:val="0"/>
+                <w:sz w:val="20"/>
+              </w:rPr>
+              <w:t>Painel para um ou dois clientes, com dados mensais estruturados e narrativa preparada pelo Claude</w:t>
+            </w:r>
+          </w:p>
+        </w:tc>
+        <w:tc>
+          <w:tcPr>
+            <w:tcW w:type="dxa" w:w="1134"/>
+          </w:tcPr>
+          <w:p>
+            <w:r/>
+            <w:r>
+              <w:rPr>
+                <w:b w:val="0"/>
+                <w:sz w:val="20"/>
+              </w:rPr>
+              <w:t>M a G</w:t>
+            </w:r>
+          </w:p>
+        </w:tc>
+        <w:tc>
+          <w:tcPr>
+            <w:tcW w:type="dxa" w:w="2268"/>
+          </w:tcPr>
+          <w:p>
+            <w:r/>
+            <w:r>
+              <w:rPr>
+                <w:b w:val="0"/>
+                <w:sz w:val="20"/>
+              </w:rPr>
+              <w:t>Conta Azul; Lovable com dados segregados por cliente</w:t>
+            </w:r>
+          </w:p>
+        </w:tc>
+      </w:tr>
+      <w:tr>
+        <w:tc>
+          <w:tcPr>
+            <w:tcW w:type="dxa" w:w="2154"/>
+          </w:tcPr>
+          <w:p>
+            <w:r/>
+            <w:r>
+              <w:rPr>
+                <w:b w:val="0"/>
+                <w:sz w:val="20"/>
+              </w:rPr>
+              <w:t>Auditoria Trello × OneDrive</w:t>
+            </w:r>
+          </w:p>
+        </w:tc>
+        <w:tc>
+          <w:tcPr>
+            <w:tcW w:type="dxa" w:w="3515"/>
+          </w:tcPr>
+          <w:p>
+            <w:r/>
+            <w:r>
+              <w:rPr>
+                <w:b w:val="0"/>
+                <w:sz w:val="20"/>
+              </w:rPr>
+              <w:t>Fila de exceções para uma rotina (ex.: DP), sem concluir sozinha que algo não foi feito</w:t>
+            </w:r>
+          </w:p>
+        </w:tc>
+        <w:tc>
+          <w:tcPr>
+            <w:tcW w:type="dxa" w:w="1134"/>
+          </w:tcPr>
+          <w:p>
+            <w:r/>
+            <w:r>
+              <w:rPr>
+                <w:b w:val="0"/>
+                <w:sz w:val="20"/>
+              </w:rPr>
+              <w:t>M</w:t>
+            </w:r>
+          </w:p>
+        </w:tc>
+        <w:tc>
+          <w:tcPr>
+            <w:tcW w:type="dxa" w:w="2268"/>
+          </w:tcPr>
+          <w:p>
+            <w:r/>
+            <w:r>
+              <w:rPr>
+                <w:b w:val="0"/>
+                <w:sz w:val="20"/>
+              </w:rPr>
+              <w:t>Controle de evidência da Fase 1</w:t>
+            </w:r>
+          </w:p>
+        </w:tc>
+      </w:tr>
+      <w:tr>
+        <w:tc>
+          <w:tcPr>
+            <w:tcW w:type="dxa" w:w="2154"/>
+          </w:tcPr>
+          <w:p>
+            <w:r/>
+            <w:r>
+              <w:rPr>
+                <w:b w:val="0"/>
+                <w:sz w:val="20"/>
+              </w:rPr>
+              <w:t>Fila de pedidos de pagamento</w:t>
+            </w:r>
+          </w:p>
+        </w:tc>
+        <w:tc>
+          <w:tcPr>
+            <w:tcW w:type="dxa" w:w="3515"/>
+          </w:tcPr>
+          <w:p>
+            <w:r/>
+            <w:r>
+              <w:rPr>
+                <w:b w:val="0"/>
+                <w:sz w:val="20"/>
+              </w:rPr>
+              <w:t>Captura padronizada dos pedidos que chegam por WhatsApp; alternativa por formulário se os grupos não forem acessíveis</w:t>
+            </w:r>
+          </w:p>
+        </w:tc>
+        <w:tc>
+          <w:tcPr>
+            <w:tcW w:type="dxa" w:w="1134"/>
+          </w:tcPr>
+          <w:p>
+            <w:r/>
+            <w:r>
+              <w:rPr>
+                <w:b w:val="0"/>
+                <w:sz w:val="20"/>
+              </w:rPr>
+              <w:t>M a G</w:t>
+            </w:r>
+          </w:p>
+        </w:tc>
+        <w:tc>
+          <w:tcPr>
+            <w:tcW w:type="dxa" w:w="2268"/>
+          </w:tcPr>
+          <w:p>
+            <w:r/>
+            <w:r>
+              <w:rPr>
+                <w:b w:val="0"/>
+                <w:sz w:val="20"/>
+              </w:rPr>
+              <w:t>Viabilidade técnica e termos do Nestzap/Meta</w:t>
+            </w:r>
+          </w:p>
+        </w:tc>
+      </w:tr>
+      <w:tr>
+        <w:tc>
+          <w:tcPr>
+            <w:tcW w:type="dxa" w:w="2154"/>
+          </w:tcPr>
+          <w:p>
+            <w:r/>
+            <w:r>
+              <w:rPr>
+                <w:b w:val="0"/>
+                <w:sz w:val="20"/>
+              </w:rPr>
+              <w:t>Painel de desempenho</w:t>
+            </w:r>
+          </w:p>
+        </w:tc>
+        <w:tc>
+          <w:tcPr>
+            <w:tcW w:type="dxa" w:w="3515"/>
+          </w:tcPr>
+          <w:p>
+            <w:r/>
+            <w:r>
+              <w:rPr>
+                <w:b w:val="0"/>
+                <w:sz w:val="20"/>
+              </w:rPr>
+              <w:t>Dados para o programa de premiação, com critérios ajustáveis</w:t>
+            </w:r>
+          </w:p>
+        </w:tc>
+        <w:tc>
+          <w:tcPr>
+            <w:tcW w:type="dxa" w:w="1134"/>
+          </w:tcPr>
+          <w:p>
+            <w:r/>
+            <w:r>
+              <w:rPr>
+                <w:b w:val="0"/>
+                <w:sz w:val="20"/>
+              </w:rPr>
+              <w:t>M</w:t>
+            </w:r>
+          </w:p>
+        </w:tc>
+        <w:tc>
+          <w:tcPr>
+            <w:tcW w:type="dxa" w:w="2268"/>
+          </w:tcPr>
+          <w:p>
+            <w:r/>
+            <w:r>
+              <w:rPr>
+                <w:b w:val="0"/>
+                <w:sz w:val="20"/>
+              </w:rPr>
+              <w:t>Revisão trabalhista dos critérios</w:t>
+            </w:r>
+          </w:p>
+        </w:tc>
+      </w:tr>
+      <w:tr>
+        <w:tc>
+          <w:tcPr>
+            <w:tcW w:type="dxa" w:w="2154"/>
+          </w:tcPr>
+          <w:p>
+            <w:r/>
+            <w:r>
+              <w:rPr>
+                <w:b w:val="0"/>
+                <w:sz w:val="20"/>
+              </w:rPr>
+              <w:t>Comercial e CRM</w:t>
+            </w:r>
+          </w:p>
+        </w:tc>
+        <w:tc>
+          <w:tcPr>
+            <w:tcW w:type="dxa" w:w="3515"/>
+          </w:tcPr>
+          <w:p>
+            <w:r/>
+            <w:r>
+              <w:rPr>
+                <w:b w:val="0"/>
+                <w:sz w:val="20"/>
+              </w:rPr>
+              <w:t>Leads, propostas, onboarding</w:t>
+            </w:r>
+          </w:p>
+        </w:tc>
+        <w:tc>
+          <w:tcPr>
+            <w:tcW w:type="dxa" w:w="1134"/>
+          </w:tcPr>
+          <w:p>
+            <w:r/>
+            <w:r>
+              <w:rPr>
+                <w:b w:val="0"/>
+                <w:sz w:val="20"/>
+              </w:rPr>
+              <w:t>G</w:t>
+            </w:r>
+          </w:p>
+        </w:tc>
+        <w:tc>
+          <w:tcPr>
+            <w:tcW w:type="dxa" w:w="2268"/>
+          </w:tcPr>
+          <w:p>
+            <w:r/>
+            <w:r>
+              <w:rPr>
+                <w:b w:val="0"/>
+                <w:sz w:val="20"/>
+              </w:rPr>
+              <w:t>Janeiro de 2027</w:t>
+            </w:r>
+          </w:p>
+        </w:tc>
+      </w:tr>
+    </w:tbl>
+    <w:p/>
+    <w:p>
+      <w:r>
+        <w:rPr>
+          <w:i w:val="0"/>
+        </w:rPr>
+        <w:t>Porte de referência: P de R$ 1.500 a R$ 2.800; M de R$ 3.500 a R$ 6.500; G de R$ 8.000 a R$ 13.000. Cada módulo inclui desenho, construção, testes com dados anonimizados, documentação e treinamento.</w:t>
+      </w:r>
+    </w:p>
+    <w:p>
+      <w:pPr>
+        <w:pStyle w:val="Heading1"/>
+      </w:pPr>
+      <w:r>
+        <w:t>6. Princípios de implantação</w:t>
       </w:r>
     </w:p>
     <w:p>
@@ -913,7 +1562,13 @@
         <w:pStyle w:val="ListBullet"/>
       </w:pPr>
       <w:r>
-        <w:t>Desenvolvimento, configuração ou integração de automações e sistemas.</w:t>
+        <w:rPr>
+          <w:b/>
+        </w:rPr>
+        <w:t xml:space="preserve">Processo antes de ferramenta. </w:t>
+      </w:r>
+      <w:r>
+        <w:t>Nada é automatizado antes de o fluxo estar validado; parâmetros fiscais são conferidos antes de qualquer automação.</w:t>
       </w:r>
     </w:p>
     <w:p>
@@ -921,7 +1576,13 @@
         <w:pStyle w:val="ListBullet"/>
       </w:pPr>
       <w:r>
-        <w:t>Correção da configuração do Domínio (exige o suporte do sistema ou um especialista).</w:t>
+        <w:rPr>
+          <w:b/>
+        </w:rPr>
+        <w:t xml:space="preserve">Matriz de autonomia. </w:t>
+      </w:r>
+      <w:r>
+        <w:t>Verde (pesquisar, resumir, conferir) pode ser automático; amarelo (criar tarefa, preparar mensagem, registrar conta a pagar) exige confirmação humana e registro; vermelho (pagar, protocolar, excluir, decidir) é sempre humano.</w:t>
       </w:r>
     </w:p>
     <w:p>
@@ -929,7 +1590,13 @@
         <w:pStyle w:val="ListBullet"/>
       </w:pPr>
       <w:r>
-        <w:t>Migração das contas para o novo domínio de e-mail da Surcin.</w:t>
+        <w:rPr>
+          <w:b/>
+        </w:rPr>
+        <w:t xml:space="preserve">Ativos da Surcin. </w:t>
+      </w:r>
+      <w:r>
+        <w:t>Contas, licenças, prompts, especialistas, bases e código ficam em nome da Surcin, documentados, com acesso administrativo entregue.</w:t>
       </w:r>
     </w:p>
     <w:p>
@@ -937,7 +1604,13 @@
         <w:pStyle w:val="ListBullet"/>
       </w:pPr>
       <w:r>
-        <w:t>Desenho do programa de remuneração variável (pesos, metas e valores); a estrutura entrega a base de papéis e indicadores.</w:t>
+        <w:rPr>
+          <w:b/>
+        </w:rPr>
+        <w:t xml:space="preserve">Segurança e LGPD. </w:t>
+      </w:r>
+      <w:r>
+        <w:t>Segregação por cliente e função, acesso mínimo, registro de ações, dados reais só após homologação com dados anonimizados.</w:t>
       </w:r>
     </w:p>
     <w:p>
@@ -945,7 +1618,21 @@
         <w:pStyle w:val="ListBullet"/>
       </w:pPr>
       <w:r>
-        <w:t>Recrutamento e seleção, inclusive do(a) contador(a).</w:t>
+        <w:rPr>
+          <w:b/>
+        </w:rPr>
+        <w:t xml:space="preserve">Continuidade. </w:t>
+      </w:r>
+      <w:r>
+        <w:t>Cada módulo tem procedimento manual de contingência e pode ser operado sem o consultor.</w:t>
+      </w:r>
+    </w:p>
+    <w:p>
+      <w:pPr>
+        <w:pStyle w:val="Heading1"/>
+      </w:pPr>
+      <w:r>
+        <w:t>7. Fora do escopo da Fase 1</w:t>
       </w:r>
     </w:p>
     <w:p>
@@ -953,7 +1640,7 @@
         <w:pStyle w:val="ListBullet"/>
       </w:pPr>
       <w:r>
-        <w:t>Suporte contínuo, plantão ou atendimento de urgência.</w:t>
+        <w:t>Desenvolvimento, configuração ou integração de automações e sistemas (Fase 2).</w:t>
       </w:r>
     </w:p>
     <w:p>
@@ -961,7 +1648,47 @@
         <w:pStyle w:val="ListBullet"/>
       </w:pPr>
       <w:r>
-        <w:t>Licenças, assinaturas e custos de ferramentas (sempre por conta da cliente).</w:t>
+        <w:t>Correção da parametrização do Domínio ou do CITAX (exige suporte do sistema ou especialista).</w:t>
+      </w:r>
+    </w:p>
+    <w:p>
+      <w:pPr>
+        <w:pStyle w:val="ListBullet"/>
+      </w:pPr>
+      <w:r>
+        <w:t>Migração de contas para o domínio novo da Surcin.</w:t>
+      </w:r>
+    </w:p>
+    <w:p>
+      <w:pPr>
+        <w:pStyle w:val="ListBullet"/>
+      </w:pPr>
+      <w:r>
+        <w:t>Definição de valores, periodicidade e natureza jurídica da premiação (exige revisão trabalhista).</w:t>
+      </w:r>
+    </w:p>
+    <w:p>
+      <w:pPr>
+        <w:pStyle w:val="ListBullet"/>
+      </w:pPr>
+      <w:r>
+        <w:t>Recrutamento e seleção.</w:t>
+      </w:r>
+    </w:p>
+    <w:p>
+      <w:pPr>
+        <w:pStyle w:val="ListBullet"/>
+      </w:pPr>
+      <w:r>
+        <w:t>Suporte contínuo, plantão ou urgência.</w:t>
+      </w:r>
+    </w:p>
+    <w:p>
+      <w:pPr>
+        <w:pStyle w:val="ListBullet"/>
+      </w:pPr>
+      <w:r>
+        <w:t>Licenças e assinaturas.</w:t>
       </w:r>
     </w:p>
     <w:p>
@@ -977,7 +1704,7 @@
         <w:pStyle w:val="Heading1"/>
       </w:pPr>
       <w:r>
-        <w:t>6. Esforço estimado</w:t>
+        <w:t>8. Esforço estimado (Fase 1)</w:t>
       </w:r>
     </w:p>
     <w:p>
@@ -985,7 +1712,7 @@
         <w:rPr>
           <w:i w:val="0"/>
         </w:rPr>
-        <w:t>Premissas: 2 h por entrevista (1 h de conversa e 1 h de preparação e registro), 2 h por processo mapeado, 2 h por processo redesenhado e 20% de contingência. A documentação existente compensa o tempo de leitura dos materiais.</w:t>
+        <w:t>Premissas: 2 h por entrevista (1 h de conversa e 1 h de preparação e registro), 2 h por processo mapeado, 2 h por processo redesenhado e 20% de contingência. Na Completa, a contenção imediata é absorvida pelo mapeamento do fiscal e do financeiro e pela contingência.</w:t>
       </w:r>
     </w:p>
     <w:tbl>
@@ -1530,7 +2257,7 @@
         <w:pStyle w:val="Heading1"/>
       </w:pPr>
       <w:r>
-        <w:t>7. Investimento</w:t>
+        <w:t>9. Investimento (Fase 1)</w:t>
       </w:r>
     </w:p>
     <w:tbl>
@@ -1746,7 +2473,15 @@
         <w:rPr>
           <w:i w:val="0"/>
         </w:rPr>
-        <w:t>A reunião inicial de 12/10/2026 e a preparação desta proposta não são cobradas.</w:t>
+        <w:t>A reunião inicial de 12/10/2026 e a preparação desta proposta não são cobradas. Acompanhamento mensal (Fase 3), se desejado, a partir de R$ 900 por mês com 4 horas.</w:t>
+      </w:r>
+    </w:p>
+    <w:p>
+      <w:pPr>
+        <w:pStyle w:val="Heading1"/>
+      </w:pPr>
+      <w:r>
+        <w:t>10. Cronograma (opção Completa, aceite até 16/10/2026)</w:t>
       </w:r>
     </w:p>
     <w:p>
@@ -1754,23 +2489,7 @@
         <w:rPr>
           <w:i w:val="0"/>
         </w:rPr>
-        <w:t>Referência para a etapa seguinte (não contratada agora): a implementação será orçada em pacotes de preço fechado. Como ordem de grandeza, pacotes pequenos ficam entre R$ 1.500 e R$ 2.800 e médios entre R$ 3.500 e R$ 6.500. O acompanhamento mensal, se desejado, parte de R$ 900 por mês com 4 horas.</w:t>
-      </w:r>
-    </w:p>
-    <w:p>
-      <w:pPr>
-        <w:pStyle w:val="Heading1"/>
-      </w:pPr>
-      <w:r>
-        <w:t>8. Cronograma (opção Completa, com aceite até 16/10/2026)</w:t>
-      </w:r>
-    </w:p>
-    <w:p>
-      <w:r>
-        <w:rPr>
-          <w:i w:val="0"/>
-        </w:rPr>
-        <w:t>Cerca de 10 horas por semana do consultor, fora do horário comercial. O calendário respeita as férias da Vitória (retorno em 28/10), a semana de fechamentos no início de cada mês e a prova da Thamires em 13/12.</w:t>
+        <w:t>Cerca de 10 horas por semana do consultor, fora do horário comercial. Respeita as férias da Vitória (retorno em 28/10), a semana de fechamentos no início do mês e a prova da Thamires em 13/12.</w:t>
       </w:r>
     </w:p>
     <w:tbl>
@@ -1865,7 +2584,7 @@
                 <w:b w:val="0"/>
                 <w:sz w:val="20"/>
               </w:rPr>
-              <w:t>Kick-off, coleta dos passo a passos e do Trello, escolha dos processos, entrevistas com Thamires e Júlia</w:t>
+              <w:t>Kick-off, inventário de contas e ferramentas, coleta dos passo a passos, entrevistas com Thamires e Júlia</w:t>
             </w:r>
           </w:p>
         </w:tc>
@@ -1912,7 +2631,7 @@
                 <w:b w:val="0"/>
                 <w:sz w:val="20"/>
               </w:rPr>
-              <w:t>Entrevistas com Tamara e Vitória (após o retorno), desenho dos fluxos atuais</w:t>
+              <w:t>Entrevistas com Tamara e Vitória; desenho do fiscal e dos pagamentos; desenho dos 3 controles</w:t>
             </w:r>
           </w:p>
         </w:tc>
@@ -2006,7 +2725,7 @@
                 <w:b w:val="0"/>
                 <w:sz w:val="20"/>
               </w:rPr>
-              <w:t>Validação, gargalos e dependências; entrega do mapeamento</w:t>
+              <w:t>Validação, gargalos e dependências; controles em uso; entrega do mapeamento</w:t>
             </w:r>
           </w:p>
         </w:tc>
@@ -2100,7 +2819,7 @@
                 <w:b w:val="0"/>
                 <w:sz w:val="20"/>
               </w:rPr>
-              <w:t>Fluxos otimizados e plano de automação (trabalho do consultor; sem reuniões na semana da prova)</w:t>
+              <w:t>Fluxos otimizados e plano de automação (sem reuniões na semana da prova)</w:t>
             </w:r>
           </w:p>
         </w:tc>
@@ -2147,7 +2866,7 @@
                 <w:b w:val="0"/>
                 <w:sz w:val="20"/>
               </w:rPr>
-              <w:t>Apresentação final e proposta de implementação</w:t>
+              <w:t>Apresentação final e proposta dos módulos da Fase 2</w:t>
             </w:r>
           </w:p>
         </w:tc>
@@ -2174,7 +2893,7 @@
         <w:rPr>
           <w:i w:val="0"/>
         </w:rPr>
-        <w:t>Opção Essencial: de 19/10 a cerca de 22/11, com entrega única no fim.</w:t>
+        <w:t>Opção Essencial: de 19/10 a cerca de 22/11, com entrega única no fim. Primeiros módulos da Fase 2 a partir de janeiro de 2027.</w:t>
       </w:r>
     </w:p>
     <w:p>
@@ -2182,7 +2901,320 @@
         <w:pStyle w:val="Heading1"/>
       </w:pPr>
       <w:r>
-        <w:t>9. Responsabilidades</w:t>
+        <w:t>11. Respostas às perguntas do briefing (seção 16)</w:t>
+      </w:r>
+    </w:p>
+    <w:tbl>
+      <w:tblPr>
+        <w:tblStyle w:val="TableGrid"/>
+        <w:tblW w:type="auto" w:w="0"/>
+        <w:jc w:val="center"/>
+        <w:tblLook w:firstColumn="1" w:firstRow="1" w:lastColumn="0" w:lastRow="0" w:noHBand="0" w:noVBand="1" w:val="04A0"/>
+      </w:tblPr>
+      <w:tblGrid>
+        <w:gridCol w:w="4873"/>
+        <w:gridCol w:w="4873"/>
+      </w:tblGrid>
+      <w:tr>
+        <w:tc>
+          <w:tcPr>
+            <w:tcW w:type="dxa" w:w="3402"/>
+            <w:shd w:val="clear" w:color="auto" w:fill="1F3A5F"/>
+          </w:tcPr>
+          <w:p>
+            <w:r/>
+            <w:r>
+              <w:rPr>
+                <w:b/>
+                <w:color w:val="FFFFFF"/>
+                <w:sz w:val="20"/>
+              </w:rPr>
+              <w:t>Pergunta</w:t>
+            </w:r>
+          </w:p>
+        </w:tc>
+        <w:tc>
+          <w:tcPr>
+            <w:tcW w:type="dxa" w:w="5669"/>
+            <w:shd w:val="clear" w:color="auto" w:fill="1F3A5F"/>
+          </w:tcPr>
+          <w:p>
+            <w:r/>
+            <w:r>
+              <w:rPr>
+                <w:b/>
+                <w:color w:val="FFFFFF"/>
+                <w:sz w:val="20"/>
+              </w:rPr>
+              <w:t>Resposta</w:t>
+            </w:r>
+          </w:p>
+        </w:tc>
+      </w:tr>
+      <w:tr>
+        <w:tc>
+          <w:tcPr>
+            <w:tcW w:type="dxa" w:w="3402"/>
+          </w:tcPr>
+          <w:p>
+            <w:r/>
+            <w:r>
+              <w:rPr>
+                <w:b w:val="0"/>
+                <w:sz w:val="20"/>
+              </w:rPr>
+              <w:t>O que pode ser implantado com segurança antes de 13/12 sem consumir horas diárias da diretora?</w:t>
+            </w:r>
+          </w:p>
+        </w:tc>
+        <w:tc>
+          <w:tcPr>
+            <w:tcW w:type="dxa" w:w="5669"/>
+          </w:tcPr>
+          <w:p>
+            <w:r/>
+            <w:r>
+              <w:rPr>
+                <w:b w:val="0"/>
+                <w:sz w:val="20"/>
+              </w:rPr>
+              <w:t>Os três controles manuais da contenção imediata, o mapeamento e a estrutura organizacional. Pedem cerca de 7 horas da Thamires no total, concentradas em outubro e novembro.</w:t>
+            </w:r>
+          </w:p>
+        </w:tc>
+      </w:tr>
+      <w:tr>
+        <w:tc>
+          <w:tcPr>
+            <w:tcW w:type="dxa" w:w="3402"/>
+          </w:tcPr>
+          <w:p>
+            <w:r/>
+            <w:r>
+              <w:rPr>
+                <w:b w:val="0"/>
+                <w:sz w:val="20"/>
+              </w:rPr>
+              <w:t>Quais três controles podem entrar primeiro?</w:t>
+            </w:r>
+          </w:p>
+        </w:tc>
+        <w:tc>
+          <w:tcPr>
+            <w:tcW w:type="dxa" w:w="5669"/>
+          </w:tcPr>
+          <w:p>
+            <w:r/>
+            <w:r>
+              <w:rPr>
+                <w:b w:val="0"/>
+                <w:sz w:val="20"/>
+              </w:rPr>
+              <w:t>Conferência de guia antes do pagamento, evidência obrigatória para concluir cartões críticos e registro de escalonamentos. Depois, as versões automatizadas viram módulos da Fase 2.</w:t>
+            </w:r>
+          </w:p>
+        </w:tc>
+      </w:tr>
+      <w:tr>
+        <w:tc>
+          <w:tcPr>
+            <w:tcW w:type="dxa" w:w="3402"/>
+          </w:tcPr>
+          <w:p>
+            <w:r/>
+            <w:r>
+              <w:rPr>
+                <w:b w:val="0"/>
+                <w:sz w:val="20"/>
+              </w:rPr>
+              <w:t>Como a Base Mestre será estruturada sem duplicação ou vazamento?</w:t>
+            </w:r>
+          </w:p>
+        </w:tc>
+        <w:tc>
+          <w:tcPr>
+            <w:tcW w:type="dxa" w:w="5669"/>
+          </w:tcPr>
+          <w:p>
+            <w:r/>
+            <w:r>
+              <w:rPr>
+                <w:b w:val="0"/>
+                <w:sz w:val="20"/>
+              </w:rPr>
+              <w:t>Uma única base no OneDrive como fonte oficial, com campos mínimos definidos na Fase 1; os especialistas consultam sem duplicar cadastro, com acesso por função. O desenho técnico sai no plano.</w:t>
+            </w:r>
+          </w:p>
+        </w:tc>
+      </w:tr>
+      <w:tr>
+        <w:tc>
+          <w:tcPr>
+            <w:tcW w:type="dxa" w:w="3402"/>
+          </w:tcPr>
+          <w:p>
+            <w:r/>
+            <w:r>
+              <w:rPr>
+                <w:b w:val="0"/>
+                <w:sz w:val="20"/>
+              </w:rPr>
+              <w:t>Como verificar identidade e competência de PDFs?</w:t>
+            </w:r>
+          </w:p>
+        </w:tc>
+        <w:tc>
+          <w:tcPr>
+            <w:tcW w:type="dxa" w:w="5669"/>
+          </w:tcPr>
+          <w:p>
+            <w:r/>
+            <w:r>
+              <w:rPr>
+                <w:b w:val="0"/>
+                <w:sz w:val="20"/>
+              </w:rPr>
+              <w:t>Primeiro com padrão de nome e conferência humana (Fase 1); depois com validador testado em amostras reais anonimizadas, sempre com pagamento humano.</w:t>
+            </w:r>
+          </w:p>
+        </w:tc>
+      </w:tr>
+      <w:tr>
+        <w:tc>
+          <w:tcPr>
+            <w:tcW w:type="dxa" w:w="3402"/>
+          </w:tcPr>
+          <w:p>
+            <w:r/>
+            <w:r>
+              <w:rPr>
+                <w:b w:val="0"/>
+                <w:sz w:val="20"/>
+              </w:rPr>
+              <w:t>Como o painel do Lovable não expõe dados entre clientes?</w:t>
+            </w:r>
+          </w:p>
+        </w:tc>
+        <w:tc>
+          <w:tcPr>
+            <w:tcW w:type="dxa" w:w="5669"/>
+          </w:tcPr>
+          <w:p>
+            <w:r/>
+            <w:r>
+              <w:rPr>
+                <w:b w:val="0"/>
+                <w:sz w:val="20"/>
+              </w:rPr>
+              <w:t>Piloto com um ou dois clientes, dados segregados por cliente e autenticação; protótipo visual não é tratado como plataforma pronta.</w:t>
+            </w:r>
+          </w:p>
+        </w:tc>
+      </w:tr>
+      <w:tr>
+        <w:tc>
+          <w:tcPr>
+            <w:tcW w:type="dxa" w:w="3402"/>
+          </w:tcPr>
+          <w:p>
+            <w:r/>
+            <w:r>
+              <w:rPr>
+                <w:b w:val="0"/>
+                <w:sz w:val="20"/>
+              </w:rPr>
+              <w:t>Quais integrações são viáveis?</w:t>
+            </w:r>
+          </w:p>
+        </w:tc>
+        <w:tc>
+          <w:tcPr>
+            <w:tcW w:type="dxa" w:w="5669"/>
+          </w:tcPr>
+          <w:p>
+            <w:r/>
+            <w:r>
+              <w:rPr>
+                <w:b w:val="0"/>
+                <w:sz w:val="20"/>
+              </w:rPr>
+              <w:t>Cada conector (Conta Azul, Domínio, Nestzap/WhatsApp em grupos, OneDrive, Trello) recebe prova de viabilidade antes de entrar em orçamento. Nada é presumido.</w:t>
+            </w:r>
+          </w:p>
+        </w:tc>
+      </w:tr>
+      <w:tr>
+        <w:tc>
+          <w:tcPr>
+            <w:tcW w:type="dxa" w:w="3402"/>
+          </w:tcPr>
+          <w:p>
+            <w:r/>
+            <w:r>
+              <w:rPr>
+                <w:b w:val="0"/>
+                <w:sz w:val="20"/>
+              </w:rPr>
+              <w:t>Como é a homologação?</w:t>
+            </w:r>
+          </w:p>
+        </w:tc>
+        <w:tc>
+          <w:tcPr>
+            <w:tcW w:type="dxa" w:w="5669"/>
+          </w:tcPr>
+          <w:p>
+            <w:r/>
+            <w:r>
+              <w:rPr>
+                <w:b w:val="0"/>
+                <w:sz w:val="20"/>
+              </w:rPr>
+              <w:t>Com dados fictícios ou anonimizados e autorização por escrito antes de usar dados reais.</w:t>
+            </w:r>
+          </w:p>
+        </w:tc>
+      </w:tr>
+      <w:tr>
+        <w:tc>
+          <w:tcPr>
+            <w:tcW w:type="dxa" w:w="3402"/>
+          </w:tcPr>
+          <w:p>
+            <w:r/>
+            <w:r>
+              <w:rPr>
+                <w:b w:val="0"/>
+                <w:sz w:val="20"/>
+              </w:rPr>
+              <w:t>E se o consultor sair ou uma ferramenta mudar?</w:t>
+            </w:r>
+          </w:p>
+        </w:tc>
+        <w:tc>
+          <w:tcPr>
+            <w:tcW w:type="dxa" w:w="5669"/>
+          </w:tcPr>
+          <w:p>
+            <w:r/>
+            <w:r>
+              <w:rPr>
+                <w:b w:val="0"/>
+                <w:sz w:val="20"/>
+              </w:rPr>
+              <w:t>Ativos em nome da Surcin, documentação de cada rotina, procedimento manual de contingência e acesso administrativo entregue.</w:t>
+            </w:r>
+          </w:p>
+        </w:tc>
+      </w:tr>
+    </w:tbl>
+    <w:p/>
+    <w:p>
+      <w:pPr>
+        <w:pStyle w:val="Heading1"/>
+      </w:pPr>
+      <w:r>
+        <w:t>12. Responsabilidades</w:t>
       </w:r>
     </w:p>
     <w:p>
@@ -2206,7 +3238,7 @@
         <w:pStyle w:val="ListBullet"/>
       </w:pPr>
       <w:r>
-        <w:t>Entregar os documentos de cada etapa em formato editável, no OneDrive da Surcin.</w:t>
+        <w:t>Entregar os documentos em formato editável, no OneDrive da Surcin.</w:t>
       </w:r>
     </w:p>
     <w:p>
@@ -2222,7 +3254,7 @@
         <w:pStyle w:val="ListBullet"/>
       </w:pPr>
       <w:r>
-        <w:t>Avisar com antecedência qualquer risco de atraso ou mudança de escopo.</w:t>
+        <w:t>Avisar com antecedência riscos de atraso ou mudança de escopo.</w:t>
       </w:r>
     </w:p>
     <w:p>
@@ -2270,7 +3302,7 @@
         <w:pStyle w:val="ListBullet"/>
       </w:pPr>
       <w:r>
-        <w:t>Responder dúvidas em até 2 dias úteis e validar entregas em até 5 dias úteis.</w:t>
+        <w:t>Aplicar os controles combinados na rotina.</w:t>
       </w:r>
     </w:p>
     <w:p>
@@ -2278,7 +3310,7 @@
         <w:pStyle w:val="ListBullet"/>
       </w:pPr>
       <w:r>
-        <w:t>Tomar as decisões de priorização ao fim de cada etapa.</w:t>
+        <w:t>Responder dúvidas em até 2 dias úteis e validar entregas em até 5 dias úteis.</w:t>
       </w:r>
     </w:p>
     <w:p>
@@ -2286,7 +3318,7 @@
         <w:pStyle w:val="Heading1"/>
       </w:pPr>
       <w:r>
-        <w:t>10. Condições gerais</w:t>
+        <w:t>13. Condições gerais</w:t>
       </w:r>
     </w:p>
     <w:p>
@@ -2302,7 +3334,7 @@
         <w:pStyle w:val="ListBullet"/>
       </w:pPr>
       <w:r>
-        <w:t>Atrasos por falta de retorno ou de acesso deslocam o cronograma pelo mesmo período; pausas de mais de 10 dias reagendam o projeto.</w:t>
+        <w:t>Atrasos por falta de retorno ou de acesso deslocam o cronograma; pausas de mais de 10 dias reagendam o projeto.</w:t>
       </w:r>
     </w:p>
     <w:p>
@@ -2318,7 +3350,7 @@
         <w:pStyle w:val="ListBullet"/>
       </w:pPr>
       <w:r>
-        <w:t>Os documentos produzidos passam a ser da cliente após a quitação de cada parcela correspondente.</w:t>
+        <w:t>Os documentos produzidos são da Surcin após a quitação de cada parcela.</w:t>
       </w:r>
     </w:p>
     <w:p>
@@ -2334,7 +3366,7 @@
         <w:pStyle w:val="Heading1"/>
       </w:pPr>
       <w:r>
-        <w:t>11. Próximos passos</w:t>
+        <w:t>14. Próximos passos</w:t>
       </w:r>
     </w:p>
     <w:p>
@@ -2350,7 +3382,7 @@
         <w:pStyle w:val="ListNumber"/>
       </w:pPr>
       <w:r>
-        <w:t>Assinatura do acordo de confidencialidade.</w:t>
+        <w:t>Acordo de confidencialidade.</w:t>
       </w:r>
     </w:p>
     <w:p>
@@ -2393,7 +3425,7 @@
         <w:color w:val="595959"/>
         <w:sz w:val="16"/>
       </w:rPr>
-      <w:t>Surcin · Proposta de consultoria em organização e processos · Confidencial</w:t>
+      <w:t>Surcin Assessoria Empresarial · Proposta de consultoria · Confidencial</w:t>
     </w:r>
   </w:p>
 </w:ftr>

--- a/proposta-surcin/04-proposta-comercial.docx
+++ b/proposta-surcin/04-proposta-comercial.docx
@@ -3399,7 +3399,7 @@
           <w:i w:val="0"/>
         </w:rPr>
         <w:br/>
-        <w:t>Renato [sobrenome] · R2 Tech Consulting [confirmar marca] · [e-mail] · [telefone]</w:t>
+        <w:t>Renato Romão · Consultor responsável · R2 Tech Consultoria · r2techconsultoria@gmail.com · [telefone]</w:t>
       </w:r>
     </w:p>
     <w:sectPr>

--- a/proposta-surcin/04-proposta-comercial.docx
+++ b/proposta-surcin/04-proposta-comercial.docx
@@ -28,7 +28,7 @@
           <w:color w:val="595959"/>
           <w:sz w:val="18"/>
         </w:rPr>
-        <w:t>Versão 3 · 13/10/2026 · reunião, briefing e anotações cruzados · uso interno até revisão do Renato</w:t>
+        <w:t>Versão 4 · 13/10/2026 · dados reconferidos com a transcrição · uso interno até revisão do Renato</w:t>
       </w:r>
     </w:p>
     <w:tbl>
@@ -72,7 +72,7 @@
         <w:rPr>
           <w:i w:val="0"/>
         </w:rPr>
-        <w:t>A Surcin oferece contabilidade, fiscal, DP, BPO financeiro, societário e jurídico empresarial, com cerca de 40 a 45 empresas na carteira fiscal, 13 a 15 clientes de BPO e uma equipe enxuta. A empresa já tem processos desenhados, padrão de pastas e rotinas no Trello, mas a Thamires continua sendo a fonte única de conhecimento, decisão e revisão, e os erros recentes vieram de parâmetros fiscais errados e de controles que dependem de atenção humana.</w:t>
+        <w:t>A Surcin oferece contabilidade, fiscal, DP, financeiro, societário e jurídico empresarial, com cerca de 40 a 45 empresas na carteira fiscal, cerca de 12 a 16 clientes no financeiro e uma equipe enxuta. A empresa já tem processos desenhados, padrão de pastas e rotinas no Trello, mas a Thamires continua sendo a fonte única de conhecimento, decisão e revisão, e os erros recentes vieram de parâmetros fiscais errados e de controles que dependem de atenção humana.</w:t>
       </w:r>
     </w:p>
     <w:p>
@@ -112,7 +112,7 @@
         <w:pStyle w:val="ListBullet"/>
       </w:pPr>
       <w:r>
-        <w:t>Tornar visíveis os fluxos, gargalos e dependências entre pessoas, sistemas e a contabilidade terceirizada.</w:t>
+        <w:t>Tornar visíveis os fluxos, gargalos e dependências entre pessoas e sistemas.</w:t>
       </w:r>
     </w:p>
     <w:p>
@@ -503,7 +503,7 @@
                 <w:b w:val="0"/>
                 <w:sz w:val="20"/>
               </w:rPr>
-              <w:t>Até 5 pessoas (inclui Alana ou a contabilidade terceirizada)</w:t>
+              <w:t>Até 5 pessoas (inclui a Alana)</w:t>
             </w:r>
           </w:p>
         </w:tc>
@@ -550,7 +550,7 @@
                 <w:b w:val="0"/>
                 <w:sz w:val="20"/>
               </w:rPr>
-              <w:t>Até 8, entre os 12 identificados</w:t>
+              <w:t>Até 8, entre os 11 identificados</w:t>
             </w:r>
           </w:p>
         </w:tc>

--- a/proposta-surcin/04-proposta-comercial.docx
+++ b/proposta-surcin/04-proposta-comercial.docx
@@ -2478,6 +2478,267 @@
     </w:p>
     <w:p>
       <w:pPr>
+        <w:pStyle w:val="Heading3"/>
+      </w:pPr>
+      <w:r>
+        <w:t>Módulo opcional · Avaliação de desempenho por competência</w:t>
+      </w:r>
+    </w:p>
+    <w:p>
+      <w:r>
+        <w:rPr>
+          <w:i w:val="0"/>
+        </w:rPr>
+        <w:t>Atende ao pedido de avaliar o desempenho individual e criar uma premiação (reunião 00:46 e 02:21; briefing, seção 10). Parte dos papéis e indicadores da Fase 1 e organiza a avaliação em ciclos semestrais, com uma gratificação de fim de ano que a Surcin consegue provisionar mês a mês.</w:t>
+      </w:r>
+    </w:p>
+    <w:p>
+      <w:pPr>
+        <w:pStyle w:val="ListBullet"/>
+      </w:pPr>
+      <w:r>
+        <w:t>Matriz de competências por função (secretária, financeiro, DP, estagiária do jurídico), com o nível esperado de cada uma.</w:t>
+      </w:r>
+    </w:p>
+    <w:p>
+      <w:pPr>
+        <w:pStyle w:val="ListBullet"/>
+      </w:pPr>
+      <w:r>
+        <w:t>Formulário de avaliação com escala definida: autoavaliação da funcionária e avaliação da Thamires.</w:t>
+      </w:r>
+    </w:p>
+    <w:p>
+      <w:pPr>
+        <w:pStyle w:val="ListBullet"/>
+      </w:pPr>
+      <w:r>
+        <w:t>Regras do ciclo: duas avaliações por ano, critérios de assiduidade e pontualidade, conversa de devolutiva e plano de desenvolvimento individual.</w:t>
+      </w:r>
+    </w:p>
+    <w:p>
+      <w:pPr>
+        <w:pStyle w:val="ListBullet"/>
+      </w:pPr>
+      <w:r>
+        <w:t>Modelo de ligação com a gratificação de fim de ano, com simulação de provisão mensal. Os valores são decisão dela.</w:t>
+      </w:r>
+    </w:p>
+    <w:p>
+      <w:pPr>
+        <w:pStyle w:val="ListBullet"/>
+      </w:pPr>
+      <w:r>
+        <w:t>Guia de aplicação e uma sessão de preparação da Thamires para o primeiro ciclo.</w:t>
+      </w:r>
+    </w:p>
+    <w:tbl>
+      <w:tblPr>
+        <w:tblStyle w:val="TableGrid"/>
+        <w:tblW w:type="auto" w:w="0"/>
+        <w:jc w:val="center"/>
+        <w:tblLook w:firstColumn="1" w:firstRow="1" w:lastColumn="0" w:lastRow="0" w:noHBand="0" w:noVBand="1" w:val="04A0"/>
+      </w:tblPr>
+      <w:tblGrid>
+        <w:gridCol w:w="4873"/>
+        <w:gridCol w:w="4873"/>
+      </w:tblGrid>
+      <w:tr>
+        <w:tc>
+          <w:tcPr>
+            <w:tcW w:type="dxa" w:w="3402"/>
+            <w:shd w:val="clear" w:color="auto" w:fill="1F3A5F"/>
+          </w:tcPr>
+          <w:p>
+            <w:r/>
+            <w:r>
+              <w:rPr>
+                <w:b/>
+                <w:color w:val="FFFFFF"/>
+                <w:sz w:val="20"/>
+              </w:rPr>
+              <w:t>Item</w:t>
+            </w:r>
+          </w:p>
+        </w:tc>
+        <w:tc>
+          <w:tcPr>
+            <w:tcW w:type="dxa" w:w="5669"/>
+            <w:shd w:val="clear" w:color="auto" w:fill="1F3A5F"/>
+          </w:tcPr>
+          <w:p>
+            <w:r/>
+            <w:r>
+              <w:rPr>
+                <w:b/>
+                <w:color w:val="FFFFFF"/>
+                <w:sz w:val="20"/>
+              </w:rPr>
+              <w:t>Valor</w:t>
+            </w:r>
+          </w:p>
+        </w:tc>
+      </w:tr>
+      <w:tr>
+        <w:tc>
+          <w:tcPr>
+            <w:tcW w:type="dxa" w:w="3402"/>
+          </w:tcPr>
+          <w:p>
+            <w:r/>
+            <w:r>
+              <w:rPr>
+                <w:b w:val="0"/>
+                <w:sz w:val="20"/>
+              </w:rPr>
+              <w:t>Esforço estimado</w:t>
+            </w:r>
+          </w:p>
+        </w:tc>
+        <w:tc>
+          <w:tcPr>
+            <w:tcW w:type="dxa" w:w="5669"/>
+          </w:tcPr>
+          <w:p>
+            <w:r/>
+            <w:r>
+              <w:rPr>
+                <w:b w:val="0"/>
+                <w:sz w:val="20"/>
+              </w:rPr>
+              <w:t>18 h (15 h + 20% de contingência)</w:t>
+            </w:r>
+          </w:p>
+        </w:tc>
+      </w:tr>
+      <w:tr>
+        <w:tc>
+          <w:tcPr>
+            <w:tcW w:type="dxa" w:w="3402"/>
+          </w:tcPr>
+          <w:p>
+            <w:r/>
+            <w:r>
+              <w:rPr>
+                <w:b/>
+                <w:sz w:val="20"/>
+              </w:rPr>
+              <w:t>Investimento avulso</w:t>
+            </w:r>
+          </w:p>
+        </w:tc>
+        <w:tc>
+          <w:tcPr>
+            <w:tcW w:type="dxa" w:w="5669"/>
+          </w:tcPr>
+          <w:p>
+            <w:r/>
+            <w:r>
+              <w:rPr>
+                <w:b/>
+                <w:sz w:val="20"/>
+              </w:rPr>
+              <w:t>R$ 3.200</w:t>
+            </w:r>
+          </w:p>
+        </w:tc>
+      </w:tr>
+      <w:tr>
+        <w:tc>
+          <w:tcPr>
+            <w:tcW w:type="dxa" w:w="3402"/>
+          </w:tcPr>
+          <w:p>
+            <w:r/>
+            <w:r>
+              <w:rPr>
+                <w:b/>
+                <w:sz w:val="20"/>
+              </w:rPr>
+              <w:t>Contratado junto com a Completa</w:t>
+            </w:r>
+          </w:p>
+        </w:tc>
+        <w:tc>
+          <w:tcPr>
+            <w:tcW w:type="dxa" w:w="5669"/>
+          </w:tcPr>
+          <w:p>
+            <w:r/>
+            <w:r>
+              <w:rPr>
+                <w:b/>
+                <w:sz w:val="20"/>
+              </w:rPr>
+              <w:t>R$ 2.600** (reaproveita os papéis e indicadores da Etapa 2)</w:t>
+            </w:r>
+          </w:p>
+        </w:tc>
+      </w:tr>
+      <w:tr>
+        <w:tc>
+          <w:tcPr>
+            <w:tcW w:type="dxa" w:w="3402"/>
+          </w:tcPr>
+          <w:p>
+            <w:r/>
+            <w:r>
+              <w:rPr>
+                <w:b w:val="0"/>
+                <w:sz w:val="20"/>
+              </w:rPr>
+              <w:t>Quando</w:t>
+            </w:r>
+          </w:p>
+        </w:tc>
+        <w:tc>
+          <w:tcPr>
+            <w:tcW w:type="dxa" w:w="5669"/>
+          </w:tcPr>
+          <w:p>
+            <w:r/>
+            <w:r>
+              <w:rPr>
+                <w:b w:val="0"/>
+                <w:sz w:val="20"/>
+              </w:rPr>
+              <w:t>Janeiro de 2027, para que o primeiro ciclo cubra o 1º semestre de 2027</w:t>
+            </w:r>
+          </w:p>
+        </w:tc>
+      </w:tr>
+    </w:tbl>
+    <w:p/>
+    <w:tbl>
+      <w:tblPr>
+        <w:tblStyle w:val="TableGrid"/>
+        <w:tblW w:type="auto" w:w="0"/>
+        <w:tblLook w:firstColumn="1" w:firstRow="1" w:lastColumn="0" w:lastRow="0" w:noHBand="0" w:noVBand="1" w:val="04A0"/>
+      </w:tblPr>
+      <w:tblGrid>
+        <w:gridCol w:w="9746"/>
+      </w:tblGrid>
+      <w:tr>
+        <w:tc>
+          <w:tcPr>
+            <w:tcW w:type="dxa" w:w="9746"/>
+            <w:shd w:val="clear" w:color="auto" w:fill="FFF4D6"/>
+          </w:tcPr>
+          <w:p>
+            <w:r/>
+            <w:r>
+              <w:rPr>
+                <w:sz w:val="20"/>
+              </w:rPr>
+              <w:t>Os critérios e a gratificação precisam de revisão trabalhista antes de entrar em vigor, em especial o tratamento de faltas justificadas por atestado médico e a natureza jurídica do valor pago. Essa revisão não está incluída.</w:t>
+            </w:r>
+          </w:p>
+        </w:tc>
+      </w:tr>
+    </w:tbl>
+    <w:p/>
+    <w:p>
+      <w:pPr>
         <w:pStyle w:val="Heading1"/>
       </w:pPr>
       <w:r>

--- a/proposta-surcin/04-proposta-comercial.docx
+++ b/proposta-surcin/04-proposta-comercial.docx
@@ -833,6 +833,53 @@
                 <w:sz w:val="20"/>
               </w:rPr>
               <w:t>Casos de uso priorizados por valor, risco, esforço e dependência, com módulos estimados e custo recorrente</w:t>
+            </w:r>
+          </w:p>
+        </w:tc>
+      </w:tr>
+      <w:tr>
+        <w:tc>
+          <w:tcPr>
+            <w:tcW w:type="dxa" w:w="3118"/>
+          </w:tcPr>
+          <w:p>
+            <w:r/>
+            <w:r>
+              <w:rPr>
+                <w:b w:val="0"/>
+                <w:sz w:val="20"/>
+              </w:rPr>
+              <w:t>Avaliação de desempenho por competência</w:t>
+            </w:r>
+          </w:p>
+        </w:tc>
+        <w:tc>
+          <w:tcPr>
+            <w:tcW w:type="dxa" w:w="2551"/>
+          </w:tcPr>
+          <w:p>
+            <w:r/>
+            <w:r>
+              <w:rPr>
+                <w:b w:val="0"/>
+                <w:sz w:val="20"/>
+              </w:rPr>
+              <w:t>Não (pode ser contratada à parte por R$ 3.200)</w:t>
+            </w:r>
+          </w:p>
+        </w:tc>
+        <w:tc>
+          <w:tcPr>
+            <w:tcW w:type="dxa" w:w="3402"/>
+          </w:tcPr>
+          <w:p>
+            <w:r/>
+            <w:r>
+              <w:rPr>
+                <w:b w:val="0"/>
+                <w:sz w:val="20"/>
+              </w:rPr>
+              <w:t>Sim, em janeiro de 2027: matriz de competências, formulário, ciclo semestral e ligação com a gratificação</w:t>
             </w:r>
           </w:p>
         </w:tc>
@@ -2168,6 +2215,53 @@
                 <w:b w:val="0"/>
                 <w:sz w:val="20"/>
               </w:rPr>
+              <w:t>Avaliação de desempenho por competência</w:t>
+            </w:r>
+          </w:p>
+        </w:tc>
+        <w:tc>
+          <w:tcPr>
+            <w:tcW w:type="dxa" w:w="1984"/>
+          </w:tcPr>
+          <w:p>
+            <w:r/>
+            <w:r>
+              <w:rPr>
+                <w:b w:val="0"/>
+                <w:sz w:val="20"/>
+              </w:rPr>
+              <w:t>-</w:t>
+            </w:r>
+          </w:p>
+        </w:tc>
+        <w:tc>
+          <w:tcPr>
+            <w:tcW w:type="dxa" w:w="1984"/>
+          </w:tcPr>
+          <w:p>
+            <w:r/>
+            <w:r>
+              <w:rPr>
+                <w:b w:val="0"/>
+                <w:sz w:val="20"/>
+              </w:rPr>
+              <w:t>12</w:t>
+            </w:r>
+          </w:p>
+        </w:tc>
+      </w:tr>
+      <w:tr>
+        <w:tc>
+          <w:tcPr>
+            <w:tcW w:type="dxa" w:w="5102"/>
+          </w:tcPr>
+          <w:p>
+            <w:r/>
+            <w:r>
+              <w:rPr>
+                <w:b w:val="0"/>
+                <w:sz w:val="20"/>
+              </w:rPr>
               <w:t>Contingência (20%)</w:t>
             </w:r>
           </w:p>
@@ -2198,7 +2292,7 @@
                 <w:b w:val="0"/>
                 <w:sz w:val="20"/>
               </w:rPr>
-              <w:t>13,5</w:t>
+              <w:t>16</w:t>
             </w:r>
           </w:p>
         </w:tc>
@@ -2245,7 +2339,7 @@
                 <w:b/>
                 <w:sz w:val="20"/>
               </w:rPr>
-              <w:t>~81 h</w:t>
+              <w:t>~96 h</w:t>
             </w:r>
           </w:p>
         </w:tc>
@@ -2399,7 +2493,7 @@
                 <w:b/>
                 <w:sz w:val="20"/>
               </w:rPr>
-              <w:t>R$ 14.800</w:t>
+              <w:t>R$ 17.400</w:t>
             </w:r>
           </w:p>
         </w:tc>
@@ -2414,7 +2508,7 @@
                 <w:b w:val="0"/>
                 <w:sz w:val="20"/>
               </w:rPr>
-              <w:t>30% no aceite, 35% na entrega do mapeamento, 35% na entrega final</w:t>
+              <w:t>30% no aceite, 35% na entrega do mapeamento, 35% na entrega final (janeiro de 2027)</w:t>
             </w:r>
           </w:p>
         </w:tc>
@@ -2481,7 +2575,7 @@
         <w:pStyle w:val="Heading3"/>
       </w:pPr>
       <w:r>
-        <w:t>Módulo opcional · Avaliação de desempenho por competência</w:t>
+        <w:t>Avaliação de desempenho por competência (incluída na Completa)</w:t>
       </w:r>
     </w:p>
     <w:p>
@@ -2591,7 +2685,7 @@
                 <w:b w:val="0"/>
                 <w:sz w:val="20"/>
               </w:rPr>
-              <w:t>Esforço estimado</w:t>
+              <w:t>Na opção Completa</w:t>
             </w:r>
           </w:p>
         </w:tc>
@@ -2606,7 +2700,7 @@
                 <w:b w:val="0"/>
                 <w:sz w:val="20"/>
               </w:rPr>
-              <w:t>18 h (15 h + 20% de contingência)</w:t>
+              <w:t>Incluída no valor (cerca de 14 h, reaproveitando os papéis e indicadores da estrutura organizacional)</w:t>
             </w:r>
           </w:p>
         </w:tc>
@@ -2623,7 +2717,7 @@
                 <w:b/>
                 <w:sz w:val="20"/>
               </w:rPr>
-              <w:t>Investimento avulso</w:t>
+              <w:t>Com a Essencial ou contratada depois</w:t>
             </w:r>
           </w:p>
         </w:tc>
@@ -2638,39 +2732,7 @@
                 <w:b/>
                 <w:sz w:val="20"/>
               </w:rPr>
-              <w:t>R$ 3.200</w:t>
-            </w:r>
-          </w:p>
-        </w:tc>
-      </w:tr>
-      <w:tr>
-        <w:tc>
-          <w:tcPr>
-            <w:tcW w:type="dxa" w:w="3402"/>
-          </w:tcPr>
-          <w:p>
-            <w:r/>
-            <w:r>
-              <w:rPr>
-                <w:b/>
-                <w:sz w:val="20"/>
-              </w:rPr>
-              <w:t>Contratado junto com a Completa</w:t>
-            </w:r>
-          </w:p>
-        </w:tc>
-        <w:tc>
-          <w:tcPr>
-            <w:tcW w:type="dxa" w:w="5669"/>
-          </w:tcPr>
-          <w:p>
-            <w:r/>
-            <w:r>
-              <w:rPr>
-                <w:b/>
-                <w:sz w:val="20"/>
-              </w:rPr>
-              <w:t>R$ 2.600** (reaproveita os papéis e indicadores da Etapa 2)</w:t>
+              <w:t>R$ 3.200** (cerca de 18 h)</w:t>
             </w:r>
           </w:p>
         </w:tc>
@@ -3127,7 +3189,54 @@
                 <w:b w:val="0"/>
                 <w:sz w:val="20"/>
               </w:rPr>
-              <w:t>Apresentação final e proposta dos módulos da Fase 2</w:t>
+              <w:t>Apresentação dos fluxos e do plano de automação; proposta dos módulos da Fase 2</w:t>
+            </w:r>
+          </w:p>
+        </w:tc>
+        <w:tc>
+          <w:tcPr>
+            <w:tcW w:type="dxa" w:w="2381"/>
+          </w:tcPr>
+          <w:p>
+            <w:r/>
+            <w:r>
+              <w:rPr>
+                <w:b w:val="0"/>
+                <w:sz w:val="20"/>
+              </w:rPr>
+              <w:t>Thamires 2 h</w:t>
+            </w:r>
+          </w:p>
+        </w:tc>
+      </w:tr>
+      <w:tr>
+        <w:tc>
+          <w:tcPr>
+            <w:tcW w:type="dxa" w:w="1587"/>
+          </w:tcPr>
+          <w:p>
+            <w:r/>
+            <w:r>
+              <w:rPr>
+                <w:b w:val="0"/>
+                <w:sz w:val="20"/>
+              </w:rPr>
+              <w:t>05 a 22/01/2027</w:t>
+            </w:r>
+          </w:p>
+        </w:tc>
+        <w:tc>
+          <w:tcPr>
+            <w:tcW w:type="dxa" w:w="5102"/>
+          </w:tcPr>
+          <w:p>
+            <w:r/>
+            <w:r>
+              <w:rPr>
+                <w:b w:val="0"/>
+                <w:sz w:val="20"/>
+              </w:rPr>
+              <w:t>Avaliação de desempenho por competência: matriz, formulário, regras do ciclo e gratificação; entrega final</w:t>
             </w:r>
           </w:p>
         </w:tc>

--- a/proposta-surcin/04-proposta-comercial.docx
+++ b/proposta-surcin/04-proposta-comercial.docx
@@ -2812,7 +2812,7 @@
         <w:rPr>
           <w:i w:val="0"/>
         </w:rPr>
-        <w:t>Cerca de 10 horas por semana do consultor, fora do horário comercial. Respeita as férias da Vitória (retorno em 28/10), a semana de fechamentos no início do mês e a prova da Thamires em 13/12.</w:t>
+        <w:t>Cerca de 10 horas por semana do consultor, segunda a sexta das 6h às 10h e depois das 19h30, além de sábados e domingos. Respeita as férias da Vitória (retorno em 28/10), a semana de fechamentos no início do mês e a prova da Thamires em 13/12.</w:t>
       </w:r>
     </w:p>
     <w:tbl>
@@ -3632,7 +3632,15 @@
         <w:pStyle w:val="ListBullet"/>
       </w:pPr>
       <w:r>
-        <w:t>Responder mensagens em até 1 dia útil.</w:t>
+        <w:t>Trabalhar no projeto de segunda a sexta das 6h às 10h e depois das 19h30, além de sábados e domingos.</w:t>
+      </w:r>
+    </w:p>
+    <w:p>
+      <w:pPr>
+        <w:pStyle w:val="ListBullet"/>
+      </w:pPr>
+      <w:r>
+        <w:t>Responder mensagens em até 1 dia útil, dentro dessas janelas.</w:t>
       </w:r>
     </w:p>
     <w:p>
@@ -3664,7 +3672,7 @@
         <w:pStyle w:val="ListBullet"/>
       </w:pPr>
       <w:r>
-        <w:t>Liberar a equipe para entrevistas de cerca de 1 hora, de preferência antes das 10h30, no almoço ou após as 19h30.</w:t>
+        <w:t>Liberar a equipe para entrevistas de cerca de 1 hora, no início do expediente (antes das 10h) ou após as 19h30.</w:t>
       </w:r>
     </w:p>
     <w:p>
@@ -3696,7 +3704,7 @@
         <w:pStyle w:val="ListBullet"/>
       </w:pPr>
       <w:r>
-        <w:t>Reuniões preferencialmente online, nas janelas acima.</w:t>
+        <w:t>Reuniões preferencialmente online, dentro da disponibilidade do consultor: segunda a sexta das 6h às 10h e depois das 19h30, além de sábados e domingos.</w:t>
       </w:r>
     </w:p>
     <w:p>

--- a/proposta-surcin/04-proposta-comercial.docx
+++ b/proposta-surcin/04-proposta-comercial.docx
@@ -18,7 +18,7 @@
           <w:color w:val="595959"/>
           <w:sz w:val="26"/>
         </w:rPr>
-        <w:t>Organização, estrutura, processos e plano de automação · Surcin Assessoria Empresarial</w:t>
+        <w:t>Organização, processos, rotinas do Claude e pilotos de automação · Surcin Assessoria Empresarial</w:t>
       </w:r>
     </w:p>
     <w:p>
@@ -28,37 +28,9 @@
           <w:color w:val="595959"/>
           <w:sz w:val="18"/>
         </w:rPr>
-        <w:t>Versão 4 · 13/10/2026 · dados reconferidos com a transcrição · uso interno até revisão do Renato</w:t>
+        <w:t>Versão 5 · 22/10/2026 · oferta única · válida até 30/10/2026</w:t>
       </w:r>
     </w:p>
-    <w:tbl>
-      <w:tblPr>
-        <w:tblStyle w:val="TableGrid"/>
-        <w:tblW w:type="auto" w:w="0"/>
-        <w:tblLook w:firstColumn="1" w:firstRow="1" w:lastColumn="0" w:lastRow="0" w:noHBand="0" w:noVBand="1" w:val="04A0"/>
-      </w:tblPr>
-      <w:tblGrid>
-        <w:gridCol w:w="9746"/>
-      </w:tblGrid>
-      <w:tr>
-        <w:tc>
-          <w:tcPr>
-            <w:tcW w:type="dxa" w:w="9746"/>
-            <w:shd w:val="clear" w:color="auto" w:fill="FFF4D6"/>
-          </w:tcPr>
-          <w:p>
-            <w:r/>
-            <w:r>
-              <w:rPr>
-                <w:sz w:val="20"/>
-              </w:rPr>
-              <w:t>Valores calculados com taxa de referência de cerca de R$ 180/h e capacidade de 10 h/semana do consultor, com 20% de contingência. Aguardam confirmação do Renato antes do envio.</w:t>
-            </w:r>
-          </w:p>
-        </w:tc>
-      </w:tr>
-    </w:tbl>
-    <w:p/>
     <w:p>
       <w:pPr>
         <w:pStyle w:val="Heading1"/>
@@ -80,7 +52,7 @@
         <w:rPr>
           <w:i w:val="0"/>
         </w:rPr>
-        <w:t>O briefing enviado pela Surcin pede uma proposta modular, com entregas verificáveis, que gere ganhos ainda em outubro e novembro sem consumir o tempo de estudo da Thamires, e que não seja vendida como "colocar IA em todos os setores". Esta proposta segue esse caminho: primeiro processo, controle e estrutura; depois automação assistida, em módulos orçados um a um.</w:t>
+        <w:t>O objetivo é que, a partir de janeiro de 2027, a equipe opere com papéis claros, fluxos documentados, rotinas do Claude testadas e indicadores por área, sem depender da Thamires para cada decisão. A ordem é sempre a mesma: primeiro processo e controle, depois ferramenta e automação assistida.</w:t>
       </w:r>
     </w:p>
     <w:p>
@@ -88,7 +60,7 @@
         <w:pStyle w:val="Heading1"/>
       </w:pPr>
       <w:r>
-        <w:t>2. Objetivos</w:t>
+        <w:t>2. O que a Surcin recebe</w:t>
       </w:r>
     </w:p>
     <w:p>
@@ -96,7 +68,7 @@
         <w:pStyle w:val="ListBullet"/>
       </w:pPr>
       <w:r>
-        <w:t>Reduzir já os riscos mais caros (guia do cliente errado, tarefa concluída sem evidência, dúvidas repetidas) com controles que não exigem software.</w:t>
+        <w:t>Diagnóstico, mapa dos processos atuais e plano inicial.</w:t>
       </w:r>
     </w:p>
     <w:p>
@@ -104,7 +76,7 @@
         <w:pStyle w:val="ListBullet"/>
       </w:pPr>
       <w:r>
-        <w:t>Tirar a Thamires do centro da operação: papéis claros, critérios de revisão e escalonamento só para exceções.</w:t>
+        <w:t>Organograma funcional, matriz de responsabilidades e alçadas.</w:t>
       </w:r>
     </w:p>
     <w:p>
@@ -112,7 +84,7 @@
         <w:pStyle w:val="ListBullet"/>
       </w:pPr>
       <w:r>
-        <w:t>Tornar visíveis os fluxos, gargalos e dependências entre pessoas e sistemas.</w:t>
+        <w:t>Fluxos futuros e listas de verificação da entrada do cliente e da passagem formal para a operação.</w:t>
       </w:r>
     </w:p>
     <w:p>
@@ -120,7 +92,7 @@
         <w:pStyle w:val="ListBullet"/>
       </w:pPr>
       <w:r>
-        <w:t>Entregar o plano de automação priorizado por valor, risco, esforço e dependência externa, com custo recorrente estimado.</w:t>
+        <w:t>Biblioteca de 5 rotinas do Claude documentadas e testadas.</w:t>
       </w:r>
     </w:p>
     <w:p>
@@ -128,7 +100,39 @@
         <w:pStyle w:val="ListBullet"/>
       </w:pPr>
       <w:r>
-        <w:t>Preparar a operação para a retomada comercial e para as decisões de contratação de janeiro de 2027.</w:t>
+        <w:t>2 pilotos demonstrados, com resultados registrados.</w:t>
+      </w:r>
+    </w:p>
+    <w:p>
+      <w:pPr>
+        <w:pStyle w:val="ListBullet"/>
+      </w:pPr>
+      <w:r>
+        <w:t>Até 2 integrações implantadas entre sistemas de viabilidade confirmada.</w:t>
+      </w:r>
+    </w:p>
+    <w:p>
+      <w:pPr>
+        <w:pStyle w:val="ListBullet"/>
+      </w:pPr>
+      <w:r>
+        <w:t>Painel de indicadores por área (DP, Financeiro, Contabilidade e Comercial) e visão da diretoria.</w:t>
+      </w:r>
+    </w:p>
+    <w:p>
+      <w:pPr>
+        <w:pStyle w:val="ListBullet"/>
+      </w:pPr>
+      <w:r>
+        <w:t>Primeiro ciclo de avaliação de desempenho por competência.</w:t>
+      </w:r>
+    </w:p>
+    <w:p>
+      <w:pPr>
+        <w:pStyle w:val="ListBullet"/>
+      </w:pPr>
+      <w:r>
+        <w:t>Manuais, 3 treinamentos e plano de evolução.</w:t>
       </w:r>
     </w:p>
     <w:p>
@@ -136,7 +140,7 @@
         <w:pStyle w:val="Heading1"/>
       </w:pPr>
       <w:r>
-        <w:t>3. O que esta proposta cobre (e o que não cobre)</w:t>
+        <w:t>3. Etapas, datas e aceites</w:t>
       </w:r>
     </w:p>
     <w:p>
@@ -144,7 +148,7 @@
         <w:rPr>
           <w:i w:val="0"/>
         </w:rPr>
-        <w:t>O briefing pede que consultoria, implantação, desenvolvimento, integrações, licenças e manutenção fiquem separados.</w:t>
+        <w:t>Um projeto deste porte normalmente leva cerca de 18 semanas. Para atender ao prazo da Surcin, ele foi condensado em 8 semanas, de 03/11 a 23/12/2026, com etapas sobrepostas. A partir de janeiro, a Surcin opera com o que foi implantado.</w:t>
       </w:r>
     </w:p>
     <w:tbl>
@@ -152,16 +156,20 @@
         <w:tblStyle w:val="TableGrid"/>
         <w:tblW w:type="auto" w:w="0"/>
         <w:jc w:val="center"/>
+        <w:tblLayout w:type="fixed"/>
         <w:tblLook w:firstColumn="1" w:firstRow="1" w:lastColumn="0" w:lastRow="0" w:noHBand="0" w:noVBand="1" w:val="04A0"/>
       </w:tblPr>
       <w:tblGrid>
-        <w:gridCol w:w="4873"/>
-        <w:gridCol w:w="4873"/>
+        <w:gridCol w:w="1814"/>
+        <w:gridCol w:w="1247"/>
+        <w:gridCol w:w="794"/>
+        <w:gridCol w:w="3175"/>
+        <w:gridCol w:w="2381"/>
       </w:tblGrid>
       <w:tr>
         <w:tc>
           <w:tcPr>
-            <w:tcW w:type="dxa" w:w="5102"/>
+            <w:tcW w:type="dxa" w:w="1814"/>
             <w:shd w:val="clear" w:color="auto" w:fill="1F3A5F"/>
           </w:tcPr>
           <w:p>
@@ -172,13 +180,13 @@
                 <w:color w:val="FFFFFF"/>
                 <w:sz w:val="20"/>
               </w:rPr>
-              <w:t>Frente</w:t>
+              <w:t>Etapa</w:t>
             </w:r>
           </w:p>
         </w:tc>
         <w:tc>
           <w:tcPr>
-            <w:tcW w:type="dxa" w:w="3969"/>
+            <w:tcW w:type="dxa" w:w="1247"/>
             <w:shd w:val="clear" w:color="auto" w:fill="1F3A5F"/>
           </w:tcPr>
           <w:p>
@@ -189,229 +197,13 @@
                 <w:color w:val="FFFFFF"/>
                 <w:sz w:val="20"/>
               </w:rPr>
-              <w:t>Situação nesta proposta</w:t>
-            </w:r>
-          </w:p>
-        </w:tc>
-      </w:tr>
-      <w:tr>
-        <w:tc>
-          <w:tcPr>
-            <w:tcW w:type="dxa" w:w="5102"/>
-          </w:tcPr>
-          <w:p>
-            <w:r/>
-            <w:r>
-              <w:rPr>
-                <w:b w:val="0"/>
-                <w:sz w:val="20"/>
-              </w:rPr>
-              <w:t>Consultoria: diagnóstico, mapeamento, estrutura, plano</w:t>
+              <w:t>Período</w:t>
             </w:r>
           </w:p>
         </w:tc>
         <w:tc>
           <w:tcPr>
-            <w:tcW w:type="dxa" w:w="3969"/>
-          </w:tcPr>
-          <w:p>
-            <w:r/>
-            <w:r>
-              <w:rPr>
-                <w:b w:val="0"/>
-                <w:sz w:val="20"/>
-              </w:rPr>
-              <w:t>Incluída (Fase 1, preço fechado)</w:t>
-            </w:r>
-          </w:p>
-        </w:tc>
-      </w:tr>
-      <w:tr>
-        <w:tc>
-          <w:tcPr>
-            <w:tcW w:type="dxa" w:w="5102"/>
-          </w:tcPr>
-          <w:p>
-            <w:r/>
-            <w:r>
-              <w:rPr>
-                <w:b w:val="0"/>
-                <w:sz w:val="20"/>
-              </w:rPr>
-              <w:t>Contenção imediata: 3 controles manuais</w:t>
-            </w:r>
-          </w:p>
-        </w:tc>
-        <w:tc>
-          <w:tcPr>
-            <w:tcW w:type="dxa" w:w="3969"/>
-          </w:tcPr>
-          <w:p>
-            <w:r/>
-            <w:r>
-              <w:rPr>
-                <w:b w:val="0"/>
-                <w:sz w:val="20"/>
-              </w:rPr>
-              <w:t>Incluída na opção Completa</w:t>
-            </w:r>
-          </w:p>
-        </w:tc>
-      </w:tr>
-      <w:tr>
-        <w:tc>
-          <w:tcPr>
-            <w:tcW w:type="dxa" w:w="5102"/>
-          </w:tcPr>
-          <w:p>
-            <w:r/>
-            <w:r>
-              <w:rPr>
-                <w:b w:val="0"/>
-                <w:sz w:val="20"/>
-              </w:rPr>
-              <w:t>Implantação e desenvolvimento: ambiente Claude, especialistas, validadores, painéis</w:t>
-            </w:r>
-          </w:p>
-        </w:tc>
-        <w:tc>
-          <w:tcPr>
-            <w:tcW w:type="dxa" w:w="3969"/>
-          </w:tcPr>
-          <w:p>
-            <w:r/>
-            <w:r>
-              <w:rPr>
-                <w:b w:val="0"/>
-                <w:sz w:val="20"/>
-              </w:rPr>
-              <w:t>Fase 2, módulos orçados à parte após o plano</w:t>
-            </w:r>
-          </w:p>
-        </w:tc>
-      </w:tr>
-      <w:tr>
-        <w:tc>
-          <w:tcPr>
-            <w:tcW w:type="dxa" w:w="5102"/>
-          </w:tcPr>
-          <w:p>
-            <w:r/>
-            <w:r>
-              <w:rPr>
-                <w:b w:val="0"/>
-                <w:sz w:val="20"/>
-              </w:rPr>
-              <w:t>Integrações (Conta Azul, Domínio, Nestzap, OneDrive, Trello)</w:t>
-            </w:r>
-          </w:p>
-        </w:tc>
-        <w:tc>
-          <w:tcPr>
-            <w:tcW w:type="dxa" w:w="3969"/>
-          </w:tcPr>
-          <w:p>
-            <w:r/>
-            <w:r>
-              <w:rPr>
-                <w:b w:val="0"/>
-                <w:sz w:val="20"/>
-              </w:rPr>
-              <w:t>Fase 2, cada uma com prova de viabilidade antes de orçar</w:t>
-            </w:r>
-          </w:p>
-        </w:tc>
-      </w:tr>
-      <w:tr>
-        <w:tc>
-          <w:tcPr>
-            <w:tcW w:type="dxa" w:w="5102"/>
-          </w:tcPr>
-          <w:p>
-            <w:r/>
-            <w:r>
-              <w:rPr>
-                <w:b w:val="0"/>
-                <w:sz w:val="20"/>
-              </w:rPr>
-              <w:t>Licenças e ferramentas</w:t>
-            </w:r>
-          </w:p>
-        </w:tc>
-        <w:tc>
-          <w:tcPr>
-            <w:tcW w:type="dxa" w:w="3969"/>
-          </w:tcPr>
-          <w:p>
-            <w:r/>
-            <w:r>
-              <w:rPr>
-                <w:b w:val="0"/>
-                <w:sz w:val="20"/>
-              </w:rPr>
-              <w:t>Por conta da Surcin; estimativa mensal entregue no plano</w:t>
-            </w:r>
-          </w:p>
-        </w:tc>
-      </w:tr>
-      <w:tr>
-        <w:tc>
-          <w:tcPr>
-            <w:tcW w:type="dxa" w:w="5102"/>
-          </w:tcPr>
-          <w:p>
-            <w:r/>
-            <w:r>
-              <w:rPr>
-                <w:b w:val="0"/>
-                <w:sz w:val="20"/>
-              </w:rPr>
-              <w:t>Manutenção e suporte</w:t>
-            </w:r>
-          </w:p>
-        </w:tc>
-        <w:tc>
-          <w:tcPr>
-            <w:tcW w:type="dxa" w:w="3969"/>
-          </w:tcPr>
-          <w:p>
-            <w:r/>
-            <w:r>
-              <w:rPr>
-                <w:b w:val="0"/>
-                <w:sz w:val="20"/>
-              </w:rPr>
-              <w:t>Fase 3, mensalidade com franquia de horas, opcional</w:t>
-            </w:r>
-          </w:p>
-        </w:tc>
-      </w:tr>
-    </w:tbl>
-    <w:p/>
-    <w:p>
-      <w:pPr>
-        <w:pStyle w:val="Heading1"/>
-      </w:pPr>
-      <w:r>
-        <w:t>4. Fase 1 · Diagnóstico, estrutura e plano: duas opções</w:t>
-      </w:r>
-    </w:p>
-    <w:tbl>
-      <w:tblPr>
-        <w:tblStyle w:val="TableGrid"/>
-        <w:tblW w:type="auto" w:w="0"/>
-        <w:jc w:val="center"/>
-        <w:tblLook w:firstColumn="1" w:firstRow="1" w:lastColumn="0" w:lastRow="0" w:noHBand="0" w:noVBand="1" w:val="04A0"/>
-      </w:tblPr>
-      <w:tblGrid>
-        <w:gridCol w:w="3249"/>
-        <w:gridCol w:w="3249"/>
-        <w:gridCol w:w="3249"/>
-      </w:tblGrid>
-      <w:tr>
-        <w:tc>
-          <w:tcPr>
-            <w:tcW w:type="dxa" w:w="3118"/>
+            <w:tcW w:type="dxa" w:w="794"/>
             <w:shd w:val="clear" w:color="auto" w:fill="1F3A5F"/>
           </w:tcPr>
           <w:p>
@@ -422,625 +214,13 @@
                 <w:color w:val="FFFFFF"/>
                 <w:sz w:val="20"/>
               </w:rPr>
-              <w:t>Entregável</w:t>
+              <w:t>Horas</w:t>
             </w:r>
           </w:p>
         </w:tc>
         <w:tc>
           <w:tcPr>
-            <w:tcW w:type="dxa" w:w="2551"/>
-            <w:shd w:val="clear" w:color="auto" w:fill="1F3A5F"/>
-          </w:tcPr>
-          <w:p>
-            <w:r/>
-            <w:r>
-              <w:rPr>
-                <w:b/>
-                <w:color w:val="FFFFFF"/>
-                <w:sz w:val="20"/>
-              </w:rPr>
-              <w:t>Essencial</w:t>
-            </w:r>
-          </w:p>
-        </w:tc>
-        <w:tc>
-          <w:tcPr>
-            <w:tcW w:type="dxa" w:w="3402"/>
-            <w:shd w:val="clear" w:color="auto" w:fill="1F3A5F"/>
-          </w:tcPr>
-          <w:p>
-            <w:r/>
-            <w:r>
-              <w:rPr>
-                <w:b/>
-                <w:color w:val="FFFFFF"/>
-                <w:sz w:val="20"/>
-              </w:rPr>
-              <w:t>Completa (recomendada)</w:t>
-            </w:r>
-          </w:p>
-        </w:tc>
-      </w:tr>
-      <w:tr>
-        <w:tc>
-          <w:tcPr>
-            <w:tcW w:type="dxa" w:w="3118"/>
-          </w:tcPr>
-          <w:p>
-            <w:r/>
-            <w:r>
-              <w:rPr>
-                <w:b w:val="0"/>
-                <w:sz w:val="20"/>
-              </w:rPr>
-              <w:t>Entrevistas (cerca de 1 h cada)</w:t>
-            </w:r>
-          </w:p>
-        </w:tc>
-        <w:tc>
-          <w:tcPr>
-            <w:tcW w:type="dxa" w:w="2551"/>
-          </w:tcPr>
-          <w:p>
-            <w:r/>
-            <w:r>
-              <w:rPr>
-                <w:b w:val="0"/>
-                <w:sz w:val="20"/>
-              </w:rPr>
-              <w:t>Até 4 pessoas: Thamires, Júlia, Vitória, Tamara</w:t>
-            </w:r>
-          </w:p>
-        </w:tc>
-        <w:tc>
-          <w:tcPr>
-            <w:tcW w:type="dxa" w:w="3402"/>
-          </w:tcPr>
-          <w:p>
-            <w:r/>
-            <w:r>
-              <w:rPr>
-                <w:b w:val="0"/>
-                <w:sz w:val="20"/>
-              </w:rPr>
-              <w:t>Até 5 pessoas (inclui a Alana)</w:t>
-            </w:r>
-          </w:p>
-        </w:tc>
-      </w:tr>
-      <w:tr>
-        <w:tc>
-          <w:tcPr>
-            <w:tcW w:type="dxa" w:w="3118"/>
-          </w:tcPr>
-          <w:p>
-            <w:r/>
-            <w:r>
-              <w:rPr>
-                <w:b w:val="0"/>
-                <w:sz w:val="20"/>
-              </w:rPr>
-              <w:t>Processos atuais mapeados e validados</w:t>
-            </w:r>
-          </w:p>
-        </w:tc>
-        <w:tc>
-          <w:tcPr>
-            <w:tcW w:type="dxa" w:w="2551"/>
-          </w:tcPr>
-          <w:p>
-            <w:r/>
-            <w:r>
-              <w:rPr>
-                <w:b w:val="0"/>
-                <w:sz w:val="20"/>
-              </w:rPr>
-              <w:t>Até 5</w:t>
-            </w:r>
-          </w:p>
-        </w:tc>
-        <w:tc>
-          <w:tcPr>
-            <w:tcW w:type="dxa" w:w="3402"/>
-          </w:tcPr>
-          <w:p>
-            <w:r/>
-            <w:r>
-              <w:rPr>
-                <w:b w:val="0"/>
-                <w:sz w:val="20"/>
-              </w:rPr>
-              <w:t>Até 8, entre os 11 identificados</w:t>
-            </w:r>
-          </w:p>
-        </w:tc>
-      </w:tr>
-      <w:tr>
-        <w:tc>
-          <w:tcPr>
-            <w:tcW w:type="dxa" w:w="3118"/>
-          </w:tcPr>
-          <w:p>
-            <w:r/>
-            <w:r>
-              <w:rPr>
-                <w:b w:val="0"/>
-                <w:sz w:val="20"/>
-              </w:rPr>
-              <w:t>Gargalos e matriz de dependências</w:t>
-            </w:r>
-          </w:p>
-        </w:tc>
-        <w:tc>
-          <w:tcPr>
-            <w:tcW w:type="dxa" w:w="2551"/>
-          </w:tcPr>
-          <w:p>
-            <w:r/>
-            <w:r>
-              <w:rPr>
-                <w:b w:val="0"/>
-                <w:sz w:val="20"/>
-              </w:rPr>
-              <w:t>Sim</w:t>
-            </w:r>
-          </w:p>
-        </w:tc>
-        <w:tc>
-          <w:tcPr>
-            <w:tcW w:type="dxa" w:w="3402"/>
-          </w:tcPr>
-          <w:p>
-            <w:r/>
-            <w:r>
-              <w:rPr>
-                <w:b w:val="0"/>
-                <w:sz w:val="20"/>
-              </w:rPr>
-              <w:t>Sim</w:t>
-            </w:r>
-          </w:p>
-        </w:tc>
-      </w:tr>
-      <w:tr>
-        <w:tc>
-          <w:tcPr>
-            <w:tcW w:type="dxa" w:w="3118"/>
-          </w:tcPr>
-          <w:p>
-            <w:r/>
-            <w:r>
-              <w:rPr>
-                <w:b w:val="0"/>
-                <w:sz w:val="20"/>
-              </w:rPr>
-              <w:t>Inventário de ferramentas, contas, licenças e acessos</w:t>
-            </w:r>
-          </w:p>
-        </w:tc>
-        <w:tc>
-          <w:tcPr>
-            <w:tcW w:type="dxa" w:w="2551"/>
-          </w:tcPr>
-          <w:p>
-            <w:r/>
-            <w:r>
-              <w:rPr>
-                <w:b w:val="0"/>
-                <w:sz w:val="20"/>
-              </w:rPr>
-              <w:t>Sim</w:t>
-            </w:r>
-          </w:p>
-        </w:tc>
-        <w:tc>
-          <w:tcPr>
-            <w:tcW w:type="dxa" w:w="3402"/>
-          </w:tcPr>
-          <w:p>
-            <w:r/>
-            <w:r>
-              <w:rPr>
-                <w:b w:val="0"/>
-                <w:sz w:val="20"/>
-              </w:rPr>
-              <w:t>Sim</w:t>
-            </w:r>
-          </w:p>
-        </w:tc>
-      </w:tr>
-      <w:tr>
-        <w:tc>
-          <w:tcPr>
-            <w:tcW w:type="dxa" w:w="3118"/>
-          </w:tcPr>
-          <w:p>
-            <w:r/>
-            <w:r>
-              <w:rPr>
-                <w:b w:val="0"/>
-                <w:sz w:val="20"/>
-              </w:rPr>
-              <w:t>Contenção imediata: 3 controles manuais implantados com a equipe</w:t>
-            </w:r>
-          </w:p>
-        </w:tc>
-        <w:tc>
-          <w:tcPr>
-            <w:tcW w:type="dxa" w:w="2551"/>
-          </w:tcPr>
-          <w:p>
-            <w:r/>
-            <w:r>
-              <w:rPr>
-                <w:b w:val="0"/>
-                <w:sz w:val="20"/>
-              </w:rPr>
-              <w:t>Não</w:t>
-            </w:r>
-          </w:p>
-        </w:tc>
-        <w:tc>
-          <w:tcPr>
-            <w:tcW w:type="dxa" w:w="3402"/>
-          </w:tcPr>
-          <w:p>
-            <w:r/>
-            <w:r>
-              <w:rPr>
-                <w:b w:val="0"/>
-                <w:sz w:val="20"/>
-              </w:rPr>
-              <w:t>Sim, até 15/11</w:t>
-            </w:r>
-          </w:p>
-        </w:tc>
-      </w:tr>
-      <w:tr>
-        <w:tc>
-          <w:tcPr>
-            <w:tcW w:type="dxa" w:w="3118"/>
-          </w:tcPr>
-          <w:p>
-            <w:r/>
-            <w:r>
-              <w:rPr>
-                <w:b w:val="0"/>
-                <w:sz w:val="20"/>
-              </w:rPr>
-              <w:t>Estrutura organizacional</w:t>
-            </w:r>
-          </w:p>
-        </w:tc>
-        <w:tc>
-          <w:tcPr>
-            <w:tcW w:type="dxa" w:w="2551"/>
-          </w:tcPr>
-          <w:p>
-            <w:r/>
-            <w:r>
-              <w:rPr>
-                <w:b w:val="0"/>
-                <w:sz w:val="20"/>
-              </w:rPr>
-              <w:t>Organograma e matriz de responsabilidades</w:t>
-            </w:r>
-          </w:p>
-        </w:tc>
-        <w:tc>
-          <w:tcPr>
-            <w:tcW w:type="dxa" w:w="3402"/>
-          </w:tcPr>
-          <w:p>
-            <w:r/>
-            <w:r>
-              <w:rPr>
-                <w:b w:val="0"/>
-                <w:sz w:val="20"/>
-              </w:rPr>
-              <w:t>Organograma atual e proposto, descrição de papéis e indicadores por função</w:t>
-            </w:r>
-          </w:p>
-        </w:tc>
-      </w:tr>
-      <w:tr>
-        <w:tc>
-          <w:tcPr>
-            <w:tcW w:type="dxa" w:w="3118"/>
-          </w:tcPr>
-          <w:p>
-            <w:r/>
-            <w:r>
-              <w:rPr>
-                <w:b w:val="0"/>
-                <w:sz w:val="20"/>
-              </w:rPr>
-              <w:t>Fluxos otimizados (atual e futuro)</w:t>
-            </w:r>
-          </w:p>
-        </w:tc>
-        <w:tc>
-          <w:tcPr>
-            <w:tcW w:type="dxa" w:w="2551"/>
-          </w:tcPr>
-          <w:p>
-            <w:r/>
-            <w:r>
-              <w:rPr>
-                <w:b w:val="0"/>
-                <w:sz w:val="20"/>
-              </w:rPr>
-              <w:t>Não</w:t>
-            </w:r>
-          </w:p>
-        </w:tc>
-        <w:tc>
-          <w:tcPr>
-            <w:tcW w:type="dxa" w:w="3402"/>
-          </w:tcPr>
-          <w:p>
-            <w:r/>
-            <w:r>
-              <w:rPr>
-                <w:b w:val="0"/>
-                <w:sz w:val="20"/>
-              </w:rPr>
-              <w:t>5 processos prioritários</w:t>
-            </w:r>
-          </w:p>
-        </w:tc>
-      </w:tr>
-      <w:tr>
-        <w:tc>
-          <w:tcPr>
-            <w:tcW w:type="dxa" w:w="3118"/>
-          </w:tcPr>
-          <w:p>
-            <w:r/>
-            <w:r>
-              <w:rPr>
-                <w:b w:val="0"/>
-                <w:sz w:val="20"/>
-              </w:rPr>
-              <w:t>Plano de automação</w:t>
-            </w:r>
-          </w:p>
-        </w:tc>
-        <w:tc>
-          <w:tcPr>
-            <w:tcW w:type="dxa" w:w="2551"/>
-          </w:tcPr>
-          <w:p>
-            <w:r/>
-            <w:r>
-              <w:rPr>
-                <w:b w:val="0"/>
-                <w:sz w:val="20"/>
-              </w:rPr>
-              <w:t>Lista priorizada, sem estimativa</w:t>
-            </w:r>
-          </w:p>
-        </w:tc>
-        <w:tc>
-          <w:tcPr>
-            <w:tcW w:type="dxa" w:w="3402"/>
-          </w:tcPr>
-          <w:p>
-            <w:r/>
-            <w:r>
-              <w:rPr>
-                <w:b w:val="0"/>
-                <w:sz w:val="20"/>
-              </w:rPr>
-              <w:t>Casos de uso priorizados por valor, risco, esforço e dependência, com módulos estimados e custo recorrente</w:t>
-            </w:r>
-          </w:p>
-        </w:tc>
-      </w:tr>
-      <w:tr>
-        <w:tc>
-          <w:tcPr>
-            <w:tcW w:type="dxa" w:w="3118"/>
-          </w:tcPr>
-          <w:p>
-            <w:r/>
-            <w:r>
-              <w:rPr>
-                <w:b w:val="0"/>
-                <w:sz w:val="20"/>
-              </w:rPr>
-              <w:t>Avaliação de desempenho por competência</w:t>
-            </w:r>
-          </w:p>
-        </w:tc>
-        <w:tc>
-          <w:tcPr>
-            <w:tcW w:type="dxa" w:w="2551"/>
-          </w:tcPr>
-          <w:p>
-            <w:r/>
-            <w:r>
-              <w:rPr>
-                <w:b w:val="0"/>
-                <w:sz w:val="20"/>
-              </w:rPr>
-              <w:t>Não (pode ser contratada à parte por R$ 3.200)</w:t>
-            </w:r>
-          </w:p>
-        </w:tc>
-        <w:tc>
-          <w:tcPr>
-            <w:tcW w:type="dxa" w:w="3402"/>
-          </w:tcPr>
-          <w:p>
-            <w:r/>
-            <w:r>
-              <w:rPr>
-                <w:b w:val="0"/>
-                <w:sz w:val="20"/>
-              </w:rPr>
-              <w:t>Sim, em janeiro de 2027: matriz de competências, formulário, ciclo semestral e ligação com a gratificação</w:t>
-            </w:r>
-          </w:p>
-        </w:tc>
-      </w:tr>
-      <w:tr>
-        <w:tc>
-          <w:tcPr>
-            <w:tcW w:type="dxa" w:w="3118"/>
-          </w:tcPr>
-          <w:p>
-            <w:r/>
-            <w:r>
-              <w:rPr>
-                <w:b w:val="0"/>
-                <w:sz w:val="20"/>
-              </w:rPr>
-              <w:t>Relatório e apresentação executiva</w:t>
-            </w:r>
-          </w:p>
-        </w:tc>
-        <w:tc>
-          <w:tcPr>
-            <w:tcW w:type="dxa" w:w="2551"/>
-          </w:tcPr>
-          <w:p>
-            <w:r/>
-            <w:r>
-              <w:rPr>
-                <w:b w:val="0"/>
-                <w:sz w:val="20"/>
-              </w:rPr>
-              <w:t>Sim</w:t>
-            </w:r>
-          </w:p>
-        </w:tc>
-        <w:tc>
-          <w:tcPr>
-            <w:tcW w:type="dxa" w:w="3402"/>
-          </w:tcPr>
-          <w:p>
-            <w:r/>
-            <w:r>
-              <w:rPr>
-                <w:b w:val="0"/>
-                <w:sz w:val="20"/>
-              </w:rPr>
-              <w:t>Sim</w:t>
-            </w:r>
-          </w:p>
-        </w:tc>
-      </w:tr>
-    </w:tbl>
-    <w:p/>
-    <w:p>
-      <w:pPr>
-        <w:pStyle w:val="Heading3"/>
-      </w:pPr>
-      <w:r>
-        <w:t>Contenção imediata (opção Completa)</w:t>
-      </w:r>
-    </w:p>
-    <w:p>
-      <w:r>
-        <w:rPr>
-          <w:i w:val="0"/>
-        </w:rPr>
-        <w:t>Três controles manuais, desenhados a partir dos erros reais citados no briefing, implantados com a equipe sem desenvolvimento e sem depender da Thamires no dia a dia:</w:t>
-      </w:r>
-    </w:p>
-    <w:p>
-      <w:pPr>
-        <w:pStyle w:val="ListBullet"/>
-      </w:pPr>
-      <w:r>
-        <w:rPr>
-          <w:b/>
-        </w:rPr>
-        <w:t xml:space="preserve">Conferência de guia antes do pagamento: </w:t>
-      </w:r>
-      <w:r>
-        <w:t>checagem de cliente, CNPJ, pasta, tributo, competência e valor, com padrão mínimo de nome de arquivo.</w:t>
-      </w:r>
-    </w:p>
-    <w:p>
-      <w:pPr>
-        <w:pStyle w:val="ListBullet"/>
-      </w:pPr>
-      <w:r>
-        <w:rPr>
-          <w:b/>
-        </w:rPr>
-        <w:t xml:space="preserve">Evidência para concluir tarefa: </w:t>
-      </w:r>
-      <w:r>
-        <w:t>nas rotinas críticas, o cartão do Trello só é concluído com o link do comprovante no OneDrive.</w:t>
-      </w:r>
-    </w:p>
-    <w:p>
-      <w:pPr>
-        <w:pStyle w:val="ListBullet"/>
-      </w:pPr>
-      <w:r>
-        <w:rPr>
-          <w:b/>
-        </w:rPr>
-        <w:t xml:space="preserve">Registro de escalonamentos: </w:t>
-      </w:r>
-      <w:r>
-        <w:t>toda dúvida levada à Thamires é registrada com motivo e solução, o que vira o indicador de dependência e a base do futuro especialista de dúvidas.</w:t>
-      </w:r>
-    </w:p>
-    <w:p>
-      <w:pPr>
-        <w:pStyle w:val="Heading1"/>
-      </w:pPr>
-      <w:r>
-        <w:t>5. Fase 2 · Implantação em módulos (orçada depois do plano)</w:t>
-      </w:r>
-    </w:p>
-    <w:p>
-      <w:r>
-        <w:rPr>
-          <w:i w:val="0"/>
-        </w:rPr>
-        <w:t>Módulos citados no briefing, apresentados como ordem de grandeza para planejamento. O escopo, as horas e o preço de cada módulo só são fechados depois da Fase 1, com prova de viabilidade dos conectores envolvidos. Nenhum deles está contratado nesta proposta.</w:t>
-      </w:r>
-    </w:p>
-    <w:tbl>
-      <w:tblPr>
-        <w:tblStyle w:val="TableGrid"/>
-        <w:tblW w:type="auto" w:w="0"/>
-        <w:jc w:val="center"/>
-        <w:tblLook w:firstColumn="1" w:firstRow="1" w:lastColumn="0" w:lastRow="0" w:noHBand="0" w:noVBand="1" w:val="04A0"/>
-      </w:tblPr>
-      <w:tblGrid>
-        <w:gridCol w:w="2436"/>
-        <w:gridCol w:w="2436"/>
-        <w:gridCol w:w="2436"/>
-        <w:gridCol w:w="2436"/>
-      </w:tblGrid>
-      <w:tr>
-        <w:tc>
-          <w:tcPr>
-            <w:tcW w:type="dxa" w:w="2154"/>
-            <w:shd w:val="clear" w:color="auto" w:fill="1F3A5F"/>
-          </w:tcPr>
-          <w:p>
-            <w:r/>
-            <w:r>
-              <w:rPr>
-                <w:b/>
-                <w:color w:val="FFFFFF"/>
-                <w:sz w:val="20"/>
-              </w:rPr>
-              <w:t>Módulo</w:t>
-            </w:r>
-          </w:p>
-        </w:tc>
-        <w:tc>
-          <w:tcPr>
-            <w:tcW w:type="dxa" w:w="3515"/>
+            <w:tcW w:type="dxa" w:w="3175"/>
             <w:shd w:val="clear" w:color="auto" w:fill="1F3A5F"/>
           </w:tcPr>
           <w:p>
@@ -1057,7 +237,7 @@
         </w:tc>
         <w:tc>
           <w:tcPr>
-            <w:tcW w:type="dxa" w:w="1134"/>
+            <w:tcW w:type="dxa" w:w="2381"/>
             <w:shd w:val="clear" w:color="auto" w:fill="1F3A5F"/>
           </w:tcPr>
           <w:p>
@@ -1068,24 +248,7 @@
                 <w:color w:val="FFFFFF"/>
                 <w:sz w:val="20"/>
               </w:rPr>
-              <w:t>Porte provável</w:t>
-            </w:r>
-          </w:p>
-        </w:tc>
-        <w:tc>
-          <w:tcPr>
-            <w:tcW w:type="dxa" w:w="2268"/>
-            <w:shd w:val="clear" w:color="auto" w:fill="1F3A5F"/>
-          </w:tcPr>
-          <w:p>
-            <w:r/>
-            <w:r>
-              <w:rPr>
-                <w:b/>
-                <w:color w:val="FFFFFF"/>
-                <w:sz w:val="20"/>
-              </w:rPr>
-              <w:t>Dependências</w:t>
+              <w:t>Aceite</w:t>
             </w:r>
           </w:p>
         </w:tc>
@@ -1093,7 +256,7 @@
       <w:tr>
         <w:tc>
           <w:tcPr>
-            <w:tcW w:type="dxa" w:w="2154"/>
+            <w:tcW w:type="dxa" w:w="1814"/>
           </w:tcPr>
           <w:p>
             <w:r/>
@@ -1102,13 +265,13 @@
                 <w:b w:val="0"/>
                 <w:sz w:val="20"/>
               </w:rPr>
-              <w:t>Ambiente Surcin e Base Mestre de Clientes</w:t>
+              <w:t>1 · Diagnóstico e inventário</w:t>
             </w:r>
           </w:p>
         </w:tc>
         <w:tc>
           <w:tcPr>
-            <w:tcW w:type="dxa" w:w="3515"/>
+            <w:tcW w:type="dxa" w:w="1247"/>
           </w:tcPr>
           <w:p>
             <w:r/>
@@ -1117,13 +280,13 @@
                 <w:b w:val="0"/>
                 <w:sz w:val="20"/>
               </w:rPr>
-              <w:t>Conta Claude da Surcin, permissões, Projects Diretoria, Financeiro e Fiscal, base mínima de clientes no OneDrive</w:t>
+              <w:t>03 a 13/11</w:t>
             </w:r>
           </w:p>
         </w:tc>
         <w:tc>
           <w:tcPr>
-            <w:tcW w:type="dxa" w:w="1134"/>
+            <w:tcW w:type="dxa" w:w="794"/>
           </w:tcPr>
           <w:p>
             <w:r/>
@@ -1132,13 +295,13 @@
                 <w:b w:val="0"/>
                 <w:sz w:val="20"/>
               </w:rPr>
-              <w:t>M</w:t>
+              <w:t>28 h</w:t>
             </w:r>
           </w:p>
         </w:tc>
         <w:tc>
           <w:tcPr>
-            <w:tcW w:type="dxa" w:w="2268"/>
+            <w:tcW w:type="dxa" w:w="3175"/>
           </w:tcPr>
           <w:p>
             <w:r/>
@@ -1147,15 +310,13 @@
                 <w:b w:val="0"/>
                 <w:sz w:val="20"/>
               </w:rPr>
-              <w:t>Contas novas no domínio Surcin</w:t>
+              <w:t>Reunião de abertura e análise de materiais; até 5 entrevistas; mapeamento de até 8 processos atuais; inventário de sistemas e riscos</w:t>
             </w:r>
           </w:p>
         </w:tc>
-      </w:tr>
-      <w:tr>
         <w:tc>
           <w:tcPr>
-            <w:tcW w:type="dxa" w:w="2154"/>
+            <w:tcW w:type="dxa" w:w="2381"/>
           </w:tcPr>
           <w:p>
             <w:r/>
@@ -1164,13 +325,15 @@
                 <w:b w:val="0"/>
                 <w:sz w:val="20"/>
               </w:rPr>
-              <w:t>Especialista de dúvidas (por setor)</w:t>
+              <w:t>Diagnóstico, mapa atual, prioridades e plano inicial validados</w:t>
             </w:r>
           </w:p>
         </w:tc>
+      </w:tr>
+      <w:tr>
         <w:tc>
           <w:tcPr>
-            <w:tcW w:type="dxa" w:w="3515"/>
+            <w:tcW w:type="dxa" w:w="1814"/>
           </w:tcPr>
           <w:p>
             <w:r/>
@@ -1179,13 +342,13 @@
                 <w:b w:val="0"/>
                 <w:sz w:val="20"/>
               </w:rPr>
-              <w:t>Assistente que responde com os procedimentos oficiais e escala só exceções</w:t>
+              <w:t>2 · Arquitetura operacional</w:t>
             </w:r>
           </w:p>
         </w:tc>
         <w:tc>
           <w:tcPr>
-            <w:tcW w:type="dxa" w:w="1134"/>
+            <w:tcW w:type="dxa" w:w="1247"/>
           </w:tcPr>
           <w:p>
             <w:r/>
@@ -1194,13 +357,13 @@
                 <w:b w:val="0"/>
                 <w:sz w:val="20"/>
               </w:rPr>
-              <w:t>M</w:t>
+              <w:t>16 a 29/11</w:t>
             </w:r>
           </w:p>
         </w:tc>
         <w:tc>
           <w:tcPr>
-            <w:tcW w:type="dxa" w:w="2268"/>
+            <w:tcW w:type="dxa" w:w="794"/>
           </w:tcPr>
           <w:p>
             <w:r/>
@@ -1209,15 +372,13 @@
                 <w:b w:val="0"/>
                 <w:sz w:val="20"/>
               </w:rPr>
-              <w:t>Procedimentos atualizados na Fase 1</w:t>
+              <w:t>42 h</w:t>
             </w:r>
           </w:p>
         </w:tc>
-      </w:tr>
-      <w:tr>
         <w:tc>
           <w:tcPr>
-            <w:tcW w:type="dxa" w:w="2154"/>
+            <w:tcW w:type="dxa" w:w="3175"/>
           </w:tcPr>
           <w:p>
             <w:r/>
@@ -1226,13 +387,13 @@
                 <w:b w:val="0"/>
                 <w:sz w:val="20"/>
               </w:rPr>
-              <w:t>Validador de guias e documentos</w:t>
+              <w:t>Organograma funcional, matriz de responsabilidades e alçadas; jornada de entrada do cliente e passagem formal; redesenho de até 5 fluxos; controles prioritários; indicadores por área e competências por papel</w:t>
             </w:r>
           </w:p>
         </w:tc>
         <w:tc>
           <w:tcPr>
-            <w:tcW w:type="dxa" w:w="3515"/>
+            <w:tcW w:type="dxa" w:w="2381"/>
           </w:tcPr>
           <w:p>
             <w:r/>
@@ -1241,13 +402,15 @@
                 <w:b w:val="0"/>
                 <w:sz w:val="20"/>
               </w:rPr>
-              <w:t>Alerta quando cliente, CNPJ, competência, tributo ou valor divergem; pagamento sempre humano</w:t>
+              <w:t>Fluxos futuros, responsabilidades e listas de verificação aprovados</w:t>
             </w:r>
           </w:p>
         </w:tc>
+      </w:tr>
+      <w:tr>
         <w:tc>
           <w:tcPr>
-            <w:tcW w:type="dxa" w:w="1134"/>
+            <w:tcW w:type="dxa" w:w="1814"/>
           </w:tcPr>
           <w:p>
             <w:r/>
@@ -1256,13 +419,13 @@
                 <w:b w:val="0"/>
                 <w:sz w:val="20"/>
               </w:rPr>
-              <w:t>M a G</w:t>
+              <w:t>3 · Fundação do Claude e rotinas</w:t>
             </w:r>
           </w:p>
         </w:tc>
         <w:tc>
           <w:tcPr>
-            <w:tcW w:type="dxa" w:w="2268"/>
+            <w:tcW w:type="dxa" w:w="1247"/>
           </w:tcPr>
           <w:p>
             <w:r/>
@@ -1271,15 +434,13 @@
                 <w:b w:val="0"/>
                 <w:sz w:val="20"/>
               </w:rPr>
-              <w:t>Padrão de pastas; amostras reais anonimizadas</w:t>
+              <w:t>23/11 a 13/12</w:t>
             </w:r>
           </w:p>
         </w:tc>
-      </w:tr>
-      <w:tr>
         <w:tc>
           <w:tcPr>
-            <w:tcW w:type="dxa" w:w="2154"/>
+            <w:tcW w:type="dxa" w:w="794"/>
           </w:tcPr>
           <w:p>
             <w:r/>
@@ -1288,13 +449,13 @@
                 <w:b w:val="0"/>
                 <w:sz w:val="20"/>
               </w:rPr>
-              <w:t>Fechamento financeiro interativo (piloto)</w:t>
+              <w:t>52 h</w:t>
             </w:r>
           </w:p>
         </w:tc>
         <w:tc>
           <w:tcPr>
-            <w:tcW w:type="dxa" w:w="3515"/>
+            <w:tcW w:type="dxa" w:w="3175"/>
           </w:tcPr>
           <w:p>
             <w:r/>
@@ -1303,13 +464,13 @@
                 <w:b w:val="0"/>
                 <w:sz w:val="20"/>
               </w:rPr>
-              <w:t>Painel para um ou dois clientes, com dados mensais estruturados e narrativa preparada pelo Claude</w:t>
+              <w:t>Organização da base e das fontes oficiais; Projetos do Claude; construção, testes e documentação das 5 rotinas do Claude</w:t>
             </w:r>
           </w:p>
         </w:tc>
         <w:tc>
           <w:tcPr>
-            <w:tcW w:type="dxa" w:w="1134"/>
+            <w:tcW w:type="dxa" w:w="2381"/>
           </w:tcPr>
           <w:p>
             <w:r/>
@@ -1318,13 +479,15 @@
                 <w:b w:val="0"/>
                 <w:sz w:val="20"/>
               </w:rPr>
-              <w:t>M a G</w:t>
+              <w:t>Biblioteca de 5 rotinas do Claude validada para uso assistido</w:t>
             </w:r>
           </w:p>
         </w:tc>
+      </w:tr>
+      <w:tr>
         <w:tc>
           <w:tcPr>
-            <w:tcW w:type="dxa" w:w="2268"/>
+            <w:tcW w:type="dxa" w:w="1814"/>
           </w:tcPr>
           <w:p>
             <w:r/>
@@ -1333,15 +496,13 @@
                 <w:b w:val="0"/>
                 <w:sz w:val="20"/>
               </w:rPr>
-              <w:t>Conta Azul; Lovable com dados segregados por cliente</w:t>
+              <w:t>4 · Pilotos e painel</w:t>
             </w:r>
           </w:p>
         </w:tc>
-      </w:tr>
-      <w:tr>
         <w:tc>
           <w:tcPr>
-            <w:tcW w:type="dxa" w:w="2154"/>
+            <w:tcW w:type="dxa" w:w="1247"/>
           </w:tcPr>
           <w:p>
             <w:r/>
@@ -1350,13 +511,13 @@
                 <w:b w:val="0"/>
                 <w:sz w:val="20"/>
               </w:rPr>
-              <w:t>Auditoria Trello × OneDrive</w:t>
+              <w:t>07 a 20/12</w:t>
             </w:r>
           </w:p>
         </w:tc>
         <w:tc>
           <w:tcPr>
-            <w:tcW w:type="dxa" w:w="3515"/>
+            <w:tcW w:type="dxa" w:w="794"/>
           </w:tcPr>
           <w:p>
             <w:r/>
@@ -1365,13 +526,13 @@
                 <w:b w:val="0"/>
                 <w:sz w:val="20"/>
               </w:rPr>
-              <w:t>Fila de exceções para uma rotina (ex.: DP), sem concluir sozinha que algo não foi feito</w:t>
+              <w:t>63 h</w:t>
             </w:r>
           </w:p>
         </w:tc>
         <w:tc>
           <w:tcPr>
-            <w:tcW w:type="dxa" w:w="1134"/>
+            <w:tcW w:type="dxa" w:w="3175"/>
           </w:tcPr>
           <w:p>
             <w:r/>
@@ -1380,13 +541,13 @@
                 <w:b w:val="0"/>
                 <w:sz w:val="20"/>
               </w:rPr>
-              <w:t>M</w:t>
+              <w:t>Implantação controlada dos pilotos A e B com dados autorizados; até 2 integrações implantadas; primeira versão do painel por área (planilha ou Trello)</w:t>
             </w:r>
           </w:p>
         </w:tc>
         <w:tc>
           <w:tcPr>
-            <w:tcW w:type="dxa" w:w="2268"/>
+            <w:tcW w:type="dxa" w:w="2381"/>
           </w:tcPr>
           <w:p>
             <w:r/>
@@ -1395,7 +556,7 @@
                 <w:b w:val="0"/>
                 <w:sz w:val="20"/>
               </w:rPr>
-              <w:t>Controle de evidência da Fase 1</w:t>
+              <w:t>Demonstração funcional, resultados dos testes, aceite dos 2 pilotos e painel em uso</w:t>
             </w:r>
           </w:p>
         </w:tc>
@@ -1403,7 +564,7 @@
       <w:tr>
         <w:tc>
           <w:tcPr>
-            <w:tcW w:type="dxa" w:w="2154"/>
+            <w:tcW w:type="dxa" w:w="1814"/>
           </w:tcPr>
           <w:p>
             <w:r/>
@@ -1412,13 +573,13 @@
                 <w:b w:val="0"/>
                 <w:sz w:val="20"/>
               </w:rPr>
-              <w:t>Fila de pedidos de pagamento</w:t>
+              <w:t>5 · Adoção e transferência</w:t>
             </w:r>
           </w:p>
         </w:tc>
         <w:tc>
           <w:tcPr>
-            <w:tcW w:type="dxa" w:w="3515"/>
+            <w:tcW w:type="dxa" w:w="1247"/>
           </w:tcPr>
           <w:p>
             <w:r/>
@@ -1427,13 +588,13 @@
                 <w:b w:val="0"/>
                 <w:sz w:val="20"/>
               </w:rPr>
-              <w:t>Captura padronizada dos pedidos que chegam por WhatsApp; alternativa por formulário se os grupos não forem acessíveis</w:t>
+              <w:t>14 a 23/12</w:t>
             </w:r>
           </w:p>
         </w:tc>
         <w:tc>
           <w:tcPr>
-            <w:tcW w:type="dxa" w:w="1134"/>
+            <w:tcW w:type="dxa" w:w="794"/>
           </w:tcPr>
           <w:p>
             <w:r/>
@@ -1442,13 +603,13 @@
                 <w:b w:val="0"/>
                 <w:sz w:val="20"/>
               </w:rPr>
-              <w:t>M a G</w:t>
+              <w:t>36 h</w:t>
             </w:r>
           </w:p>
         </w:tc>
         <w:tc>
           <w:tcPr>
-            <w:tcW w:type="dxa" w:w="2268"/>
+            <w:tcW w:type="dxa" w:w="3175"/>
           </w:tcPr>
           <w:p>
             <w:r/>
@@ -1457,15 +618,13 @@
                 <w:b w:val="0"/>
                 <w:sz w:val="20"/>
               </w:rPr>
-              <w:t>Viabilidade técnica e termos do Nestzap/Meta</w:t>
+              <w:t>Ajustes acordados; 3 treinamentos de até 90 minutos; manuais; painel por área e da diretoria; primeiro ciclo de avaliação por competência; plano de evolução</w:t>
             </w:r>
           </w:p>
         </w:tc>
-      </w:tr>
-      <w:tr>
         <w:tc>
           <w:tcPr>
-            <w:tcW w:type="dxa" w:w="2154"/>
+            <w:tcW w:type="dxa" w:w="2381"/>
           </w:tcPr>
           <w:p>
             <w:r/>
@@ -1474,52 +633,7 @@
                 <w:b w:val="0"/>
                 <w:sz w:val="20"/>
               </w:rPr>
-              <w:t>Painel de desempenho</w:t>
-            </w:r>
-          </w:p>
-        </w:tc>
-        <w:tc>
-          <w:tcPr>
-            <w:tcW w:type="dxa" w:w="3515"/>
-          </w:tcPr>
-          <w:p>
-            <w:r/>
-            <w:r>
-              <w:rPr>
-                <w:b w:val="0"/>
-                <w:sz w:val="20"/>
-              </w:rPr>
-              <w:t>Dados para o programa de premiação, com critérios ajustáveis</w:t>
-            </w:r>
-          </w:p>
-        </w:tc>
-        <w:tc>
-          <w:tcPr>
-            <w:tcW w:type="dxa" w:w="1134"/>
-          </w:tcPr>
-          <w:p>
-            <w:r/>
-            <w:r>
-              <w:rPr>
-                <w:b w:val="0"/>
-                <w:sz w:val="20"/>
-              </w:rPr>
-              <w:t>M</w:t>
-            </w:r>
-          </w:p>
-        </w:tc>
-        <w:tc>
-          <w:tcPr>
-            <w:tcW w:type="dxa" w:w="2268"/>
-          </w:tcPr>
-          <w:p>
-            <w:r/>
-            <w:r>
-              <w:rPr>
-                <w:b w:val="0"/>
-                <w:sz w:val="20"/>
-              </w:rPr>
-              <w:t>Revisão trabalhista dos critérios</w:t>
+              <w:t>Arquivos editáveis, treinamento, avaliação aplicada, relatório final e passagem formal aprovados</w:t>
             </w:r>
           </w:p>
         </w:tc>
@@ -1527,780 +641,7 @@
       <w:tr>
         <w:tc>
           <w:tcPr>
-            <w:tcW w:type="dxa" w:w="2154"/>
-          </w:tcPr>
-          <w:p>
-            <w:r/>
-            <w:r>
-              <w:rPr>
-                <w:b w:val="0"/>
-                <w:sz w:val="20"/>
-              </w:rPr>
-              <w:t>Comercial e CRM</w:t>
-            </w:r>
-          </w:p>
-        </w:tc>
-        <w:tc>
-          <w:tcPr>
-            <w:tcW w:type="dxa" w:w="3515"/>
-          </w:tcPr>
-          <w:p>
-            <w:r/>
-            <w:r>
-              <w:rPr>
-                <w:b w:val="0"/>
-                <w:sz w:val="20"/>
-              </w:rPr>
-              <w:t>Leads, propostas, onboarding</w:t>
-            </w:r>
-          </w:p>
-        </w:tc>
-        <w:tc>
-          <w:tcPr>
-            <w:tcW w:type="dxa" w:w="1134"/>
-          </w:tcPr>
-          <w:p>
-            <w:r/>
-            <w:r>
-              <w:rPr>
-                <w:b w:val="0"/>
-                <w:sz w:val="20"/>
-              </w:rPr>
-              <w:t>G</w:t>
-            </w:r>
-          </w:p>
-        </w:tc>
-        <w:tc>
-          <w:tcPr>
-            <w:tcW w:type="dxa" w:w="2268"/>
-          </w:tcPr>
-          <w:p>
-            <w:r/>
-            <w:r>
-              <w:rPr>
-                <w:b w:val="0"/>
-                <w:sz w:val="20"/>
-              </w:rPr>
-              <w:t>Janeiro de 2027</w:t>
-            </w:r>
-          </w:p>
-        </w:tc>
-      </w:tr>
-    </w:tbl>
-    <w:p/>
-    <w:p>
-      <w:r>
-        <w:rPr>
-          <w:i w:val="0"/>
-        </w:rPr>
-        <w:t>Porte de referência: P de R$ 1.500 a R$ 2.800; M de R$ 3.500 a R$ 6.500; G de R$ 8.000 a R$ 13.000. Cada módulo inclui desenho, construção, testes com dados anonimizados, documentação e treinamento.</w:t>
-      </w:r>
-    </w:p>
-    <w:p>
-      <w:pPr>
-        <w:pStyle w:val="Heading1"/>
-      </w:pPr>
-      <w:r>
-        <w:t>6. Princípios de implantação</w:t>
-      </w:r>
-    </w:p>
-    <w:p>
-      <w:pPr>
-        <w:pStyle w:val="ListBullet"/>
-      </w:pPr>
-      <w:r>
-        <w:rPr>
-          <w:b/>
-        </w:rPr>
-        <w:t xml:space="preserve">Processo antes de ferramenta. </w:t>
-      </w:r>
-      <w:r>
-        <w:t>Nada é automatizado antes de o fluxo estar validado; parâmetros fiscais são conferidos antes de qualquer automação.</w:t>
-      </w:r>
-    </w:p>
-    <w:p>
-      <w:pPr>
-        <w:pStyle w:val="ListBullet"/>
-      </w:pPr>
-      <w:r>
-        <w:rPr>
-          <w:b/>
-        </w:rPr>
-        <w:t xml:space="preserve">Matriz de autonomia. </w:t>
-      </w:r>
-      <w:r>
-        <w:t>Verde (pesquisar, resumir, conferir) pode ser automático; amarelo (criar tarefa, preparar mensagem, registrar conta a pagar) exige confirmação humana e registro; vermelho (pagar, protocolar, excluir, decidir) é sempre humano.</w:t>
-      </w:r>
-    </w:p>
-    <w:p>
-      <w:pPr>
-        <w:pStyle w:val="ListBullet"/>
-      </w:pPr>
-      <w:r>
-        <w:rPr>
-          <w:b/>
-        </w:rPr>
-        <w:t xml:space="preserve">Ativos da Surcin. </w:t>
-      </w:r>
-      <w:r>
-        <w:t>Contas, licenças, prompts, especialistas, bases e código ficam em nome da Surcin, documentados, com acesso administrativo entregue.</w:t>
-      </w:r>
-    </w:p>
-    <w:p>
-      <w:pPr>
-        <w:pStyle w:val="ListBullet"/>
-      </w:pPr>
-      <w:r>
-        <w:rPr>
-          <w:b/>
-        </w:rPr>
-        <w:t xml:space="preserve">Segurança e LGPD. </w:t>
-      </w:r>
-      <w:r>
-        <w:t>Segregação por cliente e função, acesso mínimo, registro de ações, dados reais só após homologação com dados anonimizados.</w:t>
-      </w:r>
-    </w:p>
-    <w:p>
-      <w:pPr>
-        <w:pStyle w:val="ListBullet"/>
-      </w:pPr>
-      <w:r>
-        <w:rPr>
-          <w:b/>
-        </w:rPr>
-        <w:t xml:space="preserve">Continuidade. </w:t>
-      </w:r>
-      <w:r>
-        <w:t>Cada módulo tem procedimento manual de contingência e pode ser operado sem o consultor.</w:t>
-      </w:r>
-    </w:p>
-    <w:p>
-      <w:pPr>
-        <w:pStyle w:val="Heading1"/>
-      </w:pPr>
-      <w:r>
-        <w:t>7. Fora do escopo da Fase 1</w:t>
-      </w:r>
-    </w:p>
-    <w:p>
-      <w:pPr>
-        <w:pStyle w:val="ListBullet"/>
-      </w:pPr>
-      <w:r>
-        <w:t>Desenvolvimento, configuração ou integração de automações e sistemas (Fase 2).</w:t>
-      </w:r>
-    </w:p>
-    <w:p>
-      <w:pPr>
-        <w:pStyle w:val="ListBullet"/>
-      </w:pPr>
-      <w:r>
-        <w:t>Correção da parametrização do Domínio ou do CITAX (exige suporte do sistema ou especialista).</w:t>
-      </w:r>
-    </w:p>
-    <w:p>
-      <w:pPr>
-        <w:pStyle w:val="ListBullet"/>
-      </w:pPr>
-      <w:r>
-        <w:t>Migração de contas para o domínio novo da Surcin.</w:t>
-      </w:r>
-    </w:p>
-    <w:p>
-      <w:pPr>
-        <w:pStyle w:val="ListBullet"/>
-      </w:pPr>
-      <w:r>
-        <w:t>Definição de valores, periodicidade e natureza jurídica da premiação (exige revisão trabalhista).</w:t>
-      </w:r>
-    </w:p>
-    <w:p>
-      <w:pPr>
-        <w:pStyle w:val="ListBullet"/>
-      </w:pPr>
-      <w:r>
-        <w:t>Recrutamento e seleção.</w:t>
-      </w:r>
-    </w:p>
-    <w:p>
-      <w:pPr>
-        <w:pStyle w:val="ListBullet"/>
-      </w:pPr>
-      <w:r>
-        <w:t>Suporte contínuo, plantão ou urgência.</w:t>
-      </w:r>
-    </w:p>
-    <w:p>
-      <w:pPr>
-        <w:pStyle w:val="ListBullet"/>
-      </w:pPr>
-      <w:r>
-        <w:t>Licenças e assinaturas.</w:t>
-      </w:r>
-    </w:p>
-    <w:p>
-      <w:pPr>
-        <w:pStyle w:val="ListBullet"/>
-      </w:pPr>
-      <w:r>
-        <w:t>Serviços contábeis, fiscais, trabalhistas ou jurídicos.</w:t>
-      </w:r>
-    </w:p>
-    <w:p>
-      <w:pPr>
-        <w:pStyle w:val="Heading1"/>
-      </w:pPr>
-      <w:r>
-        <w:t>8. Esforço estimado (Fase 1)</w:t>
-      </w:r>
-    </w:p>
-    <w:p>
-      <w:r>
-        <w:rPr>
-          <w:i w:val="0"/>
-        </w:rPr>
-        <w:t>Premissas: 2 h por entrevista (1 h de conversa e 1 h de preparação e registro), 2 h por processo mapeado, 2 h por processo redesenhado e 20% de contingência. Na Completa, a contenção imediata é absorvida pelo mapeamento do fiscal e do financeiro e pela contingência.</w:t>
-      </w:r>
-    </w:p>
-    <w:tbl>
-      <w:tblPr>
-        <w:tblStyle w:val="TableGrid"/>
-        <w:tblW w:type="auto" w:w="0"/>
-        <w:jc w:val="center"/>
-        <w:tblLook w:firstColumn="1" w:firstRow="1" w:lastColumn="0" w:lastRow="0" w:noHBand="0" w:noVBand="1" w:val="04A0"/>
-      </w:tblPr>
-      <w:tblGrid>
-        <w:gridCol w:w="3249"/>
-        <w:gridCol w:w="3249"/>
-        <w:gridCol w:w="3249"/>
-      </w:tblGrid>
-      <w:tr>
-        <w:tc>
-          <w:tcPr>
-            <w:tcW w:type="dxa" w:w="5102"/>
-            <w:shd w:val="clear" w:color="auto" w:fill="1F3A5F"/>
-          </w:tcPr>
-          <w:p>
-            <w:r/>
-            <w:r>
-              <w:rPr>
-                <w:b/>
-                <w:color w:val="FFFFFF"/>
-                <w:sz w:val="20"/>
-              </w:rPr>
-              <w:t>Atividade</w:t>
-            </w:r>
-          </w:p>
-        </w:tc>
-        <w:tc>
-          <w:tcPr>
-            <w:tcW w:type="dxa" w:w="1984"/>
-            <w:shd w:val="clear" w:color="auto" w:fill="1F3A5F"/>
-          </w:tcPr>
-          <w:p>
-            <w:r/>
-            <w:r>
-              <w:rPr>
-                <w:b/>
-                <w:color w:val="FFFFFF"/>
-                <w:sz w:val="20"/>
-              </w:rPr>
-              <w:t>Essencial</w:t>
-            </w:r>
-          </w:p>
-        </w:tc>
-        <w:tc>
-          <w:tcPr>
-            <w:tcW w:type="dxa" w:w="1984"/>
-            <w:shd w:val="clear" w:color="auto" w:fill="1F3A5F"/>
-          </w:tcPr>
-          <w:p>
-            <w:r/>
-            <w:r>
-              <w:rPr>
-                <w:b/>
-                <w:color w:val="FFFFFF"/>
-                <w:sz w:val="20"/>
-              </w:rPr>
-              <w:t>Completa</w:t>
-            </w:r>
-          </w:p>
-        </w:tc>
-      </w:tr>
-      <w:tr>
-        <w:tc>
-          <w:tcPr>
-            <w:tcW w:type="dxa" w:w="5102"/>
-          </w:tcPr>
-          <w:p>
-            <w:r/>
-            <w:r>
-              <w:rPr>
-                <w:b w:val="0"/>
-                <w:sz w:val="20"/>
-              </w:rPr>
-              <w:t>Entrevistas com a equipe</w:t>
-            </w:r>
-          </w:p>
-        </w:tc>
-        <w:tc>
-          <w:tcPr>
-            <w:tcW w:type="dxa" w:w="1984"/>
-          </w:tcPr>
-          <w:p>
-            <w:r/>
-            <w:r>
-              <w:rPr>
-                <w:b w:val="0"/>
-                <w:sz w:val="20"/>
-              </w:rPr>
-              <w:t>8</w:t>
-            </w:r>
-          </w:p>
-        </w:tc>
-        <w:tc>
-          <w:tcPr>
-            <w:tcW w:type="dxa" w:w="1984"/>
-          </w:tcPr>
-          <w:p>
-            <w:r/>
-            <w:r>
-              <w:rPr>
-                <w:b w:val="0"/>
-                <w:sz w:val="20"/>
-              </w:rPr>
-              <w:t>10</w:t>
-            </w:r>
-          </w:p>
-        </w:tc>
-      </w:tr>
-      <w:tr>
-        <w:tc>
-          <w:tcPr>
-            <w:tcW w:type="dxa" w:w="5102"/>
-          </w:tcPr>
-          <w:p>
-            <w:r/>
-            <w:r>
-              <w:rPr>
-                <w:b w:val="0"/>
-                <w:sz w:val="20"/>
-              </w:rPr>
-              <w:t>Mapeamento dos processos atuais</w:t>
-            </w:r>
-          </w:p>
-        </w:tc>
-        <w:tc>
-          <w:tcPr>
-            <w:tcW w:type="dxa" w:w="1984"/>
-          </w:tcPr>
-          <w:p>
-            <w:r/>
-            <w:r>
-              <w:rPr>
-                <w:b w:val="0"/>
-                <w:sz w:val="20"/>
-              </w:rPr>
-              <w:t>10</w:t>
-            </w:r>
-          </w:p>
-        </w:tc>
-        <w:tc>
-          <w:tcPr>
-            <w:tcW w:type="dxa" w:w="1984"/>
-          </w:tcPr>
-          <w:p>
-            <w:r/>
-            <w:r>
-              <w:rPr>
-                <w:b w:val="0"/>
-                <w:sz w:val="20"/>
-              </w:rPr>
-              <w:t>16</w:t>
-            </w:r>
-          </w:p>
-        </w:tc>
-      </w:tr>
-      <w:tr>
-        <w:tc>
-          <w:tcPr>
-            <w:tcW w:type="dxa" w:w="5102"/>
-          </w:tcPr>
-          <w:p>
-            <w:r/>
-            <w:r>
-              <w:rPr>
-                <w:b w:val="0"/>
-                <w:sz w:val="20"/>
-              </w:rPr>
-              <w:t>Gargalos e dependências</w:t>
-            </w:r>
-          </w:p>
-        </w:tc>
-        <w:tc>
-          <w:tcPr>
-            <w:tcW w:type="dxa" w:w="1984"/>
-          </w:tcPr>
-          <w:p>
-            <w:r/>
-            <w:r>
-              <w:rPr>
-                <w:b w:val="0"/>
-                <w:sz w:val="20"/>
-              </w:rPr>
-              <w:t>3</w:t>
-            </w:r>
-          </w:p>
-        </w:tc>
-        <w:tc>
-          <w:tcPr>
-            <w:tcW w:type="dxa" w:w="1984"/>
-          </w:tcPr>
-          <w:p>
-            <w:r/>
-            <w:r>
-              <w:rPr>
-                <w:b w:val="0"/>
-                <w:sz w:val="20"/>
-              </w:rPr>
-              <w:t>4</w:t>
-            </w:r>
-          </w:p>
-        </w:tc>
-      </w:tr>
-      <w:tr>
-        <w:tc>
-          <w:tcPr>
-            <w:tcW w:type="dxa" w:w="5102"/>
-          </w:tcPr>
-          <w:p>
-            <w:r/>
-            <w:r>
-              <w:rPr>
-                <w:b w:val="0"/>
-                <w:sz w:val="20"/>
-              </w:rPr>
-              <w:t>Validação com a Thamires</w:t>
-            </w:r>
-          </w:p>
-        </w:tc>
-        <w:tc>
-          <w:tcPr>
-            <w:tcW w:type="dxa" w:w="1984"/>
-          </w:tcPr>
-          <w:p>
-            <w:r/>
-            <w:r>
-              <w:rPr>
-                <w:b w:val="0"/>
-                <w:sz w:val="20"/>
-              </w:rPr>
-              <w:t>2</w:t>
-            </w:r>
-          </w:p>
-        </w:tc>
-        <w:tc>
-          <w:tcPr>
-            <w:tcW w:type="dxa" w:w="1984"/>
-          </w:tcPr>
-          <w:p>
-            <w:r/>
-            <w:r>
-              <w:rPr>
-                <w:b w:val="0"/>
-                <w:sz w:val="20"/>
-              </w:rPr>
-              <w:t>2,5</w:t>
-            </w:r>
-          </w:p>
-        </w:tc>
-      </w:tr>
-      <w:tr>
-        <w:tc>
-          <w:tcPr>
-            <w:tcW w:type="dxa" w:w="5102"/>
-          </w:tcPr>
-          <w:p>
-            <w:r/>
-            <w:r>
-              <w:rPr>
-                <w:b w:val="0"/>
-                <w:sz w:val="20"/>
-              </w:rPr>
-              <w:t>Estrutura organizacional</w:t>
-            </w:r>
-          </w:p>
-        </w:tc>
-        <w:tc>
-          <w:tcPr>
-            <w:tcW w:type="dxa" w:w="1984"/>
-          </w:tcPr>
-          <w:p>
-            <w:r/>
-            <w:r>
-              <w:rPr>
-                <w:b w:val="0"/>
-                <w:sz w:val="20"/>
-              </w:rPr>
-              <w:t>6</w:t>
-            </w:r>
-          </w:p>
-        </w:tc>
-        <w:tc>
-          <w:tcPr>
-            <w:tcW w:type="dxa" w:w="1984"/>
-          </w:tcPr>
-          <w:p>
-            <w:r/>
-            <w:r>
-              <w:rPr>
-                <w:b w:val="0"/>
-                <w:sz w:val="20"/>
-              </w:rPr>
-              <w:t>14</w:t>
-            </w:r>
-          </w:p>
-        </w:tc>
-      </w:tr>
-      <w:tr>
-        <w:tc>
-          <w:tcPr>
-            <w:tcW w:type="dxa" w:w="5102"/>
-          </w:tcPr>
-          <w:p>
-            <w:r/>
-            <w:r>
-              <w:rPr>
-                <w:b w:val="0"/>
-                <w:sz w:val="20"/>
-              </w:rPr>
-              <w:t>Fluxos otimizados</w:t>
-            </w:r>
-          </w:p>
-        </w:tc>
-        <w:tc>
-          <w:tcPr>
-            <w:tcW w:type="dxa" w:w="1984"/>
-          </w:tcPr>
-          <w:p>
-            <w:r/>
-            <w:r>
-              <w:rPr>
-                <w:b w:val="0"/>
-                <w:sz w:val="20"/>
-              </w:rPr>
-              <w:t>-</w:t>
-            </w:r>
-          </w:p>
-        </w:tc>
-        <w:tc>
-          <w:tcPr>
-            <w:tcW w:type="dxa" w:w="1984"/>
-          </w:tcPr>
-          <w:p>
-            <w:r/>
-            <w:r>
-              <w:rPr>
-                <w:b w:val="0"/>
-                <w:sz w:val="20"/>
-              </w:rPr>
-              <w:t>10</w:t>
-            </w:r>
-          </w:p>
-        </w:tc>
-      </w:tr>
-      <w:tr>
-        <w:tc>
-          <w:tcPr>
-            <w:tcW w:type="dxa" w:w="5102"/>
-          </w:tcPr>
-          <w:p>
-            <w:r/>
-            <w:r>
-              <w:rPr>
-                <w:b w:val="0"/>
-                <w:sz w:val="20"/>
-              </w:rPr>
-              <w:t>Plano de automação</w:t>
-            </w:r>
-          </w:p>
-        </w:tc>
-        <w:tc>
-          <w:tcPr>
-            <w:tcW w:type="dxa" w:w="1984"/>
-          </w:tcPr>
-          <w:p>
-            <w:r/>
-            <w:r>
-              <w:rPr>
-                <w:b w:val="0"/>
-                <w:sz w:val="20"/>
-              </w:rPr>
-              <w:t>2</w:t>
-            </w:r>
-          </w:p>
-        </w:tc>
-        <w:tc>
-          <w:tcPr>
-            <w:tcW w:type="dxa" w:w="1984"/>
-          </w:tcPr>
-          <w:p>
-            <w:r/>
-            <w:r>
-              <w:rPr>
-                <w:b w:val="0"/>
-                <w:sz w:val="20"/>
-              </w:rPr>
-              <w:t>5</w:t>
-            </w:r>
-          </w:p>
-        </w:tc>
-      </w:tr>
-      <w:tr>
-        <w:tc>
-          <w:tcPr>
-            <w:tcW w:type="dxa" w:w="5102"/>
-          </w:tcPr>
-          <w:p>
-            <w:r/>
-            <w:r>
-              <w:rPr>
-                <w:b w:val="0"/>
-                <w:sz w:val="20"/>
-              </w:rPr>
-              <w:t>Relatório e apresentação executiva</w:t>
-            </w:r>
-          </w:p>
-        </w:tc>
-        <w:tc>
-          <w:tcPr>
-            <w:tcW w:type="dxa" w:w="1984"/>
-          </w:tcPr>
-          <w:p>
-            <w:r/>
-            <w:r>
-              <w:rPr>
-                <w:b w:val="0"/>
-                <w:sz w:val="20"/>
-              </w:rPr>
-              <w:t>3</w:t>
-            </w:r>
-          </w:p>
-        </w:tc>
-        <w:tc>
-          <w:tcPr>
-            <w:tcW w:type="dxa" w:w="1984"/>
-          </w:tcPr>
-          <w:p>
-            <w:r/>
-            <w:r>
-              <w:rPr>
-                <w:b w:val="0"/>
-                <w:sz w:val="20"/>
-              </w:rPr>
-              <w:t>6</w:t>
-            </w:r>
-          </w:p>
-        </w:tc>
-      </w:tr>
-      <w:tr>
-        <w:tc>
-          <w:tcPr>
-            <w:tcW w:type="dxa" w:w="5102"/>
-          </w:tcPr>
-          <w:p>
-            <w:r/>
-            <w:r>
-              <w:rPr>
-                <w:b w:val="0"/>
-                <w:sz w:val="20"/>
-              </w:rPr>
-              <w:t>Avaliação de desempenho por competência</w:t>
-            </w:r>
-          </w:p>
-        </w:tc>
-        <w:tc>
-          <w:tcPr>
-            <w:tcW w:type="dxa" w:w="1984"/>
-          </w:tcPr>
-          <w:p>
-            <w:r/>
-            <w:r>
-              <w:rPr>
-                <w:b w:val="0"/>
-                <w:sz w:val="20"/>
-              </w:rPr>
-              <w:t>-</w:t>
-            </w:r>
-          </w:p>
-        </w:tc>
-        <w:tc>
-          <w:tcPr>
-            <w:tcW w:type="dxa" w:w="1984"/>
-          </w:tcPr>
-          <w:p>
-            <w:r/>
-            <w:r>
-              <w:rPr>
-                <w:b w:val="0"/>
-                <w:sz w:val="20"/>
-              </w:rPr>
-              <w:t>12</w:t>
-            </w:r>
-          </w:p>
-        </w:tc>
-      </w:tr>
-      <w:tr>
-        <w:tc>
-          <w:tcPr>
-            <w:tcW w:type="dxa" w:w="5102"/>
-          </w:tcPr>
-          <w:p>
-            <w:r/>
-            <w:r>
-              <w:rPr>
-                <w:b w:val="0"/>
-                <w:sz w:val="20"/>
-              </w:rPr>
-              <w:t>Contingência (20%)</w:t>
-            </w:r>
-          </w:p>
-        </w:tc>
-        <w:tc>
-          <w:tcPr>
-            <w:tcW w:type="dxa" w:w="1984"/>
-          </w:tcPr>
-          <w:p>
-            <w:r/>
-            <w:r>
-              <w:rPr>
-                <w:b w:val="0"/>
-                <w:sz w:val="20"/>
-              </w:rPr>
-              <w:t>7</w:t>
-            </w:r>
-          </w:p>
-        </w:tc>
-        <w:tc>
-          <w:tcPr>
-            <w:tcW w:type="dxa" w:w="1984"/>
-          </w:tcPr>
-          <w:p>
-            <w:r/>
-            <w:r>
-              <w:rPr>
-                <w:b w:val="0"/>
-                <w:sz w:val="20"/>
-              </w:rPr>
-              <w:t>16</w:t>
-            </w:r>
-          </w:p>
-        </w:tc>
-      </w:tr>
-      <w:tr>
-        <w:tc>
-          <w:tcPr>
-            <w:tcW w:type="dxa" w:w="5102"/>
+            <w:tcW w:type="dxa" w:w="1814"/>
           </w:tcPr>
           <w:p>
             <w:r/>
@@ -2315,7 +656,7 @@
         </w:tc>
         <w:tc>
           <w:tcPr>
-            <w:tcW w:type="dxa" w:w="1984"/>
+            <w:tcW w:type="dxa" w:w="1247"/>
           </w:tcPr>
           <w:p>
             <w:r/>
@@ -2324,13 +665,13 @@
                 <w:b/>
                 <w:sz w:val="20"/>
               </w:rPr>
-              <w:t>~41 h</w:t>
+              <w:t>8 semanas</w:t>
             </w:r>
           </w:p>
         </w:tc>
         <w:tc>
           <w:tcPr>
-            <w:tcW w:type="dxa" w:w="1984"/>
+            <w:tcW w:type="dxa" w:w="794"/>
           </w:tcPr>
           <w:p>
             <w:r/>
@@ -2339,120 +680,13 @@
                 <w:b/>
                 <w:sz w:val="20"/>
               </w:rPr>
-              <w:t>~96 h</w:t>
-            </w:r>
-          </w:p>
-        </w:tc>
-      </w:tr>
-    </w:tbl>
-    <w:p/>
-    <w:p>
-      <w:pPr>
-        <w:pStyle w:val="Heading1"/>
-      </w:pPr>
-      <w:r>
-        <w:t>9. Investimento (Fase 1)</w:t>
-      </w:r>
-    </w:p>
-    <w:tbl>
-      <w:tblPr>
-        <w:tblStyle w:val="TableGrid"/>
-        <w:tblW w:type="auto" w:w="0"/>
-        <w:jc w:val="center"/>
-        <w:tblLook w:firstColumn="1" w:firstRow="1" w:lastColumn="0" w:lastRow="0" w:noHBand="0" w:noVBand="1" w:val="04A0"/>
-      </w:tblPr>
-      <w:tblGrid>
-        <w:gridCol w:w="3249"/>
-        <w:gridCol w:w="3249"/>
-        <w:gridCol w:w="3249"/>
-      </w:tblGrid>
-      <w:tr>
-        <w:tc>
-          <w:tcPr>
-            <w:tcW w:type="dxa" w:w="3402"/>
-            <w:shd w:val="clear" w:color="auto" w:fill="1F3A5F"/>
-          </w:tcPr>
-          <w:p>
-            <w:r/>
-            <w:r>
-              <w:rPr>
-                <w:b/>
-                <w:color w:val="FFFFFF"/>
-                <w:sz w:val="20"/>
-              </w:rPr>
-              <w:t>Opção</w:t>
+              <w:t>~221 h</w:t>
             </w:r>
           </w:p>
         </w:tc>
         <w:tc>
           <w:tcPr>
-            <w:tcW w:type="dxa" w:w="2268"/>
-            <w:shd w:val="clear" w:color="auto" w:fill="1F3A5F"/>
-          </w:tcPr>
-          <w:p>
-            <w:r/>
-            <w:r>
-              <w:rPr>
-                <w:b/>
-                <w:color w:val="FFFFFF"/>
-                <w:sz w:val="20"/>
-              </w:rPr>
-              <w:t>Investimento</w:t>
-            </w:r>
-          </w:p>
-        </w:tc>
-        <w:tc>
-          <w:tcPr>
-            <w:tcW w:type="dxa" w:w="3402"/>
-            <w:shd w:val="clear" w:color="auto" w:fill="1F3A5F"/>
-          </w:tcPr>
-          <w:p>
-            <w:r/>
-            <w:r>
-              <w:rPr>
-                <w:b/>
-                <w:color w:val="FFFFFF"/>
-                <w:sz w:val="20"/>
-              </w:rPr>
-              <w:t>Pagamento</w:t>
-            </w:r>
-          </w:p>
-        </w:tc>
-      </w:tr>
-      <w:tr>
-        <w:tc>
-          <w:tcPr>
-            <w:tcW w:type="dxa" w:w="3402"/>
-          </w:tcPr>
-          <w:p>
-            <w:r/>
-            <w:r>
-              <w:rPr>
-                <w:b/>
-                <w:sz w:val="20"/>
-              </w:rPr>
-              <w:t>Essencial</w:t>
-            </w:r>
-          </w:p>
-        </w:tc>
-        <w:tc>
-          <w:tcPr>
-            <w:tcW w:type="dxa" w:w="2268"/>
-          </w:tcPr>
-          <w:p>
-            <w:r/>
-            <w:r>
-              <w:rPr>
-                <w:b/>
-                <w:sz w:val="20"/>
-              </w:rPr>
-              <w:t>R$ 7.800</w:t>
-            </w:r>
-          </w:p>
-        </w:tc>
-        <w:tc>
-          <w:tcPr>
-            <w:tcW w:type="dxa" w:w="3402"/>
+            <w:tcW w:type="dxa" w:w="3175"/>
           </w:tcPr>
           <w:p>
             <w:r/>
@@ -2461,45 +695,12 @@
                 <w:b w:val="0"/>
                 <w:sz w:val="20"/>
               </w:rPr>
-              <w:t>50% no aceite, 50% na entrega</w:t>
-            </w:r>
-          </w:p>
-        </w:tc>
-      </w:tr>
-      <w:tr>
-        <w:tc>
-          <w:tcPr>
-            <w:tcW w:type="dxa" w:w="3402"/>
-          </w:tcPr>
-          <w:p>
-            <w:r/>
-            <w:r>
-              <w:rPr>
-                <w:b/>
-                <w:sz w:val="20"/>
-              </w:rPr>
-              <w:t>Completa (recomendada)</w:t>
             </w:r>
           </w:p>
         </w:tc>
         <w:tc>
           <w:tcPr>
-            <w:tcW w:type="dxa" w:w="2268"/>
-          </w:tcPr>
-          <w:p>
-            <w:r/>
-            <w:r>
-              <w:rPr>
-                <w:b/>
-                <w:sz w:val="20"/>
-              </w:rPr>
-              <w:t>R$ 17.400</w:t>
-            </w:r>
-          </w:p>
-        </w:tc>
-        <w:tc>
-          <w:tcPr>
-            <w:tcW w:type="dxa" w:w="3402"/>
+            <w:tcW w:type="dxa" w:w="2381"/>
           </w:tcPr>
           <w:p>
             <w:r/>
@@ -2508,263 +709,6 @@
                 <w:b w:val="0"/>
                 <w:sz w:val="20"/>
               </w:rPr>
-              <w:t>30% no aceite, 35% na entrega do mapeamento, 35% na entrega final (janeiro de 2027)</w:t>
-            </w:r>
-          </w:p>
-        </w:tc>
-      </w:tr>
-      <w:tr>
-        <w:tc>
-          <w:tcPr>
-            <w:tcW w:type="dxa" w:w="3402"/>
-          </w:tcPr>
-          <w:p>
-            <w:r/>
-            <w:r>
-              <w:rPr>
-                <w:b w:val="0"/>
-                <w:sz w:val="20"/>
-              </w:rPr>
-              <w:t>Hora avulsa (fora do escopo, sob aprovação prévia)</w:t>
-            </w:r>
-          </w:p>
-        </w:tc>
-        <w:tc>
-          <w:tcPr>
-            <w:tcW w:type="dxa" w:w="2268"/>
-          </w:tcPr>
-          <w:p>
-            <w:r/>
-            <w:r>
-              <w:rPr>
-                <w:b w:val="0"/>
-                <w:sz w:val="20"/>
-              </w:rPr>
-              <w:t>R$ 220/h</w:t>
-            </w:r>
-          </w:p>
-        </w:tc>
-        <w:tc>
-          <w:tcPr>
-            <w:tcW w:type="dxa" w:w="3402"/>
-          </w:tcPr>
-          <w:p>
-            <w:r/>
-            <w:r>
-              <w:rPr>
-                <w:b w:val="0"/>
-                <w:sz w:val="20"/>
-              </w:rPr>
-              <w:t>Mensal, conforme horas aprovadas</w:t>
-            </w:r>
-          </w:p>
-        </w:tc>
-      </w:tr>
-    </w:tbl>
-    <w:p/>
-    <w:p>
-      <w:r>
-        <w:rPr>
-          <w:i w:val="0"/>
-        </w:rPr>
-        <w:t>A reunião inicial de 12/10/2026 e a preparação desta proposta não são cobradas. Acompanhamento mensal (Fase 3), se desejado, a partir de R$ 900 por mês com 4 horas.</w:t>
-      </w:r>
-    </w:p>
-    <w:p>
-      <w:pPr>
-        <w:pStyle w:val="Heading3"/>
-      </w:pPr>
-      <w:r>
-        <w:t>Avaliação de desempenho por competência (incluída na Completa)</w:t>
-      </w:r>
-    </w:p>
-    <w:p>
-      <w:r>
-        <w:rPr>
-          <w:i w:val="0"/>
-        </w:rPr>
-        <w:t>Atende ao pedido de avaliar o desempenho individual e criar uma premiação (reunião 00:46 e 02:21; briefing, seção 10). Parte dos papéis e indicadores da Fase 1 e organiza a avaliação em ciclos semestrais, com uma gratificação de fim de ano que a Surcin consegue provisionar mês a mês.</w:t>
-      </w:r>
-    </w:p>
-    <w:p>
-      <w:pPr>
-        <w:pStyle w:val="ListBullet"/>
-      </w:pPr>
-      <w:r>
-        <w:t>Matriz de competências por função (secretária, financeiro, DP, estagiária do jurídico), com o nível esperado de cada uma.</w:t>
-      </w:r>
-    </w:p>
-    <w:p>
-      <w:pPr>
-        <w:pStyle w:val="ListBullet"/>
-      </w:pPr>
-      <w:r>
-        <w:t>Formulário de avaliação com escala definida: autoavaliação da funcionária e avaliação da Thamires.</w:t>
-      </w:r>
-    </w:p>
-    <w:p>
-      <w:pPr>
-        <w:pStyle w:val="ListBullet"/>
-      </w:pPr>
-      <w:r>
-        <w:t>Regras do ciclo: duas avaliações por ano, critérios de assiduidade e pontualidade, conversa de devolutiva e plano de desenvolvimento individual.</w:t>
-      </w:r>
-    </w:p>
-    <w:p>
-      <w:pPr>
-        <w:pStyle w:val="ListBullet"/>
-      </w:pPr>
-      <w:r>
-        <w:t>Modelo de ligação com a gratificação de fim de ano, com simulação de provisão mensal. Os valores são decisão dela.</w:t>
-      </w:r>
-    </w:p>
-    <w:p>
-      <w:pPr>
-        <w:pStyle w:val="ListBullet"/>
-      </w:pPr>
-      <w:r>
-        <w:t>Guia de aplicação e uma sessão de preparação da Thamires para o primeiro ciclo.</w:t>
-      </w:r>
-    </w:p>
-    <w:tbl>
-      <w:tblPr>
-        <w:tblStyle w:val="TableGrid"/>
-        <w:tblW w:type="auto" w:w="0"/>
-        <w:jc w:val="center"/>
-        <w:tblLook w:firstColumn="1" w:firstRow="1" w:lastColumn="0" w:lastRow="0" w:noHBand="0" w:noVBand="1" w:val="04A0"/>
-      </w:tblPr>
-      <w:tblGrid>
-        <w:gridCol w:w="4873"/>
-        <w:gridCol w:w="4873"/>
-      </w:tblGrid>
-      <w:tr>
-        <w:tc>
-          <w:tcPr>
-            <w:tcW w:type="dxa" w:w="3402"/>
-            <w:shd w:val="clear" w:color="auto" w:fill="1F3A5F"/>
-          </w:tcPr>
-          <w:p>
-            <w:r/>
-            <w:r>
-              <w:rPr>
-                <w:b/>
-                <w:color w:val="FFFFFF"/>
-                <w:sz w:val="20"/>
-              </w:rPr>
-              <w:t>Item</w:t>
-            </w:r>
-          </w:p>
-        </w:tc>
-        <w:tc>
-          <w:tcPr>
-            <w:tcW w:type="dxa" w:w="5669"/>
-            <w:shd w:val="clear" w:color="auto" w:fill="1F3A5F"/>
-          </w:tcPr>
-          <w:p>
-            <w:r/>
-            <w:r>
-              <w:rPr>
-                <w:b/>
-                <w:color w:val="FFFFFF"/>
-                <w:sz w:val="20"/>
-              </w:rPr>
-              <w:t>Valor</w:t>
-            </w:r>
-          </w:p>
-        </w:tc>
-      </w:tr>
-      <w:tr>
-        <w:tc>
-          <w:tcPr>
-            <w:tcW w:type="dxa" w:w="3402"/>
-          </w:tcPr>
-          <w:p>
-            <w:r/>
-            <w:r>
-              <w:rPr>
-                <w:b w:val="0"/>
-                <w:sz w:val="20"/>
-              </w:rPr>
-              <w:t>Na opção Completa</w:t>
-            </w:r>
-          </w:p>
-        </w:tc>
-        <w:tc>
-          <w:tcPr>
-            <w:tcW w:type="dxa" w:w="5669"/>
-          </w:tcPr>
-          <w:p>
-            <w:r/>
-            <w:r>
-              <w:rPr>
-                <w:b w:val="0"/>
-                <w:sz w:val="20"/>
-              </w:rPr>
-              <w:t>Incluída no valor (cerca de 14 h, reaproveitando os papéis e indicadores da estrutura organizacional)</w:t>
-            </w:r>
-          </w:p>
-        </w:tc>
-      </w:tr>
-      <w:tr>
-        <w:tc>
-          <w:tcPr>
-            <w:tcW w:type="dxa" w:w="3402"/>
-          </w:tcPr>
-          <w:p>
-            <w:r/>
-            <w:r>
-              <w:rPr>
-                <w:b/>
-                <w:sz w:val="20"/>
-              </w:rPr>
-              <w:t>Com a Essencial ou contratada depois</w:t>
-            </w:r>
-          </w:p>
-        </w:tc>
-        <w:tc>
-          <w:tcPr>
-            <w:tcW w:type="dxa" w:w="5669"/>
-          </w:tcPr>
-          <w:p>
-            <w:r/>
-            <w:r>
-              <w:rPr>
-                <w:b/>
-                <w:sz w:val="20"/>
-              </w:rPr>
-              <w:t>R$ 3.200** (cerca de 18 h)</w:t>
-            </w:r>
-          </w:p>
-        </w:tc>
-      </w:tr>
-      <w:tr>
-        <w:tc>
-          <w:tcPr>
-            <w:tcW w:type="dxa" w:w="3402"/>
-          </w:tcPr>
-          <w:p>
-            <w:r/>
-            <w:r>
-              <w:rPr>
-                <w:b w:val="0"/>
-                <w:sz w:val="20"/>
-              </w:rPr>
-              <w:t>Quando</w:t>
-            </w:r>
-          </w:p>
-        </w:tc>
-        <w:tc>
-          <w:tcPr>
-            <w:tcW w:type="dxa" w:w="5669"/>
-          </w:tcPr>
-          <w:p>
-            <w:r/>
-            <w:r>
-              <w:rPr>
-                <w:b w:val="0"/>
-                <w:sz w:val="20"/>
-              </w:rPr>
-              <w:t>Janeiro de 2027, para que o primeiro ciclo cubra o 1º semestre de 2027</w:t>
             </w:r>
           </w:p>
         </w:tc>
@@ -2792,7 +736,7 @@
               <w:rPr>
                 <w:sz w:val="20"/>
               </w:rPr>
-              <w:t>Os critérios e a gratificação precisam de revisão trabalhista antes de entrar em vigor, em especial o tratamento de faltas justificadas por atestado médico e a natureza jurídica do valor pago. Essa revisão não está incluída.</w:t>
+              <w:t>Dois meses intensivos. Para entregar tudo funcionando até 23/12, a R2 trabalha no projeto todos os dias, inclusive sábados e domingos: são cerca de 221 horas, ou cerca de 4h15 por dia, de 03/11 a 23/12. Não há folga no calendário: o prazo depende de entrevistas, acessos e dados chegarem nas datas.</w:t>
             </w:r>
           </w:p>
         </w:tc>
@@ -2804,7 +748,7 @@
         <w:pStyle w:val="Heading1"/>
       </w:pPr>
       <w:r>
-        <w:t>10. Cronograma (opção Completa, aceite até 16/10/2026)</w:t>
+        <w:t>4. As 5 rotinas do Claude</w:t>
       </w:r>
     </w:p>
     <w:p>
@@ -2812,7 +756,7 @@
         <w:rPr>
           <w:i w:val="0"/>
         </w:rPr>
-        <w:t>Cerca de 10 horas por semana do consultor, segunda a sexta das 6h às 10h e depois das 19h30, além de sábados e domingos. Respeita as férias da Vitória (retorno em 28/10), a semana de fechamentos no início do mês e a prova da Thamires em 13/12.</w:t>
+        <w:t>Até 5 rotinas do Claude, escolhidas entre os processos priorizados no diagnóstico. As cinco abaixo são as candidatas iniciais. Uma rotina do Claude é um procedimento escrito e testado, operado de forma assistida: uma pessoa autorizada fornece o insumo, o Claude produz a saída e uma pessoa valida.</w:t>
       </w:r>
     </w:p>
     <w:tbl>
@@ -2820,48 +764,16 @@
         <w:tblStyle w:val="TableGrid"/>
         <w:tblW w:type="auto" w:w="0"/>
         <w:jc w:val="center"/>
+        <w:tblLayout w:type="fixed"/>
         <w:tblLook w:firstColumn="1" w:firstRow="1" w:lastColumn="0" w:lastRow="0" w:noHBand="0" w:noVBand="1" w:val="04A0"/>
       </w:tblPr>
       <w:tblGrid>
-        <w:gridCol w:w="3249"/>
-        <w:gridCol w:w="3249"/>
-        <w:gridCol w:w="3249"/>
+        <w:gridCol w:w="2381"/>
+        <w:gridCol w:w="2041"/>
+        <w:gridCol w:w="2721"/>
+        <w:gridCol w:w="2268"/>
       </w:tblGrid>
       <w:tr>
-        <w:tc>
-          <w:tcPr>
-            <w:tcW w:type="dxa" w:w="1587"/>
-            <w:shd w:val="clear" w:color="auto" w:fill="1F3A5F"/>
-          </w:tcPr>
-          <w:p>
-            <w:r/>
-            <w:r>
-              <w:rPr>
-                <w:b/>
-                <w:color w:val="FFFFFF"/>
-                <w:sz w:val="20"/>
-              </w:rPr>
-              <w:t>Semana</w:t>
-            </w:r>
-          </w:p>
-        </w:tc>
-        <w:tc>
-          <w:tcPr>
-            <w:tcW w:type="dxa" w:w="5102"/>
-            <w:shd w:val="clear" w:color="auto" w:fill="1F3A5F"/>
-          </w:tcPr>
-          <w:p>
-            <w:r/>
-            <w:r>
-              <w:rPr>
-                <w:b/>
-                <w:color w:val="FFFFFF"/>
-                <w:sz w:val="20"/>
-              </w:rPr>
-              <w:t>Atividades</w:t>
-            </w:r>
-          </w:p>
-        </w:tc>
         <w:tc>
           <w:tcPr>
             <w:tcW w:type="dxa" w:w="2381"/>
@@ -2875,42 +787,63 @@
                 <w:color w:val="FFFFFF"/>
                 <w:sz w:val="20"/>
               </w:rPr>
-              <w:t>Participação da Surcin</w:t>
+              <w:t>Rotina do Claude</w:t>
+            </w:r>
+          </w:p>
+        </w:tc>
+        <w:tc>
+          <w:tcPr>
+            <w:tcW w:type="dxa" w:w="2041"/>
+            <w:shd w:val="clear" w:color="auto" w:fill="1F3A5F"/>
+          </w:tcPr>
+          <w:p>
+            <w:r/>
+            <w:r>
+              <w:rPr>
+                <w:b/>
+                <w:color w:val="FFFFFF"/>
+                <w:sz w:val="20"/>
+              </w:rPr>
+              <w:t>Entra</w:t>
+            </w:r>
+          </w:p>
+        </w:tc>
+        <w:tc>
+          <w:tcPr>
+            <w:tcW w:type="dxa" w:w="2721"/>
+            <w:shd w:val="clear" w:color="auto" w:fill="1F3A5F"/>
+          </w:tcPr>
+          <w:p>
+            <w:r/>
+            <w:r>
+              <w:rPr>
+                <w:b/>
+                <w:color w:val="FFFFFF"/>
+                <w:sz w:val="20"/>
+              </w:rPr>
+              <w:t>Sai</w:t>
+            </w:r>
+          </w:p>
+        </w:tc>
+        <w:tc>
+          <w:tcPr>
+            <w:tcW w:type="dxa" w:w="2268"/>
+            <w:shd w:val="clear" w:color="auto" w:fill="1F3A5F"/>
+          </w:tcPr>
+          <w:p>
+            <w:r/>
+            <w:r>
+              <w:rPr>
+                <w:b/>
+                <w:color w:val="FFFFFF"/>
+                <w:sz w:val="20"/>
+              </w:rPr>
+              <w:t>Validação humana</w:t>
             </w:r>
           </w:p>
         </w:tc>
       </w:tr>
       <w:tr>
-        <w:tc>
-          <w:tcPr>
-            <w:tcW w:type="dxa" w:w="1587"/>
-          </w:tcPr>
-          <w:p>
-            <w:r/>
-            <w:r>
-              <w:rPr>
-                <w:b w:val="0"/>
-                <w:sz w:val="20"/>
-              </w:rPr>
-              <w:t>19 a 25/10</w:t>
-            </w:r>
-          </w:p>
-        </w:tc>
-        <w:tc>
-          <w:tcPr>
-            <w:tcW w:type="dxa" w:w="5102"/>
-          </w:tcPr>
-          <w:p>
-            <w:r/>
-            <w:r>
-              <w:rPr>
-                <w:b w:val="0"/>
-                <w:sz w:val="20"/>
-              </w:rPr>
-              <w:t>Kick-off, inventário de contas e ferramentas, coleta dos passo a passos, entrevistas com Thamires e Júlia</w:t>
-            </w:r>
-          </w:p>
-        </w:tc>
         <w:tc>
           <w:tcPr>
             <w:tcW w:type="dxa" w:w="2381"/>
@@ -2922,15 +855,13 @@
                 <w:b w:val="0"/>
                 <w:sz w:val="20"/>
               </w:rPr>
-              <w:t>Thamires 2 h, Júlia 1 h</w:t>
+              <w:t>01 · Entrada do cliente e passagem formal</w:t>
             </w:r>
           </w:p>
         </w:tc>
-      </w:tr>
-      <w:tr>
         <w:tc>
           <w:tcPr>
-            <w:tcW w:type="dxa" w:w="1587"/>
+            <w:tcW w:type="dxa" w:w="2041"/>
           </w:tcPr>
           <w:p>
             <w:r/>
@@ -2939,13 +870,13 @@
                 <w:b w:val="0"/>
                 <w:sz w:val="20"/>
               </w:rPr>
-              <w:t>26/10 a 01/11</w:t>
+              <w:t>Dados de implantação autorizados</w:t>
             </w:r>
           </w:p>
         </w:tc>
         <w:tc>
           <w:tcPr>
-            <w:tcW w:type="dxa" w:w="5102"/>
+            <w:tcW w:type="dxa" w:w="2721"/>
           </w:tcPr>
           <w:p>
             <w:r/>
@@ -2954,10 +885,27 @@
                 <w:b w:val="0"/>
                 <w:sz w:val="20"/>
               </w:rPr>
-              <w:t>Entrevistas com Tamara e Vitória; desenho do fiscal e dos pagamentos; desenho dos 3 controles</w:t>
+              <w:t>Trilha, lista de verificação, pendências e resumo da passagem formal</w:t>
             </w:r>
           </w:p>
         </w:tc>
+        <w:tc>
+          <w:tcPr>
+            <w:tcW w:type="dxa" w:w="2268"/>
+          </w:tcPr>
+          <w:p>
+            <w:r/>
+            <w:r>
+              <w:rPr>
+                <w:b w:val="0"/>
+                <w:sz w:val="20"/>
+              </w:rPr>
+              <w:t>Júlia coordena; a área técnica aprova a ativação</w:t>
+            </w:r>
+          </w:p>
+        </w:tc>
+      </w:tr>
+      <w:tr>
         <w:tc>
           <w:tcPr>
             <w:tcW w:type="dxa" w:w="2381"/>
@@ -2969,15 +917,13 @@
                 <w:b w:val="0"/>
                 <w:sz w:val="20"/>
               </w:rPr>
-              <w:t>Tamara 1 h, Vitória 1 h</w:t>
+              <w:t>02 · Triagem de demandas</w:t>
             </w:r>
           </w:p>
         </w:tc>
-      </w:tr>
-      <w:tr>
         <w:tc>
           <w:tcPr>
-            <w:tcW w:type="dxa" w:w="1587"/>
+            <w:tcW w:type="dxa" w:w="2041"/>
           </w:tcPr>
           <w:p>
             <w:r/>
@@ -2986,13 +932,13 @@
                 <w:b w:val="0"/>
                 <w:sz w:val="20"/>
               </w:rPr>
-              <w:t>02 a 08/11</w:t>
+              <w:t>Mensagem ou documento importado</w:t>
             </w:r>
           </w:p>
         </w:tc>
         <w:tc>
           <w:tcPr>
-            <w:tcW w:type="dxa" w:w="5102"/>
+            <w:tcW w:type="dxa" w:w="2721"/>
           </w:tcPr>
           <w:p>
             <w:r/>
@@ -3001,10 +947,27 @@
                 <w:b w:val="0"/>
                 <w:sz w:val="20"/>
               </w:rPr>
-              <w:t>Desenho dos fluxos atuais (sem reuniões: semana de fechamentos)</w:t>
+              <w:t>Categoria, prioridade sugerida, responsável e rascunho de resposta</w:t>
             </w:r>
           </w:p>
         </w:tc>
+        <w:tc>
+          <w:tcPr>
+            <w:tcW w:type="dxa" w:w="2268"/>
+          </w:tcPr>
+          <w:p>
+            <w:r/>
+            <w:r>
+              <w:rPr>
+                <w:b w:val="0"/>
+                <w:sz w:val="20"/>
+              </w:rPr>
+              <w:t>Atendimento revisa antes de enviar</w:t>
+            </w:r>
+          </w:p>
+        </w:tc>
+      </w:tr>
+      <w:tr>
         <w:tc>
           <w:tcPr>
             <w:tcW w:type="dxa" w:w="2381"/>
@@ -3016,15 +979,13 @@
                 <w:b w:val="0"/>
                 <w:sz w:val="20"/>
               </w:rPr>
-              <w:t>Nenhuma</w:t>
+              <w:t>03 · Conferência de guias e documentos</w:t>
             </w:r>
           </w:p>
         </w:tc>
-      </w:tr>
-      <w:tr>
         <w:tc>
           <w:tcPr>
-            <w:tcW w:type="dxa" w:w="1587"/>
+            <w:tcW w:type="dxa" w:w="2041"/>
           </w:tcPr>
           <w:p>
             <w:r/>
@@ -3033,13 +994,13 @@
                 <w:b w:val="0"/>
                 <w:sz w:val="20"/>
               </w:rPr>
-              <w:t>09 a 15/11</w:t>
+              <w:t>Documentos e cadastro mestre autorizado</w:t>
             </w:r>
           </w:p>
         </w:tc>
         <w:tc>
           <w:tcPr>
-            <w:tcW w:type="dxa" w:w="5102"/>
+            <w:tcW w:type="dxa" w:w="2721"/>
           </w:tcPr>
           <w:p>
             <w:r/>
@@ -3048,10 +1009,27 @@
                 <w:b w:val="0"/>
                 <w:sz w:val="20"/>
               </w:rPr>
-              <w:t>Validação, gargalos e dependências; controles em uso; entrega do mapeamento</w:t>
+              <w:t>Quadro por cliente, competência e tributo, com divergências</w:t>
             </w:r>
           </w:p>
         </w:tc>
+        <w:tc>
+          <w:tcPr>
+            <w:tcW w:type="dxa" w:w="2268"/>
+          </w:tcPr>
+          <w:p>
+            <w:r/>
+            <w:r>
+              <w:rPr>
+                <w:b w:val="0"/>
+                <w:sz w:val="20"/>
+              </w:rPr>
+              <w:t>Fiscal ou financeiro libera</w:t>
+            </w:r>
+          </w:p>
+        </w:tc>
+      </w:tr>
+      <w:tr>
         <w:tc>
           <w:tcPr>
             <w:tcW w:type="dxa" w:w="2381"/>
@@ -3063,15 +1041,13 @@
                 <w:b w:val="0"/>
                 <w:sz w:val="20"/>
               </w:rPr>
-              <w:t>Equipe 1 h, Thamires 1 h</w:t>
+              <w:t>04 · Fechamento financeiro assistido</w:t>
             </w:r>
           </w:p>
         </w:tc>
-      </w:tr>
-      <w:tr>
         <w:tc>
           <w:tcPr>
-            <w:tcW w:type="dxa" w:w="1587"/>
+            <w:tcW w:type="dxa" w:w="2041"/>
           </w:tcPr>
           <w:p>
             <w:r/>
@@ -3080,13 +1056,13 @@
                 <w:b w:val="0"/>
                 <w:sz w:val="20"/>
               </w:rPr>
-              <w:t>16 a 29/11</w:t>
+              <w:t>Exportações do Conta Azul e planilhas</w:t>
             </w:r>
           </w:p>
         </w:tc>
         <w:tc>
           <w:tcPr>
-            <w:tcW w:type="dxa" w:w="5102"/>
+            <w:tcW w:type="dxa" w:w="2721"/>
           </w:tcPr>
           <w:p>
             <w:r/>
@@ -3095,10 +1071,27 @@
                 <w:b w:val="0"/>
                 <w:sz w:val="20"/>
               </w:rPr>
-              <w:t>Estrutura organizacional: organogramas, papéis, indicadores</w:t>
+              <w:t>Conferências, indicadores e minuta de análise</w:t>
             </w:r>
           </w:p>
         </w:tc>
+        <w:tc>
+          <w:tcPr>
+            <w:tcW w:type="dxa" w:w="2268"/>
+          </w:tcPr>
+          <w:p>
+            <w:r/>
+            <w:r>
+              <w:rPr>
+                <w:b w:val="0"/>
+                <w:sz w:val="20"/>
+              </w:rPr>
+              <w:t>Vitória e/ou Thamires valida</w:t>
+            </w:r>
+          </w:p>
+        </w:tc>
+      </w:tr>
+      <w:tr>
         <w:tc>
           <w:tcPr>
             <w:tcW w:type="dxa" w:w="2381"/>
@@ -3110,15 +1103,13 @@
                 <w:b w:val="0"/>
                 <w:sz w:val="20"/>
               </w:rPr>
-              <w:t>Thamires 1 h</w:t>
+              <w:t>05 · Controle de tarefas e evidências</w:t>
             </w:r>
           </w:p>
         </w:tc>
-      </w:tr>
-      <w:tr>
         <w:tc>
           <w:tcPr>
-            <w:tcW w:type="dxa" w:w="1587"/>
+            <w:tcW w:type="dxa" w:w="2041"/>
           </w:tcPr>
           <w:p>
             <w:r/>
@@ -3127,13 +1118,13 @@
                 <w:b w:val="0"/>
                 <w:sz w:val="20"/>
               </w:rPr>
-              <w:t>30/11 a 13/12</w:t>
+              <w:t>Relatório de tarefas e índice de documentos</w:t>
             </w:r>
           </w:p>
         </w:tc>
         <w:tc>
           <w:tcPr>
-            <w:tcW w:type="dxa" w:w="5102"/>
+            <w:tcW w:type="dxa" w:w="2721"/>
           </w:tcPr>
           <w:p>
             <w:r/>
@@ -3142,13 +1133,13 @@
                 <w:b w:val="0"/>
                 <w:sz w:val="20"/>
               </w:rPr>
-              <w:t>Fluxos otimizados e plano de automação (sem reuniões na semana da prova)</w:t>
+              <w:t>Pendências e inconsistências sinalizadas</w:t>
             </w:r>
           </w:p>
         </w:tc>
         <w:tc>
           <w:tcPr>
-            <w:tcW w:type="dxa" w:w="2381"/>
+            <w:tcW w:type="dxa" w:w="2268"/>
           </w:tcPr>
           <w:p>
             <w:r/>
@@ -3157,101 +1148,7 @@
                 <w:b w:val="0"/>
                 <w:sz w:val="20"/>
               </w:rPr>
-              <w:t>Validação por escrito</w:t>
-            </w:r>
-          </w:p>
-        </w:tc>
-      </w:tr>
-      <w:tr>
-        <w:tc>
-          <w:tcPr>
-            <w:tcW w:type="dxa" w:w="1587"/>
-          </w:tcPr>
-          <w:p>
-            <w:r/>
-            <w:r>
-              <w:rPr>
-                <w:b w:val="0"/>
-                <w:sz w:val="20"/>
-              </w:rPr>
-              <w:t>14 a 18/12</w:t>
-            </w:r>
-          </w:p>
-        </w:tc>
-        <w:tc>
-          <w:tcPr>
-            <w:tcW w:type="dxa" w:w="5102"/>
-          </w:tcPr>
-          <w:p>
-            <w:r/>
-            <w:r>
-              <w:rPr>
-                <w:b w:val="0"/>
-                <w:sz w:val="20"/>
-              </w:rPr>
-              <w:t>Apresentação dos fluxos e do plano de automação; proposta dos módulos da Fase 2</w:t>
-            </w:r>
-          </w:p>
-        </w:tc>
-        <w:tc>
-          <w:tcPr>
-            <w:tcW w:type="dxa" w:w="2381"/>
-          </w:tcPr>
-          <w:p>
-            <w:r/>
-            <w:r>
-              <w:rPr>
-                <w:b w:val="0"/>
-                <w:sz w:val="20"/>
-              </w:rPr>
-              <w:t>Thamires 2 h</w:t>
-            </w:r>
-          </w:p>
-        </w:tc>
-      </w:tr>
-      <w:tr>
-        <w:tc>
-          <w:tcPr>
-            <w:tcW w:type="dxa" w:w="1587"/>
-          </w:tcPr>
-          <w:p>
-            <w:r/>
-            <w:r>
-              <w:rPr>
-                <w:b w:val="0"/>
-                <w:sz w:val="20"/>
-              </w:rPr>
-              <w:t>05 a 22/01/2027</w:t>
-            </w:r>
-          </w:p>
-        </w:tc>
-        <w:tc>
-          <w:tcPr>
-            <w:tcW w:type="dxa" w:w="5102"/>
-          </w:tcPr>
-          <w:p>
-            <w:r/>
-            <w:r>
-              <w:rPr>
-                <w:b w:val="0"/>
-                <w:sz w:val="20"/>
-              </w:rPr>
-              <w:t>Avaliação de desempenho por competência: matriz, formulário, regras do ciclo e gratificação; entrega final</w:t>
-            </w:r>
-          </w:p>
-        </w:tc>
-        <w:tc>
-          <w:tcPr>
-            <w:tcW w:type="dxa" w:w="2381"/>
-          </w:tcPr>
-          <w:p>
-            <w:r/>
-            <w:r>
-              <w:rPr>
-                <w:b w:val="0"/>
-                <w:sz w:val="20"/>
-              </w:rPr>
-              <w:t>Thamires 2 h</w:t>
+              <w:t>Área responsável confere a evidência</w:t>
             </w:r>
           </w:p>
         </w:tc>
@@ -3263,7 +1160,7 @@
         <w:rPr>
           <w:i w:val="0"/>
         </w:rPr>
-        <w:t>Opção Essencial: de 19/10 a cerca de 22/11, com entrega única no fim. Primeiros módulos da Fase 2 a partir de janeiro de 2027.</w:t>
+        <w:t>Cada rotina traz finalidade, procedimento, limites, 3 ou mais casos de teste e responsável. Passar de 5 rotinas exige aditivo.</w:t>
       </w:r>
     </w:p>
     <w:p>
@@ -3271,7 +1168,59 @@
         <w:pStyle w:val="Heading1"/>
       </w:pPr>
       <w:r>
-        <w:t>11. Respostas às perguntas do briefing (seção 16)</w:t>
+        <w:t>5. Os 2 pilotos</w:t>
+      </w:r>
+    </w:p>
+    <w:p>
+      <w:pPr>
+        <w:pStyle w:val="ListBullet"/>
+      </w:pPr>
+      <w:r>
+        <w:rPr>
+          <w:b/>
+        </w:rPr>
+        <w:t xml:space="preserve">Piloto A · Entrada do cliente assistida, com a Júlia: </w:t>
+      </w:r>
+      <w:r>
+        <w:t>até 2 casos selecionados; triagem por tipo de cliente e serviços contratados; lista de verificação e identificação de campos e documentos ausentes; passagem formal com responsáveis, pendências e prazo.</w:t>
+      </w:r>
+    </w:p>
+    <w:p>
+      <w:pPr>
+        <w:pStyle w:val="ListBullet"/>
+      </w:pPr>
+      <w:r>
+        <w:rPr>
+          <w:b/>
+        </w:rPr>
+        <w:t xml:space="preserve">Piloto B · Conferência assistida de guias e documentos: </w:t>
+      </w:r>
+      <w:r>
+        <w:t>documentos de teste pré-aprovados, de preferência anonimizados; confronto de cliente, CNPJ, competência, tributo, valor e pasta; sinalização de campos ausentes, diferenças e baixa confiança.</w:t>
+      </w:r>
+    </w:p>
+    <w:p>
+      <w:r>
+        <w:rPr>
+          <w:i w:val="0"/>
+        </w:rPr>
+        <w:t>Os pilotos não dependem de conexão automática com Domínio, Veri ou OneDrive: se um conector não for viável, o piloto segue com arquivos exportados. Ficam fora dos pilotos o pagamento bancário, a transmissão de declarações, decisões fiscais ou jurídicas finais e a integração com grupos de WhatsApp.</w:t>
+      </w:r>
+    </w:p>
+    <w:p>
+      <w:pPr>
+        <w:pStyle w:val="Heading1"/>
+      </w:pPr>
+      <w:r>
+        <w:t>6. Integrações: o que dá para ligar</w:t>
+      </w:r>
+    </w:p>
+    <w:p>
+      <w:r>
+        <w:rPr>
+          <w:i w:val="0"/>
+        </w:rPr>
+        <w:t>A proposta inclui até 2 integrações implantadas, escolhidas no diagnóstico entre os sistemas de viabilidade alta ou média confirmada. A classificação abaixo é uma leitura prévia, feita a partir do que se sabe publicamente de cada sistema, e será confirmada com os planos e acessos reais da Surcin.</w:t>
       </w:r>
     </w:p>
     <w:tbl>
@@ -3279,13 +1228,320 @@
         <w:tblStyle w:val="TableGrid"/>
         <w:tblW w:type="auto" w:w="0"/>
         <w:jc w:val="center"/>
+        <w:tblLayout w:type="fixed"/>
         <w:tblLook w:firstColumn="1" w:firstRow="1" w:lastColumn="0" w:lastRow="0" w:noHBand="0" w:noVBand="1" w:val="04A0"/>
       </w:tblPr>
       <w:tblGrid>
-        <w:gridCol w:w="4873"/>
-        <w:gridCol w:w="4873"/>
+        <w:gridCol w:w="1701"/>
+        <w:gridCol w:w="3118"/>
+        <w:gridCol w:w="4535"/>
       </w:tblGrid>
       <w:tr>
+        <w:tc>
+          <w:tcPr>
+            <w:tcW w:type="dxa" w:w="1701"/>
+            <w:shd w:val="clear" w:color="auto" w:fill="1F3A5F"/>
+          </w:tcPr>
+          <w:p>
+            <w:r/>
+            <w:r>
+              <w:rPr>
+                <w:b/>
+                <w:color w:val="FFFFFF"/>
+                <w:sz w:val="20"/>
+              </w:rPr>
+              <w:t>Viabilidade</w:t>
+            </w:r>
+          </w:p>
+        </w:tc>
+        <w:tc>
+          <w:tcPr>
+            <w:tcW w:type="dxa" w:w="3118"/>
+            <w:shd w:val="clear" w:color="auto" w:fill="1F3A5F"/>
+          </w:tcPr>
+          <w:p>
+            <w:r/>
+            <w:r>
+              <w:rPr>
+                <w:b/>
+                <w:color w:val="FFFFFF"/>
+                <w:sz w:val="20"/>
+              </w:rPr>
+              <w:t>Sistemas</w:t>
+            </w:r>
+          </w:p>
+        </w:tc>
+        <w:tc>
+          <w:tcPr>
+            <w:tcW w:type="dxa" w:w="4535"/>
+            <w:shd w:val="clear" w:color="auto" w:fill="1F3A5F"/>
+          </w:tcPr>
+          <w:p>
+            <w:r/>
+            <w:r>
+              <w:rPr>
+                <w:b/>
+                <w:color w:val="FFFFFF"/>
+                <w:sz w:val="20"/>
+              </w:rPr>
+              <w:t>Por quê</w:t>
+            </w:r>
+          </w:p>
+        </w:tc>
+      </w:tr>
+      <w:tr>
+        <w:tc>
+          <w:tcPr>
+            <w:tcW w:type="dxa" w:w="1701"/>
+          </w:tcPr>
+          <w:p>
+            <w:r/>
+            <w:r>
+              <w:rPr>
+                <w:b/>
+                <w:sz w:val="20"/>
+              </w:rPr>
+              <w:t>Alta</w:t>
+            </w:r>
+          </w:p>
+        </w:tc>
+        <w:tc>
+          <w:tcPr>
+            <w:tcW w:type="dxa" w:w="3118"/>
+          </w:tcPr>
+          <w:p>
+            <w:r/>
+            <w:r>
+              <w:rPr>
+                <w:b w:val="0"/>
+                <w:sz w:val="20"/>
+              </w:rPr>
+              <w:t>Trello, OneDrive e Microsoft 365 (Excel), Google Agenda, Google Forms, Notion, Slack</w:t>
+            </w:r>
+          </w:p>
+        </w:tc>
+        <w:tc>
+          <w:tcPr>
+            <w:tcW w:type="dxa" w:w="4535"/>
+          </w:tcPr>
+          <w:p>
+            <w:r/>
+            <w:r>
+              <w:rPr>
+                <w:b w:val="0"/>
+                <w:sz w:val="20"/>
+              </w:rPr>
+              <w:t>Têm acesso técnico público e documentado, e a maioria já tem conector pronto para o Claude.</w:t>
+            </w:r>
+          </w:p>
+        </w:tc>
+      </w:tr>
+      <w:tr>
+        <w:tc>
+          <w:tcPr>
+            <w:tcW w:type="dxa" w:w="1701"/>
+          </w:tcPr>
+          <w:p>
+            <w:r/>
+            <w:r>
+              <w:rPr>
+                <w:b/>
+                <w:sz w:val="20"/>
+              </w:rPr>
+              <w:t>Média</w:t>
+            </w:r>
+          </w:p>
+        </w:tc>
+        <w:tc>
+          <w:tcPr>
+            <w:tcW w:type="dxa" w:w="3118"/>
+          </w:tcPr>
+          <w:p>
+            <w:r/>
+            <w:r>
+              <w:rPr>
+                <w:b w:val="0"/>
+                <w:sz w:val="20"/>
+              </w:rPr>
+              <w:t>Conta Azul, WhatsApp</w:t>
+            </w:r>
+          </w:p>
+        </w:tc>
+        <w:tc>
+          <w:tcPr>
+            <w:tcW w:type="dxa" w:w="4535"/>
+          </w:tcPr>
+          <w:p>
+            <w:r/>
+            <w:r>
+              <w:rPr>
+                <w:b w:val="0"/>
+                <w:sz w:val="20"/>
+              </w:rPr>
+              <w:t>O Conta Azul tem acesso técnico público, mas a Surcin precisa autorizar. No WhatsApp, só a versão oficial do WhatsApp Business permite automação; ela é paga por conversa e não automatiza grupos.</w:t>
+            </w:r>
+          </w:p>
+        </w:tc>
+      </w:tr>
+      <w:tr>
+        <w:tc>
+          <w:tcPr>
+            <w:tcW w:type="dxa" w:w="1701"/>
+          </w:tcPr>
+          <w:p>
+            <w:r/>
+            <w:r>
+              <w:rPr>
+                <w:b/>
+                <w:sz w:val="20"/>
+              </w:rPr>
+              <w:t>Por arquivo exportado</w:t>
+            </w:r>
+          </w:p>
+        </w:tc>
+        <w:tc>
+          <w:tcPr>
+            <w:tcW w:type="dxa" w:w="3118"/>
+          </w:tcPr>
+          <w:p>
+            <w:r/>
+            <w:r>
+              <w:rPr>
+                <w:b w:val="0"/>
+                <w:sz w:val="20"/>
+              </w:rPr>
+              <w:t>Domínio, Veri, Nestzap, Jusbrasil, Alterdata, CITAX</w:t>
+            </w:r>
+          </w:p>
+        </w:tc>
+        <w:tc>
+          <w:tcPr>
+            <w:tcW w:type="dxa" w:w="4535"/>
+          </w:tcPr>
+          <w:p>
+            <w:r/>
+            <w:r>
+              <w:rPr>
+                <w:b w:val="0"/>
+                <w:sz w:val="20"/>
+              </w:rPr>
+              <w:t>Não há acesso técnico aberto conhecido para uso direto. Nesses sistemas a rotina usa relatórios exportados até que um acesso seja comprovado.</w:t>
+            </w:r>
+          </w:p>
+        </w:tc>
+      </w:tr>
+    </w:tbl>
+    <w:p/>
+    <w:p>
+      <w:r>
+        <w:rPr>
+          <w:i w:val="0"/>
+        </w:rPr>
+        <w:t>Candidatas mais fortes: Trello com o Claude (controle de tarefas e painel) e Conta Azul com a planilha do fechamento. Alternativa: OneDrive, para a conferência de documentos. Se um acesso não se confirmar, a rotina segue por arquivo exportado e a troca fica registrada no plano de evolução. Nenhuma integração paga, protocola ou envia algo a cliente sem confirmação humana.</w:t>
+      </w:r>
+    </w:p>
+    <w:p>
+      <w:pPr>
+        <w:pStyle w:val="Heading1"/>
+      </w:pPr>
+      <w:r>
+        <w:t>7. Avaliação de desempenho e painéis por área</w:t>
+      </w:r>
+    </w:p>
+    <w:p>
+      <w:pPr>
+        <w:pStyle w:val="ListBullet"/>
+      </w:pPr>
+      <w:r>
+        <w:rPr>
+          <w:b/>
+        </w:rPr>
+        <w:t xml:space="preserve">Avaliação por competência: </w:t>
+      </w:r>
+      <w:r>
+        <w:t>competências ajustadas aos papéis definidos na Etapa 2, ficha de avaliação, dicionário de notas, roteiro da conversa de avaliação, rotina de 1:1 semanal e regras de registro de faltas, atrasos e atestados. O primeiro ciclo é aplicado com a Thamires na Etapa 5. O modelo prevê avaliação semestral.</w:t>
+      </w:r>
+    </w:p>
+    <w:p>
+      <w:pPr>
+        <w:pStyle w:val="ListBullet"/>
+      </w:pPr>
+      <w:r>
+        <w:rPr>
+          <w:b/>
+        </w:rPr>
+        <w:t xml:space="preserve">Painéis por área: </w:t>
+      </w:r>
+      <w:r>
+        <w:t>de 3 a 5 indicadores por área (DP, Financeiro, Contabilidade e Comercial), mais uma visão da diretoria, cada um com definição, fórmula, fonte, responsável e meta. Na primeira versão, o painel é alimentado por planilha ou pelo Trello, com uma rotina semanal de atualização; a ligação direta com Domínio e Conta Azul depende das integrações da Etapa 4.</w:t>
+      </w:r>
+    </w:p>
+    <w:tbl>
+      <w:tblPr>
+        <w:tblStyle w:val="TableGrid"/>
+        <w:tblW w:type="auto" w:w="0"/>
+        <w:tblLook w:firstColumn="1" w:firstRow="1" w:lastColumn="0" w:lastRow="0" w:noHBand="0" w:noVBand="1" w:val="04A0"/>
+      </w:tblPr>
+      <w:tblGrid>
+        <w:gridCol w:w="9746"/>
+      </w:tblGrid>
+      <w:tr>
+        <w:tc>
+          <w:tcPr>
+            <w:tcW w:type="dxa" w:w="9746"/>
+            <w:shd w:val="clear" w:color="auto" w:fill="FFF4D6"/>
+          </w:tcPr>
+          <w:p>
+            <w:r/>
+            <w:r>
+              <w:rPr>
+                <w:sz w:val="20"/>
+              </w:rPr>
+              <w:t>Os valores de gratificação são decisão da Thamires, e os critérios precisam de revisão trabalhista antes de entrar em vigor, em especial o tratamento de faltas justificadas por atestado médico. Essa revisão não está incluída.</w:t>
+            </w:r>
+          </w:p>
+        </w:tc>
+      </w:tr>
+    </w:tbl>
+    <w:p/>
+    <w:p>
+      <w:pPr>
+        <w:pStyle w:val="Heading1"/>
+      </w:pPr>
+      <w:r>
+        <w:t>8. Escopo fechado</w:t>
+      </w:r>
+    </w:p>
+    <w:tbl>
+      <w:tblPr>
+        <w:tblStyle w:val="TableGrid"/>
+        <w:tblW w:type="auto" w:w="0"/>
+        <w:jc w:val="center"/>
+        <w:tblLayout w:type="fixed"/>
+        <w:tblLook w:firstColumn="1" w:firstRow="1" w:lastColumn="0" w:lastRow="0" w:noHBand="0" w:noVBand="1" w:val="04A0"/>
+      </w:tblPr>
+      <w:tblGrid>
+        <w:gridCol w:w="5669"/>
+        <w:gridCol w:w="3402"/>
+      </w:tblGrid>
+      <w:tr>
+        <w:tc>
+          <w:tcPr>
+            <w:tcW w:type="dxa" w:w="5669"/>
+            <w:shd w:val="clear" w:color="auto" w:fill="1F3A5F"/>
+          </w:tcPr>
+          <w:p>
+            <w:r/>
+            <w:r>
+              <w:rPr>
+                <w:b/>
+                <w:color w:val="FFFFFF"/>
+                <w:sz w:val="20"/>
+              </w:rPr>
+              <w:t>Item</w:t>
+            </w:r>
+          </w:p>
+        </w:tc>
         <w:tc>
           <w:tcPr>
             <w:tcW w:type="dxa" w:w="3402"/>
@@ -3299,29 +1555,27 @@
                 <w:color w:val="FFFFFF"/>
                 <w:sz w:val="20"/>
               </w:rPr>
-              <w:t>Pergunta</w:t>
+              <w:t>Limite do contrato</w:t>
             </w:r>
           </w:p>
         </w:tc>
+      </w:tr>
+      <w:tr>
         <w:tc>
           <w:tcPr>
             <w:tcW w:type="dxa" w:w="5669"/>
-            <w:shd w:val="clear" w:color="auto" w:fill="1F3A5F"/>
           </w:tcPr>
           <w:p>
             <w:r/>
             <w:r>
               <w:rPr>
-                <w:b/>
-                <w:color w:val="FFFFFF"/>
+                <w:b w:val="0"/>
                 <w:sz w:val="20"/>
               </w:rPr>
-              <w:t>Resposta</w:t>
+              <w:t>Entrevistas</w:t>
             </w:r>
           </w:p>
         </w:tc>
-      </w:tr>
-      <w:tr>
         <w:tc>
           <w:tcPr>
             <w:tcW w:type="dxa" w:w="3402"/>
@@ -3333,10 +1587,12 @@
                 <w:b w:val="0"/>
                 <w:sz w:val="20"/>
               </w:rPr>
-              <w:t>O que pode ser implantado com segurança antes de 13/12 sem consumir horas diárias da diretora?</w:t>
+              <w:t>5</w:t>
             </w:r>
           </w:p>
         </w:tc>
+      </w:tr>
+      <w:tr>
         <w:tc>
           <w:tcPr>
             <w:tcW w:type="dxa" w:w="5669"/>
@@ -3348,12 +1604,10 @@
                 <w:b w:val="0"/>
                 <w:sz w:val="20"/>
               </w:rPr>
-              <w:t>Os três controles manuais da contenção imediata, o mapeamento e a estrutura organizacional. Pedem cerca de 7 horas da Thamires no total, concentradas em outubro e novembro.</w:t>
+              <w:t>Processos atuais mapeados</w:t>
             </w:r>
           </w:p>
         </w:tc>
-      </w:tr>
-      <w:tr>
         <w:tc>
           <w:tcPr>
             <w:tcW w:type="dxa" w:w="3402"/>
@@ -3365,10 +1619,12 @@
                 <w:b w:val="0"/>
                 <w:sz w:val="20"/>
               </w:rPr>
-              <w:t>Quais três controles podem entrar primeiro?</w:t>
+              <w:t>8</w:t>
             </w:r>
           </w:p>
         </w:tc>
+      </w:tr>
+      <w:tr>
         <w:tc>
           <w:tcPr>
             <w:tcW w:type="dxa" w:w="5669"/>
@@ -3380,12 +1636,10 @@
                 <w:b w:val="0"/>
                 <w:sz w:val="20"/>
               </w:rPr>
-              <w:t>Conferência de guia antes do pagamento, evidência obrigatória para concluir cartões críticos e registro de escalonamentos. Depois, as versões automatizadas viram módulos da Fase 2.</w:t>
+              <w:t>Fluxos redesenhados</w:t>
             </w:r>
           </w:p>
         </w:tc>
-      </w:tr>
-      <w:tr>
         <w:tc>
           <w:tcPr>
             <w:tcW w:type="dxa" w:w="3402"/>
@@ -3397,10 +1651,12 @@
                 <w:b w:val="0"/>
                 <w:sz w:val="20"/>
               </w:rPr>
-              <w:t>Como a Base Mestre será estruturada sem duplicação ou vazamento?</w:t>
+              <w:t>5</w:t>
             </w:r>
           </w:p>
         </w:tc>
+      </w:tr>
+      <w:tr>
         <w:tc>
           <w:tcPr>
             <w:tcW w:type="dxa" w:w="5669"/>
@@ -3412,12 +1668,10 @@
                 <w:b w:val="0"/>
                 <w:sz w:val="20"/>
               </w:rPr>
-              <w:t>Uma única base no OneDrive como fonte oficial, com campos mínimos definidos na Fase 1; os especialistas consultam sem duplicar cadastro, com acesso por função. O desenho técnico sai no plano.</w:t>
+              <w:t>Rotinas do Claude</w:t>
             </w:r>
           </w:p>
         </w:tc>
-      </w:tr>
-      <w:tr>
         <w:tc>
           <w:tcPr>
             <w:tcW w:type="dxa" w:w="3402"/>
@@ -3429,10 +1683,12 @@
                 <w:b w:val="0"/>
                 <w:sz w:val="20"/>
               </w:rPr>
-              <w:t>Como verificar identidade e competência de PDFs?</w:t>
+              <w:t>5</w:t>
             </w:r>
           </w:p>
         </w:tc>
+      </w:tr>
+      <w:tr>
         <w:tc>
           <w:tcPr>
             <w:tcW w:type="dxa" w:w="5669"/>
@@ -3444,12 +1700,10 @@
                 <w:b w:val="0"/>
                 <w:sz w:val="20"/>
               </w:rPr>
-              <w:t>Primeiro com padrão de nome e conferência humana (Fase 1); depois com validador testado em amostras reais anonimizadas, sempre com pagamento humano.</w:t>
+              <w:t>Pilotos funcionais</w:t>
             </w:r>
           </w:p>
         </w:tc>
-      </w:tr>
-      <w:tr>
         <w:tc>
           <w:tcPr>
             <w:tcW w:type="dxa" w:w="3402"/>
@@ -3461,10 +1715,12 @@
                 <w:b w:val="0"/>
                 <w:sz w:val="20"/>
               </w:rPr>
-              <w:t>Como o painel do Lovable não expõe dados entre clientes?</w:t>
+              <w:t>2</w:t>
             </w:r>
           </w:p>
         </w:tc>
+      </w:tr>
+      <w:tr>
         <w:tc>
           <w:tcPr>
             <w:tcW w:type="dxa" w:w="5669"/>
@@ -3476,12 +1732,10 @@
                 <w:b w:val="0"/>
                 <w:sz w:val="20"/>
               </w:rPr>
-              <w:t>Piloto com um ou dois clientes, dados segregados por cliente e autenticação; protótipo visual não é tratado como plataforma pronta.</w:t>
+              <w:t>Integrações implantadas</w:t>
             </w:r>
           </w:p>
         </w:tc>
-      </w:tr>
-      <w:tr>
         <w:tc>
           <w:tcPr>
             <w:tcW w:type="dxa" w:w="3402"/>
@@ -3493,10 +1747,12 @@
                 <w:b w:val="0"/>
                 <w:sz w:val="20"/>
               </w:rPr>
-              <w:t>Quais integrações são viáveis?</w:t>
+              <w:t>2</w:t>
             </w:r>
           </w:p>
         </w:tc>
+      </w:tr>
+      <w:tr>
         <w:tc>
           <w:tcPr>
             <w:tcW w:type="dxa" w:w="5669"/>
@@ -3508,12 +1764,10 @@
                 <w:b w:val="0"/>
                 <w:sz w:val="20"/>
               </w:rPr>
-              <w:t>Cada conector (Conta Azul, Domínio, Nestzap/WhatsApp em grupos, OneDrive, Trello) recebe prova de viabilidade antes de entrar em orçamento. Nada é presumido.</w:t>
+              <w:t>Treinamentos de até 90 minutos</w:t>
             </w:r>
           </w:p>
         </w:tc>
-      </w:tr>
-      <w:tr>
         <w:tc>
           <w:tcPr>
             <w:tcW w:type="dxa" w:w="3402"/>
@@ -3525,10 +1779,12 @@
                 <w:b w:val="0"/>
                 <w:sz w:val="20"/>
               </w:rPr>
-              <w:t>Como é a homologação?</w:t>
+              <w:t>3</w:t>
             </w:r>
           </w:p>
         </w:tc>
+      </w:tr>
+      <w:tr>
         <w:tc>
           <w:tcPr>
             <w:tcW w:type="dxa" w:w="5669"/>
@@ -3540,12 +1796,10 @@
                 <w:b w:val="0"/>
                 <w:sz w:val="20"/>
               </w:rPr>
-              <w:t>Com dados fictícios ou anonimizados e autorização por escrito antes de usar dados reais.</w:t>
+              <w:t>Painel por área + diretoria</w:t>
             </w:r>
           </w:p>
         </w:tc>
-      </w:tr>
-      <w:tr>
         <w:tc>
           <w:tcPr>
             <w:tcW w:type="dxa" w:w="3402"/>
@@ -3557,10 +1811,12 @@
                 <w:b w:val="0"/>
                 <w:sz w:val="20"/>
               </w:rPr>
-              <w:t>E se o consultor sair ou uma ferramenta mudar?</w:t>
+              <w:t>1</w:t>
             </w:r>
           </w:p>
         </w:tc>
+      </w:tr>
+      <w:tr>
         <w:tc>
           <w:tcPr>
             <w:tcW w:type="dxa" w:w="5669"/>
@@ -3572,7 +1828,22 @@
                 <w:b w:val="0"/>
                 <w:sz w:val="20"/>
               </w:rPr>
-              <w:t>Ativos em nome da Surcin, documentação de cada rotina, procedimento manual de contingência e acesso administrativo entregue.</w:t>
+              <w:t>Ciclo de avaliação por competência</w:t>
+            </w:r>
+          </w:p>
+        </w:tc>
+        <w:tc>
+          <w:tcPr>
+            <w:tcW w:type="dxa" w:w="3402"/>
+          </w:tcPr>
+          <w:p>
+            <w:r/>
+            <w:r>
+              <w:rPr>
+                <w:b w:val="0"/>
+                <w:sz w:val="20"/>
+              </w:rPr>
+              <w:t>1</w:t>
             </w:r>
           </w:p>
         </w:tc>
@@ -3581,10 +1852,353 @@
     <w:p/>
     <w:p>
       <w:pPr>
+        <w:pStyle w:val="Heading3"/>
+      </w:pPr>
+      <w:r>
+        <w:t>Fora do escopo</w:t>
+      </w:r>
+    </w:p>
+    <w:p>
+      <w:pPr>
+        <w:pStyle w:val="ListBullet"/>
+      </w:pPr>
+      <w:r>
+        <w:t>Sistema de gestão integrado (ERP) ou implementação completa de todos os setores.</w:t>
+      </w:r>
+    </w:p>
+    <w:p>
+      <w:pPr>
+        <w:pStyle w:val="ListBullet"/>
+      </w:pPr>
+      <w:r>
+        <w:t>Migração de toda a base histórica.</w:t>
+      </w:r>
+    </w:p>
+    <w:p>
+      <w:pPr>
+        <w:pStyle w:val="ListBullet"/>
+      </w:pPr>
+      <w:r>
+        <w:t>Integrações além das 2 contratadas e sistemas sem acesso técnico (seguem por arquivo exportado).</w:t>
+      </w:r>
+    </w:p>
+    <w:p>
+      <w:pPr>
+        <w:pStyle w:val="ListBullet"/>
+      </w:pPr>
+      <w:r>
+        <w:t>Auditoria fiscal ou contábil formal.</w:t>
+      </w:r>
+    </w:p>
+    <w:p>
+      <w:pPr>
+        <w:pStyle w:val="ListBullet"/>
+      </w:pPr>
+      <w:r>
+        <w:t>Decisões e protocolos profissionais, que continuam com a equipe da Surcin.</w:t>
+      </w:r>
+    </w:p>
+    <w:p>
+      <w:pPr>
+        <w:pStyle w:val="ListBullet"/>
+      </w:pPr>
+      <w:r>
+        <w:t>Disparos sensíveis e pagamentos automáticos.</w:t>
+      </w:r>
+    </w:p>
+    <w:p>
+      <w:pPr>
+        <w:pStyle w:val="ListBullet"/>
+      </w:pPr>
+      <w:r>
+        <w:t>Suporte contínuo e monitoramento 24 horas por dia.</w:t>
+      </w:r>
+    </w:p>
+    <w:p>
+      <w:pPr>
+        <w:pStyle w:val="ListBullet"/>
+      </w:pPr>
+      <w:r>
+        <w:t>Valores de gratificação e revisão trabalhista.</w:t>
+      </w:r>
+    </w:p>
+    <w:p>
+      <w:r>
+        <w:rPr>
+          <w:i w:val="0"/>
+        </w:rPr>
+        <w:t>Tudo além do escopo fechado exige orçamento ou aditivo, aprovado por escrito antes da execução.</w:t>
+      </w:r>
+    </w:p>
+    <w:p>
+      <w:pPr>
         <w:pStyle w:val="Heading1"/>
       </w:pPr>
       <w:r>
-        <w:t>12. Responsabilidades</w:t>
+        <w:t>9. Investimento</w:t>
+      </w:r>
+    </w:p>
+    <w:tbl>
+      <w:tblPr>
+        <w:tblStyle w:val="TableGrid"/>
+        <w:tblW w:type="auto" w:w="0"/>
+        <w:jc w:val="center"/>
+        <w:tblLayout w:type="fixed"/>
+        <w:tblLook w:firstColumn="1" w:firstRow="1" w:lastColumn="0" w:lastRow="0" w:noHBand="0" w:noVBand="1" w:val="04A0"/>
+      </w:tblPr>
+      <w:tblGrid>
+        <w:gridCol w:w="2835"/>
+        <w:gridCol w:w="1984"/>
+        <w:gridCol w:w="4252"/>
+      </w:tblGrid>
+      <w:tr>
+        <w:tc>
+          <w:tcPr>
+            <w:tcW w:type="dxa" w:w="2835"/>
+            <w:shd w:val="clear" w:color="auto" w:fill="1F3A5F"/>
+          </w:tcPr>
+          <w:p>
+            <w:r/>
+            <w:r>
+              <w:rPr>
+                <w:b/>
+                <w:color w:val="FFFFFF"/>
+                <w:sz w:val="20"/>
+              </w:rPr>
+            </w:r>
+          </w:p>
+        </w:tc>
+        <w:tc>
+          <w:tcPr>
+            <w:tcW w:type="dxa" w:w="1984"/>
+            <w:shd w:val="clear" w:color="auto" w:fill="1F3A5F"/>
+          </w:tcPr>
+          <w:p>
+            <w:r/>
+            <w:r>
+              <w:rPr>
+                <w:b/>
+                <w:color w:val="FFFFFF"/>
+                <w:sz w:val="20"/>
+              </w:rPr>
+              <w:t>Valor</w:t>
+            </w:r>
+          </w:p>
+        </w:tc>
+        <w:tc>
+          <w:tcPr>
+            <w:tcW w:type="dxa" w:w="4252"/>
+            <w:shd w:val="clear" w:color="auto" w:fill="1F3A5F"/>
+          </w:tcPr>
+          <w:p>
+            <w:r/>
+            <w:r>
+              <w:rPr>
+                <w:b/>
+                <w:color w:val="FFFFFF"/>
+                <w:sz w:val="20"/>
+              </w:rPr>
+              <w:t>Quando</w:t>
+            </w:r>
+          </w:p>
+        </w:tc>
+      </w:tr>
+      <w:tr>
+        <w:tc>
+          <w:tcPr>
+            <w:tcW w:type="dxa" w:w="2835"/>
+          </w:tcPr>
+          <w:p>
+            <w:r/>
+            <w:r>
+              <w:rPr>
+                <w:b/>
+                <w:sz w:val="20"/>
+              </w:rPr>
+              <w:t>Consultoria e implantação</w:t>
+            </w:r>
+          </w:p>
+        </w:tc>
+        <w:tc>
+          <w:tcPr>
+            <w:tcW w:type="dxa" w:w="1984"/>
+          </w:tcPr>
+          <w:p>
+            <w:r/>
+            <w:r>
+              <w:rPr>
+                <w:b/>
+                <w:sz w:val="20"/>
+              </w:rPr>
+              <w:t>R$ 31.900</w:t>
+            </w:r>
+          </w:p>
+        </w:tc>
+        <w:tc>
+          <w:tcPr>
+            <w:tcW w:type="dxa" w:w="4252"/>
+          </w:tcPr>
+          <w:p>
+            <w:r/>
+            <w:r>
+              <w:rPr>
+                <w:b w:val="0"/>
+                <w:sz w:val="20"/>
+              </w:rPr>
+              <w:t>8 semanas · 5 etapas · 5 rotinas do Claude · 2 pilotos · 2 integrações</w:t>
+            </w:r>
+          </w:p>
+        </w:tc>
+      </w:tr>
+      <w:tr>
+        <w:tc>
+          <w:tcPr>
+            <w:tcW w:type="dxa" w:w="2835"/>
+          </w:tcPr>
+          <w:p>
+            <w:r/>
+            <w:r>
+              <w:rPr>
+                <w:b w:val="0"/>
+                <w:sz w:val="20"/>
+              </w:rPr>
+              <w:t>Parcela 1 · 30%</w:t>
+            </w:r>
+          </w:p>
+        </w:tc>
+        <w:tc>
+          <w:tcPr>
+            <w:tcW w:type="dxa" w:w="1984"/>
+          </w:tcPr>
+          <w:p>
+            <w:r/>
+            <w:r>
+              <w:rPr>
+                <w:b w:val="0"/>
+                <w:sz w:val="20"/>
+              </w:rPr>
+              <w:t>R$ 9.570</w:t>
+            </w:r>
+          </w:p>
+        </w:tc>
+        <w:tc>
+          <w:tcPr>
+            <w:tcW w:type="dxa" w:w="4252"/>
+          </w:tcPr>
+          <w:p>
+            <w:r/>
+            <w:r>
+              <w:rPr>
+                <w:b w:val="0"/>
+                <w:sz w:val="20"/>
+              </w:rPr>
+              <w:t>No aceite da proposta (início da Etapa 1)</w:t>
+            </w:r>
+          </w:p>
+        </w:tc>
+      </w:tr>
+      <w:tr>
+        <w:tc>
+          <w:tcPr>
+            <w:tcW w:type="dxa" w:w="2835"/>
+          </w:tcPr>
+          <w:p>
+            <w:r/>
+            <w:r>
+              <w:rPr>
+                <w:b w:val="0"/>
+                <w:sz w:val="20"/>
+              </w:rPr>
+              <w:t>Parcela 2 · 35%</w:t>
+            </w:r>
+          </w:p>
+        </w:tc>
+        <w:tc>
+          <w:tcPr>
+            <w:tcW w:type="dxa" w:w="1984"/>
+          </w:tcPr>
+          <w:p>
+            <w:r/>
+            <w:r>
+              <w:rPr>
+                <w:b w:val="0"/>
+                <w:sz w:val="20"/>
+              </w:rPr>
+              <w:t>R$ 11.165</w:t>
+            </w:r>
+          </w:p>
+        </w:tc>
+        <w:tc>
+          <w:tcPr>
+            <w:tcW w:type="dxa" w:w="4252"/>
+          </w:tcPr>
+          <w:p>
+            <w:r/>
+            <w:r>
+              <w:rPr>
+                <w:b w:val="0"/>
+                <w:sz w:val="20"/>
+              </w:rPr>
+              <w:t>No aceite da Etapa 3 (biblioteca de 5 rotinas do Claude validada)</w:t>
+            </w:r>
+          </w:p>
+        </w:tc>
+      </w:tr>
+      <w:tr>
+        <w:tc>
+          <w:tcPr>
+            <w:tcW w:type="dxa" w:w="2835"/>
+          </w:tcPr>
+          <w:p>
+            <w:r/>
+            <w:r>
+              <w:rPr>
+                <w:b w:val="0"/>
+                <w:sz w:val="20"/>
+              </w:rPr>
+              <w:t>Parcela 3 · 35%</w:t>
+            </w:r>
+          </w:p>
+        </w:tc>
+        <w:tc>
+          <w:tcPr>
+            <w:tcW w:type="dxa" w:w="1984"/>
+          </w:tcPr>
+          <w:p>
+            <w:r/>
+            <w:r>
+              <w:rPr>
+                <w:b w:val="0"/>
+                <w:sz w:val="20"/>
+              </w:rPr>
+              <w:t>R$ 11.165</w:t>
+            </w:r>
+          </w:p>
+        </w:tc>
+        <w:tc>
+          <w:tcPr>
+            <w:tcW w:type="dxa" w:w="4252"/>
+          </w:tcPr>
+          <w:p>
+            <w:r/>
+            <w:r>
+              <w:rPr>
+                <w:b w:val="0"/>
+                <w:sz w:val="20"/>
+              </w:rPr>
+              <w:t>Na entrega final (homologação das Etapas 4 e 5)</w:t>
+            </w:r>
+          </w:p>
+        </w:tc>
+      </w:tr>
+    </w:tbl>
+    <w:p/>
+    <w:p>
+      <w:r>
+        <w:rPr>
+          <w:i w:val="0"/>
+        </w:rPr>
+        <w:t>Valor único, com escopo fechado. O contrato detalha o marco exato de cada parcela.</w:t>
       </w:r>
     </w:p>
     <w:p>
@@ -3592,7 +2206,109 @@
         <w:pStyle w:val="Heading3"/>
       </w:pPr>
       <w:r>
-        <w:t>Do consultor</w:t>
+        <w:t>Custos da Surcin, à parte e com aprovação prévia</w:t>
+      </w:r>
+    </w:p>
+    <w:p>
+      <w:r>
+        <w:rPr>
+          <w:i w:val="0"/>
+        </w:rPr>
+        <w:t>Planos do Claude e de outras ferramentas, uso de modelos de IA e integrações, automação, hospedagem, licenças, custo por conversa do WhatsApp Business, infraestrutura e eventuais terceiros.</w:t>
+      </w:r>
+    </w:p>
+    <w:p>
+      <w:pPr>
+        <w:pStyle w:val="Heading1"/>
+      </w:pPr>
+      <w:r>
+        <w:t>10. Princípios de implantação</w:t>
+      </w:r>
+    </w:p>
+    <w:p>
+      <w:pPr>
+        <w:pStyle w:val="ListBullet"/>
+      </w:pPr>
+      <w:r>
+        <w:rPr>
+          <w:b/>
+        </w:rPr>
+        <w:t xml:space="preserve">Processo antes de ferramenta. </w:t>
+      </w:r>
+      <w:r>
+        <w:t>Nada é automatizado antes de o fluxo estar validado; parâmetros fiscais são conferidos antes de qualquer automação.</w:t>
+      </w:r>
+    </w:p>
+    <w:p>
+      <w:pPr>
+        <w:pStyle w:val="ListBullet"/>
+      </w:pPr>
+      <w:r>
+        <w:rPr>
+          <w:b/>
+        </w:rPr>
+        <w:t xml:space="preserve">Confirmação humana. </w:t>
+      </w:r>
+      <w:r>
+        <w:t>Pesquisar, resumir e conferir podem ser automáticos; criar tarefa ou preparar mensagem exige confirmação e registro; pagar, protocolar, excluir e decidir é sempre humano.</w:t>
+      </w:r>
+    </w:p>
+    <w:p>
+      <w:pPr>
+        <w:pStyle w:val="ListBullet"/>
+      </w:pPr>
+      <w:r>
+        <w:rPr>
+          <w:b/>
+        </w:rPr>
+        <w:t xml:space="preserve">Ativos da Surcin. </w:t>
+      </w:r>
+      <w:r>
+        <w:t>Arquivos e materiais contratados ficam com a Surcin, com acesso de administrador ao que for dela. A R2 mantém a metodologia pré-existente.</w:t>
+      </w:r>
+    </w:p>
+    <w:p>
+      <w:pPr>
+        <w:pStyle w:val="ListBullet"/>
+      </w:pPr>
+      <w:r>
+        <w:rPr>
+          <w:b/>
+        </w:rPr>
+        <w:t xml:space="preserve">Segurança e LGPD. </w:t>
+      </w:r>
+      <w:r>
+        <w:t>Confidencialidade, minimização e segregação de dados por cliente, testes com dados anonimizados e credenciais em ambiente seguro.</w:t>
+      </w:r>
+    </w:p>
+    <w:p>
+      <w:pPr>
+        <w:pStyle w:val="ListBullet"/>
+      </w:pPr>
+      <w:r>
+        <w:rPr>
+          <w:b/>
+        </w:rPr>
+        <w:t xml:space="preserve">Continuidade. </w:t>
+      </w:r>
+      <w:r>
+        <w:t>Cada rotina tem alternativa manual e pode ser operada sem o consultor.</w:t>
+      </w:r>
+    </w:p>
+    <w:p>
+      <w:pPr>
+        <w:pStyle w:val="Heading1"/>
+      </w:pPr>
+      <w:r>
+        <w:t>11. Responsabilidades</w:t>
+      </w:r>
+    </w:p>
+    <w:p>
+      <w:pPr>
+        <w:pStyle w:val="Heading3"/>
+      </w:pPr>
+      <w:r>
+        <w:t>Da R2 Tech Consultoria</w:t>
       </w:r>
     </w:p>
     <w:p>
@@ -3608,7 +2324,7 @@
         <w:pStyle w:val="ListBullet"/>
       </w:pPr>
       <w:r>
-        <w:t>Entregar os documentos em formato editável, no OneDrive da Surcin.</w:t>
+        <w:t>Trabalhar no projeto todos os dias, inclusive sábados e domingos, de 03/11 a 23/12.</w:t>
       </w:r>
     </w:p>
     <w:p>
@@ -3616,7 +2332,15 @@
         <w:pStyle w:val="ListBullet"/>
       </w:pPr>
       <w:r>
-        <w:t>Manter sigilo sobre dados da empresa e de seus clientes, com acordo de confidencialidade.</w:t>
+        <w:t>Entregar os documentos em formato editável, no ambiente da Surcin.</w:t>
+      </w:r>
+    </w:p>
+    <w:p>
+      <w:pPr>
+        <w:pStyle w:val="ListBullet"/>
+      </w:pPr>
+      <w:r>
+        <w:t>Manter sigilo sobre os dados da empresa e de seus clientes, com acordo de confidencialidade.</w:t>
       </w:r>
     </w:p>
     <w:p>
@@ -3629,10 +2353,10 @@
     </w:p>
     <w:p>
       <w:pPr>
-        <w:pStyle w:val="ListBullet"/>
+        <w:pStyle w:val="Heading3"/>
       </w:pPr>
       <w:r>
-        <w:t>Trabalhar no projeto de segunda a sexta das 6h às 10h e depois das 19h30, além de sábados e domingos.</w:t>
+        <w:t>Da Surcin</w:t>
       </w:r>
     </w:p>
     <w:p>
@@ -3640,15 +2364,7 @@
         <w:pStyle w:val="ListBullet"/>
       </w:pPr>
       <w:r>
-        <w:t>Responder mensagens em até 1 dia útil, dentro dessas janelas.</w:t>
-      </w:r>
-    </w:p>
-    <w:p>
-      <w:pPr>
-        <w:pStyle w:val="Heading3"/>
-      </w:pPr>
-      <w:r>
-        <w:t>Da cliente</w:t>
+        <w:t>Aceitar a proposta até 30/10 e liberar os acessos no início do projeto.</w:t>
       </w:r>
     </w:p>
     <w:p>
@@ -3656,7 +2372,7 @@
         <w:pStyle w:val="ListBullet"/>
       </w:pPr>
       <w:r>
-        <w:t>Indicar a Júlia (ou outra pessoa) como ponto focal para acessos e agenda.</w:t>
+        <w:t>Indicar um ponto focal para acessos e agenda.</w:t>
       </w:r>
     </w:p>
     <w:p>
@@ -3664,7 +2380,7 @@
         <w:pStyle w:val="ListBullet"/>
       </w:pPr>
       <w:r>
-        <w:t>Liberar acesso de leitura ao Trello, à pasta Geral do OneDrive e aos passo a passos.</w:t>
+        <w:t>Liberar a equipe para entrevistas de cerca de 1 hora de 09 a 13/11 (sem entrevistas nos fechamentos, de 02 a 08/11).</w:t>
       </w:r>
     </w:p>
     <w:p>
@@ -3672,7 +2388,7 @@
         <w:pStyle w:val="ListBullet"/>
       </w:pPr>
       <w:r>
-        <w:t>Liberar a equipe para entrevistas de cerca de 1 hora, no início do expediente (antes das 10h) ou após as 19h30.</w:t>
+        <w:t>Fornecer dados autorizados para os pilotos.</w:t>
       </w:r>
     </w:p>
     <w:p>
@@ -3680,7 +2396,7 @@
         <w:pStyle w:val="ListBullet"/>
       </w:pPr>
       <w:r>
-        <w:t>Aplicar os controles combinados na rotina.</w:t>
+        <w:t>Responder e validar entregas em até 1 dia útil.</w:t>
       </w:r>
     </w:p>
     <w:p>
@@ -3688,7 +2404,7 @@
         <w:pStyle w:val="ListBullet"/>
       </w:pPr>
       <w:r>
-        <w:t>Responder dúvidas em até 2 dias úteis e validar entregas em até 5 dias úteis.</w:t>
+        <w:t>Não há reuniões na semana de 07 a 13/12, por causa da prova da Thamires.</w:t>
       </w:r>
     </w:p>
     <w:p>
@@ -3696,7 +2412,7 @@
         <w:pStyle w:val="Heading1"/>
       </w:pPr>
       <w:r>
-        <w:t>13. Condições gerais</w:t>
+        <w:t>12. Condições gerais</w:t>
       </w:r>
     </w:p>
     <w:p>
@@ -3704,7 +2420,7 @@
         <w:pStyle w:val="ListBullet"/>
       </w:pPr>
       <w:r>
-        <w:t>Reuniões preferencialmente online, dentro da disponibilidade do consultor: segunda a sexta das 6h às 10h e depois das 19h30, além de sábados e domingos.</w:t>
+        <w:t>As datas partem de um aceite até 30/10/2026. Aceite depois disso desloca o calendário.</w:t>
       </w:r>
     </w:p>
     <w:p>
@@ -3712,7 +2428,15 @@
         <w:pStyle w:val="ListBullet"/>
       </w:pPr>
       <w:r>
-        <w:t>Atrasos por falta de retorno ou de acesso deslocam o cronograma; pausas de mais de 10 dias reagendam o projeto.</w:t>
+        <w:t>02/11 (Finados) e 20/11 (Consciência Negra) são feriados e não terão reuniões.</w:t>
+      </w:r>
+    </w:p>
+    <w:p>
+      <w:pPr>
+        <w:pStyle w:val="ListBullet"/>
+      </w:pPr>
+      <w:r>
+        <w:t>Atrasos por falta de retorno, acesso ou dados deslocam o cronograma.</w:t>
       </w:r>
     </w:p>
     <w:p>
@@ -3728,7 +2452,7 @@
         <w:pStyle w:val="ListBullet"/>
       </w:pPr>
       <w:r>
-        <w:t>Os documentos produzidos são da Surcin após a quitação de cada parcela.</w:t>
+        <w:t>Os materiais produzidos passam a ser da Surcin após a quitação de cada parcela.</w:t>
       </w:r>
     </w:p>
     <w:p>
@@ -3736,7 +2460,7 @@
         <w:pStyle w:val="ListBullet"/>
       </w:pPr>
       <w:r>
-        <w:t>Validade desta proposta: 15 dias a partir de 15/10/2026.</w:t>
+        <w:t>Validade desta proposta: até 30/10/2026.</w:t>
       </w:r>
     </w:p>
     <w:p>
@@ -3744,7 +2468,7 @@
         <w:pStyle w:val="Heading1"/>
       </w:pPr>
       <w:r>
-        <w:t>14. Próximos passos</w:t>
+        <w:t>13. Próximos passos</w:t>
       </w:r>
     </w:p>
     <w:p>
@@ -3752,7 +2476,7 @@
         <w:pStyle w:val="ListNumber"/>
       </w:pPr>
       <w:r>
-        <w:t>Escolha da opção (Essencial ou Completa) e aceite.</w:t>
+        <w:t>Aceite da proposta: confirmação de escopo e investimento.</w:t>
       </w:r>
     </w:p>
     <w:p>
@@ -3760,7 +2484,7 @@
         <w:pStyle w:val="ListNumber"/>
       </w:pPr>
       <w:r>
-        <w:t>Acordo de confidencialidade.</w:t>
+        <w:t>Contrato e confidencialidade: marcos, LGPD e propriedade formalizados.</w:t>
       </w:r>
     </w:p>
     <w:p>
@@ -3768,7 +2492,15 @@
         <w:pStyle w:val="ListNumber"/>
       </w:pPr>
       <w:r>
-        <w:t>Kick-off na semana de 19/10 e agenda das entrevistas.</w:t>
+        <w:t>Acessos e materiais: levantamento do que a Etapa 1 precisa.</w:t>
+      </w:r>
+    </w:p>
+    <w:p>
+      <w:pPr>
+        <w:pStyle w:val="ListNumber"/>
+      </w:pPr>
+      <w:r>
+        <w:t>Reunião de abertura em 03/11, com o aceite até 30/10.</w:t>
       </w:r>
     </w:p>
     <w:p>
@@ -3777,7 +2509,7 @@
           <w:i w:val="0"/>
         </w:rPr>
         <w:br/>
-        <w:t>Renato Romão · Consultor responsável · R2 Tech Consultoria · r2techconsultoria@gmail.com · [telefone]</w:t>
+        <w:t>Renato Romão · R2 Tech Consultoria · r2techconsultoria@gmail.com</w:t>
       </w:r>
     </w:p>
     <w:sectPr>

--- a/proposta-surcin/04-proposta-comercial.docx
+++ b/proposta-surcin/04-proposta-comercial.docx
@@ -28,7 +28,7 @@
           <w:color w:val="595959"/>
           <w:sz w:val="18"/>
         </w:rPr>
-        <w:t>Versão 5 · 22/10/2026 · oferta única · válida até 30/10/2026</w:t>
+        <w:t>Versão 6 · 26/10/2026 · oferta única · válida até 30/10/2026</w:t>
       </w:r>
     </w:p>
     <w:p>
@@ -2092,7 +2092,7 @@
                 <w:b w:val="0"/>
                 <w:sz w:val="20"/>
               </w:rPr>
-              <w:t>No aceite da proposta (início da Etapa 1)</w:t>
+              <w:t>03/11/2026 · início do projeto</w:t>
             </w:r>
           </w:p>
         </w:tc>
@@ -2139,7 +2139,7 @@
                 <w:b w:val="0"/>
                 <w:sz w:val="20"/>
               </w:rPr>
-              <w:t>No aceite da Etapa 3 (biblioteca de 5 rotinas do Claude validada)</w:t>
+              <w:t>01/12/2026 · meio do projeto</w:t>
             </w:r>
           </w:p>
         </w:tc>
@@ -2186,7 +2186,7 @@
                 <w:b w:val="0"/>
                 <w:sz w:val="20"/>
               </w:rPr>
-              <w:t>Na entrega final (homologação das Etapas 4 e 5)</w:t>
+              <w:t>05/01/2027 · fim do projeto, após a entrega final de 23/12</w:t>
             </w:r>
           </w:p>
         </w:tc>
@@ -2198,7 +2198,7 @@
         <w:rPr>
           <w:i w:val="0"/>
         </w:rPr>
-        <w:t>Valor único, com escopo fechado. O contrato detalha o marco exato de cada parcela.</w:t>
+        <w:t>Valor único, com escopo fechado. As parcelas seguem o calendário do projeto, com vencimento em datas fixas: início, meio e fim.</w:t>
       </w:r>
     </w:p>
     <w:p>

--- a/proposta-surcin/04-proposta-comercial.docx
+++ b/proposta-surcin/04-proposta-comercial.docx
@@ -28,7 +28,7 @@
           <w:color w:val="595959"/>
           <w:sz w:val="18"/>
         </w:rPr>
-        <w:t>Versão 6 · 26/10/2026 · oferta única · válida até 30/10/2026</w:t>
+        <w:t>Versão 7 · 30/10/2026 · oferta única · válida até 03/11/2026</w:t>
       </w:r>
     </w:p>
     <w:p>
@@ -52,7 +52,7 @@
         <w:rPr>
           <w:i w:val="0"/>
         </w:rPr>
-        <w:t>O objetivo é que, a partir de janeiro de 2027, a equipe opere com papéis claros, fluxos documentados, rotinas do Claude testadas e indicadores por área, sem depender da Thamires para cada decisão. A ordem é sempre a mesma: primeiro processo e controle, depois ferramenta e automação assistida.</w:t>
+        <w:t>O objetivo é que, na entrega final, em fevereiro de 2027, a equipe opere com papéis claros, fluxos documentados, rotinas do Claude testadas e indicadores por área, sem depender da Thamires para cada decisão. A ordem é sempre a mesma: primeiro processo e controle, depois ferramenta e automação assistida.</w:t>
       </w:r>
     </w:p>
     <w:p>
@@ -148,7 +148,15 @@
         <w:rPr>
           <w:i w:val="0"/>
         </w:rPr>
-        <w:t>Um projeto deste porte normalmente leva cerca de 18 semanas. Para atender ao prazo da Surcin, ele foi condensado em 8 semanas, de 03/11 a 23/12/2026, com etapas sobrepostas. A partir de janeiro, a Surcin opera com o que foi implantado.</w:t>
+        <w:t>O serviço é contratado por inteiro e entregue em cinco etapas, em dois períodos de trabalho. Primeiro a organização da empresa, em um ritmo que cabe na agenda da Surcin, de 03/11 a 04/12/2026. Depois de uma pausa, a implantação do Claude, dos pilotos e da avaliação, de 04/01 a 12/02/2027.</w:t>
+      </w:r>
+    </w:p>
+    <w:p>
+      <w:pPr>
+        <w:pStyle w:val="Heading3"/>
+      </w:pPr>
+      <w:r>
+        <w:t>Organização · Etapas 1 e 2 · 03/11 a 04/12/2026 · 70 h</w:t>
       </w:r>
     </w:p>
     <w:tbl>
@@ -280,7 +288,7 @@
                 <w:b w:val="0"/>
                 <w:sz w:val="20"/>
               </w:rPr>
-              <w:t>03 a 13/11</w:t>
+              <w:t>03 a 19/11</w:t>
             </w:r>
           </w:p>
         </w:tc>
@@ -357,7 +365,7 @@
                 <w:b w:val="0"/>
                 <w:sz w:val="20"/>
               </w:rPr>
-              <w:t>16 a 29/11</w:t>
+              <w:t>23/11 a 04/12</w:t>
             </w:r>
           </w:p>
         </w:tc>
@@ -387,7 +395,7 @@
                 <w:b w:val="0"/>
                 <w:sz w:val="20"/>
               </w:rPr>
-              <w:t>Organograma funcional, matriz de responsabilidades e alçadas; jornada de entrada do cliente e passagem formal; redesenho de até 5 fluxos; controles prioritários; indicadores por área e competências por papel</w:t>
+              <w:t>Organograma funcional, matriz de responsabilidades e alçadas; jornada de entrada do cliente e passagem formal; redesenho de até 5 fluxos; controles prioritários e proposta de evolução da Júlia; indicadores por área e competências por papel</w:t>
             </w:r>
           </w:p>
         </w:tc>
@@ -403,6 +411,201 @@
                 <w:sz w:val="20"/>
               </w:rPr>
               <w:t>Fluxos futuros, responsabilidades e listas de verificação aprovados</w:t>
+            </w:r>
+          </w:p>
+        </w:tc>
+      </w:tr>
+      <w:tr>
+        <w:tc>
+          <w:tcPr>
+            <w:tcW w:type="dxa" w:w="1814"/>
+          </w:tcPr>
+          <w:p>
+            <w:r/>
+            <w:r>
+              <w:rPr>
+                <w:b/>
+                <w:sz w:val="20"/>
+              </w:rPr>
+              <w:t>Subtotal</w:t>
+            </w:r>
+          </w:p>
+        </w:tc>
+        <w:tc>
+          <w:tcPr>
+            <w:tcW w:type="dxa" w:w="1247"/>
+          </w:tcPr>
+          <w:p>
+            <w:r/>
+            <w:r>
+              <w:rPr>
+                <w:b/>
+                <w:sz w:val="20"/>
+              </w:rPr>
+              <w:t>5 semanas</w:t>
+            </w:r>
+          </w:p>
+        </w:tc>
+        <w:tc>
+          <w:tcPr>
+            <w:tcW w:type="dxa" w:w="794"/>
+          </w:tcPr>
+          <w:p>
+            <w:r/>
+            <w:r>
+              <w:rPr>
+                <w:b/>
+                <w:sz w:val="20"/>
+              </w:rPr>
+              <w:t>70 h</w:t>
+            </w:r>
+          </w:p>
+        </w:tc>
+        <w:tc>
+          <w:tcPr>
+            <w:tcW w:type="dxa" w:w="3175"/>
+          </w:tcPr>
+          <w:p>
+            <w:r/>
+            <w:r>
+              <w:rPr>
+                <w:b w:val="0"/>
+                <w:sz w:val="20"/>
+              </w:rPr>
+            </w:r>
+          </w:p>
+        </w:tc>
+        <w:tc>
+          <w:tcPr>
+            <w:tcW w:type="dxa" w:w="2381"/>
+          </w:tcPr>
+          <w:p>
+            <w:r/>
+            <w:r>
+              <w:rPr>
+                <w:b w:val="0"/>
+                <w:sz w:val="20"/>
+              </w:rPr>
+            </w:r>
+          </w:p>
+        </w:tc>
+      </w:tr>
+    </w:tbl>
+    <w:p/>
+    <w:p>
+      <w:r>
+        <w:rPr>
+          <w:i w:val="0"/>
+        </w:rPr>
+        <w:t>Pausa entre 04/12/2026 e 04/01/2027, sem reuniões de 07 a 13/12.</w:t>
+      </w:r>
+    </w:p>
+    <w:p>
+      <w:pPr>
+        <w:pStyle w:val="Heading3"/>
+      </w:pPr>
+      <w:r>
+        <w:t>Implantação · Etapas 3 a 5 · 04/01 a 12/02/2027 · 151 h</w:t>
+      </w:r>
+    </w:p>
+    <w:tbl>
+      <w:tblPr>
+        <w:tblStyle w:val="TableGrid"/>
+        <w:tblW w:type="auto" w:w="0"/>
+        <w:jc w:val="center"/>
+        <w:tblLayout w:type="fixed"/>
+        <w:tblLook w:firstColumn="1" w:firstRow="1" w:lastColumn="0" w:lastRow="0" w:noHBand="0" w:noVBand="1" w:val="04A0"/>
+      </w:tblPr>
+      <w:tblGrid>
+        <w:gridCol w:w="1814"/>
+        <w:gridCol w:w="1247"/>
+        <w:gridCol w:w="794"/>
+        <w:gridCol w:w="3175"/>
+        <w:gridCol w:w="2381"/>
+      </w:tblGrid>
+      <w:tr>
+        <w:tc>
+          <w:tcPr>
+            <w:tcW w:type="dxa" w:w="1814"/>
+            <w:shd w:val="clear" w:color="auto" w:fill="1F3A5F"/>
+          </w:tcPr>
+          <w:p>
+            <w:r/>
+            <w:r>
+              <w:rPr>
+                <w:b/>
+                <w:color w:val="FFFFFF"/>
+                <w:sz w:val="20"/>
+              </w:rPr>
+              <w:t>Etapa</w:t>
+            </w:r>
+          </w:p>
+        </w:tc>
+        <w:tc>
+          <w:tcPr>
+            <w:tcW w:type="dxa" w:w="1247"/>
+            <w:shd w:val="clear" w:color="auto" w:fill="1F3A5F"/>
+          </w:tcPr>
+          <w:p>
+            <w:r/>
+            <w:r>
+              <w:rPr>
+                <w:b/>
+                <w:color w:val="FFFFFF"/>
+                <w:sz w:val="20"/>
+              </w:rPr>
+              <w:t>Período</w:t>
+            </w:r>
+          </w:p>
+        </w:tc>
+        <w:tc>
+          <w:tcPr>
+            <w:tcW w:type="dxa" w:w="794"/>
+            <w:shd w:val="clear" w:color="auto" w:fill="1F3A5F"/>
+          </w:tcPr>
+          <w:p>
+            <w:r/>
+            <w:r>
+              <w:rPr>
+                <w:b/>
+                <w:color w:val="FFFFFF"/>
+                <w:sz w:val="20"/>
+              </w:rPr>
+              <w:t>Horas</w:t>
+            </w:r>
+          </w:p>
+        </w:tc>
+        <w:tc>
+          <w:tcPr>
+            <w:tcW w:type="dxa" w:w="3175"/>
+            <w:shd w:val="clear" w:color="auto" w:fill="1F3A5F"/>
+          </w:tcPr>
+          <w:p>
+            <w:r/>
+            <w:r>
+              <w:rPr>
+                <w:b/>
+                <w:color w:val="FFFFFF"/>
+                <w:sz w:val="20"/>
+              </w:rPr>
+              <w:t>O que entrega</w:t>
+            </w:r>
+          </w:p>
+        </w:tc>
+        <w:tc>
+          <w:tcPr>
+            <w:tcW w:type="dxa" w:w="2381"/>
+            <w:shd w:val="clear" w:color="auto" w:fill="1F3A5F"/>
+          </w:tcPr>
+          <w:p>
+            <w:r/>
+            <w:r>
+              <w:rPr>
+                <w:b/>
+                <w:color w:val="FFFFFF"/>
+                <w:sz w:val="20"/>
+              </w:rPr>
+              <w:t>Aceite</w:t>
             </w:r>
           </w:p>
         </w:tc>
@@ -434,7 +637,7 @@
                 <w:b w:val="0"/>
                 <w:sz w:val="20"/>
               </w:rPr>
-              <w:t>23/11 a 13/12</w:t>
+              <w:t>04 a 22/01</w:t>
             </w:r>
           </w:p>
         </w:tc>
@@ -511,7 +714,7 @@
                 <w:b w:val="0"/>
                 <w:sz w:val="20"/>
               </w:rPr>
-              <w:t>07 a 20/12</w:t>
+              <w:t>18/01 a 05/02</w:t>
             </w:r>
           </w:p>
         </w:tc>
@@ -588,7 +791,7 @@
                 <w:b w:val="0"/>
                 <w:sz w:val="20"/>
               </w:rPr>
-              <w:t>14 a 23/12</w:t>
+              <w:t>01 a 12/02</w:t>
             </w:r>
           </w:p>
         </w:tc>
@@ -650,7 +853,7 @@
                 <w:b/>
                 <w:sz w:val="20"/>
               </w:rPr>
-              <w:t>Total</w:t>
+              <w:t>Subtotal</w:t>
             </w:r>
           </w:p>
         </w:tc>
@@ -665,7 +868,7 @@
                 <w:b/>
                 <w:sz w:val="20"/>
               </w:rPr>
-              <w:t>8 semanas</w:t>
+              <w:t>6 semanas</w:t>
             </w:r>
           </w:p>
         </w:tc>
@@ -680,7 +883,7 @@
                 <w:b/>
                 <w:sz w:val="20"/>
               </w:rPr>
-              <w:t>~221 h</w:t>
+              <w:t>151 h</w:t>
             </w:r>
           </w:p>
         </w:tc>
@@ -736,7 +939,7 @@
               <w:rPr>
                 <w:sz w:val="20"/>
               </w:rPr>
-              <w:t>Dois meses intensivos. Para entregar tudo funcionando até 23/12, a R2 trabalha no projeto todos os dias, inclusive sábados e domingos: são cerca de 221 horas, ou cerca de 4h15 por dia, de 03/11 a 23/12. Não há folga no calendário: o prazo depende de entrevistas, acessos e dados chegarem nas datas.</w:t>
+              <w:t>Cerca de 221 horas de trabalho da R2 no total: 70 h na organização e 151 h na implantação. As datas partem de um aceite até 03/11/2026. Atrasos de entrevistas, acessos ou dados deslocam o calendário.</w:t>
             </w:r>
           </w:p>
         </w:tc>
@@ -2045,7 +2248,7 @@
                 <w:b w:val="0"/>
                 <w:sz w:val="20"/>
               </w:rPr>
-              <w:t>8 semanas · 5 etapas · 5 rotinas do Claude · 2 pilotos · 2 integrações</w:t>
+              <w:t>Serviço completo · 5 etapas · 5 rotinas do Claude · 2 pilotos · 2 integrações</w:t>
             </w:r>
           </w:p>
         </w:tc>
@@ -2062,7 +2265,7 @@
                 <w:b w:val="0"/>
                 <w:sz w:val="20"/>
               </w:rPr>
-              <w:t>Parcela 1 · 30%</w:t>
+              <w:t>Pagamento</w:t>
             </w:r>
           </w:p>
         </w:tc>
@@ -2077,7 +2280,7 @@
                 <w:b w:val="0"/>
                 <w:sz w:val="20"/>
               </w:rPr>
-              <w:t>R$ 9.570</w:t>
+              <w:t>10 x R$ 3.190</w:t>
             </w:r>
           </w:p>
         </w:tc>
@@ -2092,7 +2295,7 @@
                 <w:b w:val="0"/>
                 <w:sz w:val="20"/>
               </w:rPr>
-              <w:t>03/11/2026 · início do projeto</w:t>
+              <w:t>Parcelas mensais, a primeira em 03/11/2026 e a última em agosto de 2027</w:t>
             </w:r>
           </w:p>
         </w:tc>
@@ -2109,7 +2312,7 @@
                 <w:b w:val="0"/>
                 <w:sz w:val="20"/>
               </w:rPr>
-              <w:t>Parcela 2 · 35%</w:t>
+              <w:t>Início</w:t>
             </w:r>
           </w:p>
         </w:tc>
@@ -2124,7 +2327,6 @@
                 <w:b w:val="0"/>
                 <w:sz w:val="20"/>
               </w:rPr>
-              <w:t>R$ 11.165</w:t>
             </w:r>
           </w:p>
         </w:tc>
@@ -2139,7 +2341,7 @@
                 <w:b w:val="0"/>
                 <w:sz w:val="20"/>
               </w:rPr>
-              <w:t>01/12/2026 · meio do projeto</w:t>
+              <w:t>03/11/2026 · reunião de abertura</w:t>
             </w:r>
           </w:p>
         </w:tc>
@@ -2156,7 +2358,7 @@
                 <w:b w:val="0"/>
                 <w:sz w:val="20"/>
               </w:rPr>
-              <w:t>Parcela 3 · 35%</w:t>
+              <w:t>Meio</w:t>
             </w:r>
           </w:p>
         </w:tc>
@@ -2171,7 +2373,6 @@
                 <w:b w:val="0"/>
                 <w:sz w:val="20"/>
               </w:rPr>
-              <w:t>R$ 11.165</w:t>
             </w:r>
           </w:p>
         </w:tc>
@@ -2186,7 +2387,53 @@
                 <w:b w:val="0"/>
                 <w:sz w:val="20"/>
               </w:rPr>
-              <w:t>05/01/2027 · fim do projeto, após a entrega final de 23/12</w:t>
+              <w:t>04/12/2026 · fim da organização (Etapas 1 e 2)</w:t>
+            </w:r>
+          </w:p>
+        </w:tc>
+      </w:tr>
+      <w:tr>
+        <w:tc>
+          <w:tcPr>
+            <w:tcW w:type="dxa" w:w="2835"/>
+          </w:tcPr>
+          <w:p>
+            <w:r/>
+            <w:r>
+              <w:rPr>
+                <w:b w:val="0"/>
+                <w:sz w:val="20"/>
+              </w:rPr>
+              <w:t>Fim</w:t>
+            </w:r>
+          </w:p>
+        </w:tc>
+        <w:tc>
+          <w:tcPr>
+            <w:tcW w:type="dxa" w:w="1984"/>
+          </w:tcPr>
+          <w:p>
+            <w:r/>
+            <w:r>
+              <w:rPr>
+                <w:b w:val="0"/>
+                <w:sz w:val="20"/>
+              </w:rPr>
+            </w:r>
+          </w:p>
+        </w:tc>
+        <w:tc>
+          <w:tcPr>
+            <w:tcW w:type="dxa" w:w="4252"/>
+          </w:tcPr>
+          <w:p>
+            <w:r/>
+            <w:r>
+              <w:rPr>
+                <w:b w:val="0"/>
+                <w:sz w:val="20"/>
+              </w:rPr>
+              <w:t>12/02/2027 · entrega final</w:t>
             </w:r>
           </w:p>
         </w:tc>
@@ -2198,7 +2445,7 @@
         <w:rPr>
           <w:i w:val="0"/>
         </w:rPr>
-        <w:t>Valor único, com escopo fechado. As parcelas seguem o calendário do projeto, com vencimento em datas fixas: início, meio e fim.</w:t>
+        <w:t>Valor único pelo serviço completo, com escopo fechado, pago em 10 parcelas mensais. A entrega termina antes do fim do pagamento.</w:t>
       </w:r>
     </w:p>
     <w:p>
@@ -2324,14 +2571,6 @@
         <w:pStyle w:val="ListBullet"/>
       </w:pPr>
       <w:r>
-        <w:t>Trabalhar no projeto todos os dias, inclusive sábados e domingos, de 03/11 a 23/12.</w:t>
-      </w:r>
-    </w:p>
-    <w:p>
-      <w:pPr>
-        <w:pStyle w:val="ListBullet"/>
-      </w:pPr>
-      <w:r>
         <w:t>Entregar os documentos em formato editável, no ambiente da Surcin.</w:t>
       </w:r>
     </w:p>
@@ -2364,7 +2603,7 @@
         <w:pStyle w:val="ListBullet"/>
       </w:pPr>
       <w:r>
-        <w:t>Aceitar a proposta até 30/10 e liberar os acessos no início do projeto.</w:t>
+        <w:t>Aceitar a proposta até 03/11 e liberar os acessos no início do projeto.</w:t>
       </w:r>
     </w:p>
     <w:p>
@@ -2388,7 +2627,7 @@
         <w:pStyle w:val="ListBullet"/>
       </w:pPr>
       <w:r>
-        <w:t>Fornecer dados autorizados para os pilotos.</w:t>
+        <w:t>Fornecer até 18/12 os dados autorizados para os pilotos.</w:t>
       </w:r>
     </w:p>
     <w:p>
@@ -2404,7 +2643,7 @@
         <w:pStyle w:val="ListBullet"/>
       </w:pPr>
       <w:r>
-        <w:t>Não há reuniões na semana de 07 a 13/12, por causa da prova da Thamires.</w:t>
+        <w:t>Não há reuniões na semana de 07 a 13/12.</w:t>
       </w:r>
     </w:p>
     <w:p>
@@ -2420,7 +2659,7 @@
         <w:pStyle w:val="ListBullet"/>
       </w:pPr>
       <w:r>
-        <w:t>As datas partem de um aceite até 30/10/2026. Aceite depois disso desloca o calendário.</w:t>
+        <w:t>As datas partem de um aceite até 03/11/2026. Aceite depois disso desloca o calendário.</w:t>
       </w:r>
     </w:p>
     <w:p>
@@ -2428,7 +2667,7 @@
         <w:pStyle w:val="ListBullet"/>
       </w:pPr>
       <w:r>
-        <w:t>02/11 (Finados) e 20/11 (Consciência Negra) são feriados e não terão reuniões.</w:t>
+        <w:t>02/11 (Finados) e 20/11 (Consciência Negra) são feriados e não terão reuniões. Não há reuniões de 07 a 13/12.</w:t>
       </w:r>
     </w:p>
     <w:p>
@@ -2460,7 +2699,7 @@
         <w:pStyle w:val="ListBullet"/>
       </w:pPr>
       <w:r>
-        <w:t>Validade desta proposta: até 30/10/2026.</w:t>
+        <w:t>Validade desta proposta: até 03/11/2026.</w:t>
       </w:r>
     </w:p>
     <w:p>
@@ -2500,7 +2739,7 @@
         <w:pStyle w:val="ListNumber"/>
       </w:pPr>
       <w:r>
-        <w:t>Reunião de abertura em 03/11, com o aceite até 30/10.</w:t>
+        <w:t>Reunião de abertura em 03/11.</w:t>
       </w:r>
     </w:p>
     <w:p>
